--- a/Automated_testing_playwright.docx
+++ b/Automated_testing_playwright.docx
@@ -413,7 +413,6 @@
         </w:rPr>
         <w:t xml:space="preserve">To create the root of the folder - &gt; type in your terminal </w:t>
       </w:r>
-      <w:proofErr w:type="spellStart"/>
       <w:r>
         <w:rPr>
           <w:b/>
@@ -422,9 +421,41 @@
           <w:szCs w:val="24"/>
           <w:lang w:val="en-US"/>
         </w:rPr>
-        <w:t>npm</w:t>
-      </w:r>
-      <w:proofErr w:type="spellEnd"/>
+        <w:t>npm init</w:t>
+      </w:r>
+    </w:p>
+    <w:p>
+      <w:pPr>
+        <w:rPr>
+          <w:sz w:val="24"/>
+          <w:szCs w:val="24"/>
+          <w:lang w:val="en-US"/>
+        </w:rPr>
+      </w:pPr>
+      <w:r>
+        <w:rPr>
+          <w:sz w:val="24"/>
+          <w:szCs w:val="24"/>
+          <w:lang w:val="en-US"/>
+        </w:rPr>
+        <w:t xml:space="preserve">Install prettier </w:t>
+      </w:r>
+      <w:r>
+        <w:rPr>
+          <w:sz w:val="24"/>
+          <w:szCs w:val="24"/>
+          <w:lang w:val="en-US"/>
+        </w:rPr>
+        <w:t xml:space="preserve">for a clean code </w:t>
+      </w:r>
+      <w:r>
+        <w:rPr>
+          <w:sz w:val="24"/>
+          <w:szCs w:val="24"/>
+          <w:lang w:val="en-US"/>
+        </w:rPr>
+        <w:t xml:space="preserve">-&gt; </w:t>
+      </w:r>
       <w:r>
         <w:rPr>
           <w:b/>
@@ -433,74 +464,7 @@
           <w:szCs w:val="24"/>
           <w:lang w:val="en-US"/>
         </w:rPr>
-        <w:t xml:space="preserve"> </w:t>
-      </w:r>
-      <w:proofErr w:type="spellStart"/>
-      <w:r>
-        <w:rPr>
-          <w:b/>
-          <w:bCs/>
-          <w:sz w:val="24"/>
-          <w:szCs w:val="24"/>
-          <w:lang w:val="en-US"/>
-        </w:rPr>
-        <w:t>init</w:t>
-      </w:r>
-      <w:proofErr w:type="spellEnd"/>
-    </w:p>
-    <w:p>
-      <w:pPr>
-        <w:rPr>
-          <w:sz w:val="24"/>
-          <w:szCs w:val="24"/>
-          <w:lang w:val="en-US"/>
-        </w:rPr>
-      </w:pPr>
-      <w:r>
-        <w:rPr>
-          <w:sz w:val="24"/>
-          <w:szCs w:val="24"/>
-          <w:lang w:val="en-US"/>
-        </w:rPr>
-        <w:t xml:space="preserve">Install prettier </w:t>
-      </w:r>
-      <w:r>
-        <w:rPr>
-          <w:sz w:val="24"/>
-          <w:szCs w:val="24"/>
-          <w:lang w:val="en-US"/>
-        </w:rPr>
-        <w:t xml:space="preserve">for a clean code </w:t>
-      </w:r>
-      <w:r>
-        <w:rPr>
-          <w:sz w:val="24"/>
-          <w:szCs w:val="24"/>
-          <w:lang w:val="en-US"/>
-        </w:rPr>
-        <w:t xml:space="preserve">-&gt; </w:t>
-      </w:r>
-      <w:proofErr w:type="spellStart"/>
-      <w:r>
-        <w:rPr>
-          <w:b/>
-          <w:bCs/>
-          <w:sz w:val="24"/>
-          <w:szCs w:val="24"/>
-          <w:lang w:val="en-US"/>
-        </w:rPr>
-        <w:t>npm</w:t>
-      </w:r>
-      <w:proofErr w:type="spellEnd"/>
-      <w:r>
-        <w:rPr>
-          <w:b/>
-          <w:bCs/>
-          <w:sz w:val="24"/>
-          <w:szCs w:val="24"/>
-          <w:lang w:val="en-US"/>
-        </w:rPr>
-        <w:t xml:space="preserve"> install prettier</w:t>
+        <w:t>npm install prettier</w:t>
       </w:r>
     </w:p>
     <w:p>
@@ -521,7 +485,6 @@
         </w:rPr>
         <w:t xml:space="preserve">Create a new file named </w:t>
       </w:r>
-      <w:proofErr w:type="spellStart"/>
       <w:r>
         <w:rPr>
           <w:b/>
@@ -531,259 +494,256 @@
           <w:szCs w:val="24"/>
           <w:lang w:val="en-US"/>
         </w:rPr>
-        <w:t>prettierrc</w:t>
-      </w:r>
-      <w:proofErr w:type="spellEnd"/>
+        <w:t xml:space="preserve">prettierrc </w:t>
+      </w:r>
+      <w:r>
+        <w:rPr>
+          <w:sz w:val="24"/>
+          <w:szCs w:val="24"/>
+          <w:lang w:val="en-US"/>
+        </w:rPr>
+        <w:t>and write</w:t>
+      </w:r>
+      <w:r>
+        <w:rPr>
+          <w:sz w:val="24"/>
+          <w:szCs w:val="24"/>
+          <w:lang w:val="en-US"/>
+        </w:rPr>
+        <w:t xml:space="preserve"> inside the file:</w:t>
+      </w:r>
+    </w:p>
+    <w:p>
+      <w:pPr>
+        <w:shd w:val="clear" w:color="auto" w:fill="282C34"/>
+        <w:spacing w:line="360" w:lineRule="atLeast"/>
+        <w:rPr>
+          <w:rFonts w:ascii="Consolas" w:eastAsia="Times New Roman" w:hAnsi="Consolas" w:cs="Times New Roman"/>
+          <w:color w:val="BBBBBB"/>
+          <w:sz w:val="27"/>
+          <w:szCs w:val="27"/>
+          <w:lang w:eastAsia="ro-RO"/>
+        </w:rPr>
+      </w:pPr>
+      <w:r>
+        <w:rPr>
+          <w:sz w:val="24"/>
+          <w:szCs w:val="24"/>
+          <w:lang w:val="en-US"/>
+        </w:rPr>
+        <w:t xml:space="preserve"> </w:t>
+      </w:r>
+      <w:r>
+        <w:rPr>
+          <w:rFonts w:ascii="Consolas" w:eastAsia="Times New Roman" w:hAnsi="Consolas" w:cs="Times New Roman"/>
+          <w:color w:val="BBBBBB"/>
+          <w:sz w:val="27"/>
+          <w:szCs w:val="27"/>
+          <w:lang w:eastAsia="ro-RO"/>
+        </w:rPr>
+        <w:t>{</w:t>
+      </w:r>
+    </w:p>
+    <w:p>
+      <w:pPr>
+        <w:shd w:val="clear" w:color="auto" w:fill="282C34"/>
+        <w:spacing w:after="0" w:line="360" w:lineRule="atLeast"/>
+        <w:rPr>
+          <w:rFonts w:ascii="Consolas" w:eastAsia="Times New Roman" w:hAnsi="Consolas" w:cs="Times New Roman"/>
+          <w:color w:val="BBBBBB"/>
+          <w:sz w:val="27"/>
+          <w:szCs w:val="27"/>
+          <w:lang w:eastAsia="ro-RO"/>
+        </w:rPr>
+      </w:pPr>
+      <w:r>
+        <w:rPr>
+          <w:rFonts w:ascii="Consolas" w:eastAsia="Times New Roman" w:hAnsi="Consolas" w:cs="Times New Roman"/>
+          <w:color w:val="BBBBBB"/>
+          <w:sz w:val="27"/>
+          <w:szCs w:val="27"/>
+          <w:lang w:eastAsia="ro-RO"/>
+        </w:rPr>
+        <w:t xml:space="preserve">  </w:t>
+      </w:r>
+      <w:r>
+        <w:rPr>
+          <w:rFonts w:ascii="Consolas" w:eastAsia="Times New Roman" w:hAnsi="Consolas" w:cs="Times New Roman"/>
+          <w:color w:val="56B6C2"/>
+          <w:sz w:val="27"/>
+          <w:szCs w:val="27"/>
+          <w:lang w:eastAsia="ro-RO"/>
+        </w:rPr>
+        <w:t>"semi"</w:t>
+      </w:r>
+      <w:r>
+        <w:rPr>
+          <w:rFonts w:ascii="Consolas" w:eastAsia="Times New Roman" w:hAnsi="Consolas" w:cs="Times New Roman"/>
+          <w:color w:val="ABB2BF"/>
+          <w:sz w:val="27"/>
+          <w:szCs w:val="27"/>
+          <w:lang w:eastAsia="ro-RO"/>
+        </w:rPr>
+        <w:t>:</w:t>
+      </w:r>
+      <w:r>
+        <w:rPr>
+          <w:rFonts w:ascii="Consolas" w:eastAsia="Times New Roman" w:hAnsi="Consolas" w:cs="Times New Roman"/>
+          <w:color w:val="BBBBBB"/>
+          <w:sz w:val="27"/>
+          <w:szCs w:val="27"/>
+          <w:lang w:eastAsia="ro-RO"/>
+        </w:rPr>
+        <w:t xml:space="preserve"> </w:t>
+      </w:r>
+      <w:r>
+        <w:rPr>
+          <w:rFonts w:ascii="Consolas" w:eastAsia="Times New Roman" w:hAnsi="Consolas" w:cs="Times New Roman"/>
+          <w:color w:val="56B6C2"/>
+          <w:sz w:val="27"/>
+          <w:szCs w:val="27"/>
+          <w:lang w:eastAsia="ro-RO"/>
+        </w:rPr>
+        <w:t>false</w:t>
+      </w:r>
+      <w:r>
+        <w:rPr>
+          <w:rFonts w:ascii="Consolas" w:eastAsia="Times New Roman" w:hAnsi="Consolas" w:cs="Times New Roman"/>
+          <w:color w:val="ABB2BF"/>
+          <w:sz w:val="27"/>
+          <w:szCs w:val="27"/>
+          <w:lang w:eastAsia="ro-RO"/>
+        </w:rPr>
+        <w:t>,</w:t>
+      </w:r>
+    </w:p>
+    <w:p>
+      <w:pPr>
+        <w:shd w:val="clear" w:color="auto" w:fill="282C34"/>
+        <w:spacing w:after="0" w:line="360" w:lineRule="atLeast"/>
+        <w:rPr>
+          <w:rFonts w:ascii="Consolas" w:eastAsia="Times New Roman" w:hAnsi="Consolas" w:cs="Times New Roman"/>
+          <w:color w:val="BBBBBB"/>
+          <w:sz w:val="27"/>
+          <w:szCs w:val="27"/>
+          <w:lang w:eastAsia="ro-RO"/>
+        </w:rPr>
+      </w:pPr>
+      <w:r>
+        <w:rPr>
+          <w:rFonts w:ascii="Consolas" w:eastAsia="Times New Roman" w:hAnsi="Consolas" w:cs="Times New Roman"/>
+          <w:color w:val="BBBBBB"/>
+          <w:sz w:val="27"/>
+          <w:szCs w:val="27"/>
+          <w:lang w:eastAsia="ro-RO"/>
+        </w:rPr>
+        <w:lastRenderedPageBreak/>
+        <w:t xml:space="preserve">  </w:t>
+      </w:r>
+      <w:r>
+        <w:rPr>
+          <w:rFonts w:ascii="Consolas" w:eastAsia="Times New Roman" w:hAnsi="Consolas" w:cs="Times New Roman"/>
+          <w:color w:val="56B6C2"/>
+          <w:sz w:val="27"/>
+          <w:szCs w:val="27"/>
+          <w:lang w:eastAsia="ro-RO"/>
+        </w:rPr>
+        <w:t>"singleQuote"</w:t>
+      </w:r>
+      <w:r>
+        <w:rPr>
+          <w:rFonts w:ascii="Consolas" w:eastAsia="Times New Roman" w:hAnsi="Consolas" w:cs="Times New Roman"/>
+          <w:color w:val="ABB2BF"/>
+          <w:sz w:val="27"/>
+          <w:szCs w:val="27"/>
+          <w:lang w:eastAsia="ro-RO"/>
+        </w:rPr>
+        <w:t>:</w:t>
+      </w:r>
+      <w:r>
+        <w:rPr>
+          <w:rFonts w:ascii="Consolas" w:eastAsia="Times New Roman" w:hAnsi="Consolas" w:cs="Times New Roman"/>
+          <w:color w:val="BBBBBB"/>
+          <w:sz w:val="27"/>
+          <w:szCs w:val="27"/>
+          <w:lang w:eastAsia="ro-RO"/>
+        </w:rPr>
+        <w:t xml:space="preserve"> </w:t>
+      </w:r>
+      <w:r>
+        <w:rPr>
+          <w:rFonts w:ascii="Consolas" w:eastAsia="Times New Roman" w:hAnsi="Consolas" w:cs="Times New Roman"/>
+          <w:color w:val="56B6C2"/>
+          <w:sz w:val="27"/>
+          <w:szCs w:val="27"/>
+          <w:lang w:eastAsia="ro-RO"/>
+        </w:rPr>
+        <w:t>true</w:t>
+      </w:r>
+    </w:p>
+    <w:p>
+      <w:pPr>
+        <w:shd w:val="clear" w:color="auto" w:fill="282C34"/>
+        <w:spacing w:after="0" w:line="360" w:lineRule="atLeast"/>
+        <w:rPr>
+          <w:rFonts w:ascii="Consolas" w:eastAsia="Times New Roman" w:hAnsi="Consolas" w:cs="Times New Roman"/>
+          <w:color w:val="BBBBBB"/>
+          <w:sz w:val="27"/>
+          <w:szCs w:val="27"/>
+          <w:lang w:eastAsia="ro-RO"/>
+        </w:rPr>
+      </w:pPr>
+      <w:r>
+        <w:rPr>
+          <w:rFonts w:ascii="Consolas" w:eastAsia="Times New Roman" w:hAnsi="Consolas" w:cs="Times New Roman"/>
+          <w:color w:val="BBBBBB"/>
+          <w:sz w:val="27"/>
+          <w:szCs w:val="27"/>
+          <w:lang w:eastAsia="ro-RO"/>
+        </w:rPr>
+        <w:t>}</w:t>
+      </w:r>
+    </w:p>
+    <w:p>
+      <w:pPr>
+        <w:shd w:val="clear" w:color="auto" w:fill="282C34"/>
+        <w:spacing w:after="0" w:line="360" w:lineRule="atLeast"/>
+        <w:rPr>
+          <w:rFonts w:ascii="Consolas" w:eastAsia="Times New Roman" w:hAnsi="Consolas" w:cs="Times New Roman"/>
+          <w:color w:val="BBBBBB"/>
+          <w:sz w:val="27"/>
+          <w:szCs w:val="27"/>
+          <w:lang w:eastAsia="ro-RO"/>
+        </w:rPr>
+      </w:pPr>
+    </w:p>
+    <w:p>
+      <w:pPr>
+        <w:rPr>
+          <w:sz w:val="24"/>
+          <w:szCs w:val="24"/>
+          <w:lang w:val="en-US"/>
+        </w:rPr>
+      </w:pPr>
+    </w:p>
+    <w:p>
+      <w:pPr>
+        <w:rPr>
+          <w:sz w:val="24"/>
+          <w:szCs w:val="24"/>
+          <w:lang w:val="en-US"/>
+        </w:rPr>
+      </w:pPr>
       <w:r>
         <w:rPr>
           <w:b/>
           <w:bCs/>
-          <w:color w:val="F4B083" w:themeColor="accent2" w:themeTint="99"/>
           <w:sz w:val="24"/>
           <w:szCs w:val="24"/>
           <w:lang w:val="en-US"/>
         </w:rPr>
-        <w:t xml:space="preserve"> </w:t>
-      </w:r>
-      <w:r>
-        <w:rPr>
-          <w:sz w:val="24"/>
-          <w:szCs w:val="24"/>
-          <w:lang w:val="en-US"/>
-        </w:rPr>
-        <w:t>and write</w:t>
-      </w:r>
-      <w:r>
-        <w:rPr>
-          <w:sz w:val="24"/>
-          <w:szCs w:val="24"/>
-          <w:lang w:val="en-US"/>
-        </w:rPr>
-        <w:t xml:space="preserve"> inside the file:</w:t>
-      </w:r>
-    </w:p>
-    <w:p>
-      <w:pPr>
-        <w:shd w:val="clear" w:color="auto" w:fill="282C34"/>
-        <w:spacing w:line="360" w:lineRule="atLeast"/>
-        <w:rPr>
-          <w:rFonts w:ascii="Consolas" w:eastAsia="Times New Roman" w:hAnsi="Consolas" w:cs="Times New Roman"/>
-          <w:color w:val="BBBBBB"/>
-          <w:sz w:val="27"/>
-          <w:szCs w:val="27"/>
-          <w:lang w:eastAsia="ro-RO"/>
-        </w:rPr>
-      </w:pPr>
-      <w:r>
-        <w:rPr>
-          <w:sz w:val="24"/>
-          <w:szCs w:val="24"/>
-          <w:lang w:val="en-US"/>
-        </w:rPr>
-        <w:t xml:space="preserve"> </w:t>
-      </w:r>
-      <w:r>
-        <w:rPr>
-          <w:rFonts w:ascii="Consolas" w:eastAsia="Times New Roman" w:hAnsi="Consolas" w:cs="Times New Roman"/>
-          <w:color w:val="BBBBBB"/>
-          <w:sz w:val="27"/>
-          <w:szCs w:val="27"/>
-          <w:lang w:eastAsia="ro-RO"/>
-        </w:rPr>
-        <w:t>{</w:t>
-      </w:r>
-    </w:p>
-    <w:p>
-      <w:pPr>
-        <w:shd w:val="clear" w:color="auto" w:fill="282C34"/>
-        <w:spacing w:after="0" w:line="360" w:lineRule="atLeast"/>
-        <w:rPr>
-          <w:rFonts w:ascii="Consolas" w:eastAsia="Times New Roman" w:hAnsi="Consolas" w:cs="Times New Roman"/>
-          <w:color w:val="BBBBBB"/>
-          <w:sz w:val="27"/>
-          <w:szCs w:val="27"/>
-          <w:lang w:eastAsia="ro-RO"/>
-        </w:rPr>
-      </w:pPr>
-      <w:r>
-        <w:rPr>
-          <w:rFonts w:ascii="Consolas" w:eastAsia="Times New Roman" w:hAnsi="Consolas" w:cs="Times New Roman"/>
-          <w:color w:val="BBBBBB"/>
-          <w:sz w:val="27"/>
-          <w:szCs w:val="27"/>
-          <w:lang w:eastAsia="ro-RO"/>
-        </w:rPr>
-        <w:t xml:space="preserve">  </w:t>
-      </w:r>
-      <w:r>
-        <w:rPr>
-          <w:rFonts w:ascii="Consolas" w:eastAsia="Times New Roman" w:hAnsi="Consolas" w:cs="Times New Roman"/>
-          <w:color w:val="56B6C2"/>
-          <w:sz w:val="27"/>
-          <w:szCs w:val="27"/>
-          <w:lang w:eastAsia="ro-RO"/>
-        </w:rPr>
-        <w:t>"semi"</w:t>
-      </w:r>
-      <w:r>
-        <w:rPr>
-          <w:rFonts w:ascii="Consolas" w:eastAsia="Times New Roman" w:hAnsi="Consolas" w:cs="Times New Roman"/>
-          <w:color w:val="ABB2BF"/>
-          <w:sz w:val="27"/>
-          <w:szCs w:val="27"/>
-          <w:lang w:eastAsia="ro-RO"/>
-        </w:rPr>
-        <w:t>:</w:t>
-      </w:r>
-      <w:r>
-        <w:rPr>
-          <w:rFonts w:ascii="Consolas" w:eastAsia="Times New Roman" w:hAnsi="Consolas" w:cs="Times New Roman"/>
-          <w:color w:val="BBBBBB"/>
-          <w:sz w:val="27"/>
-          <w:szCs w:val="27"/>
-          <w:lang w:eastAsia="ro-RO"/>
-        </w:rPr>
-        <w:t xml:space="preserve"> </w:t>
-      </w:r>
-      <w:r>
-        <w:rPr>
-          <w:rFonts w:ascii="Consolas" w:eastAsia="Times New Roman" w:hAnsi="Consolas" w:cs="Times New Roman"/>
-          <w:color w:val="56B6C2"/>
-          <w:sz w:val="27"/>
-          <w:szCs w:val="27"/>
-          <w:lang w:eastAsia="ro-RO"/>
-        </w:rPr>
-        <w:t>false</w:t>
-      </w:r>
-      <w:r>
-        <w:rPr>
-          <w:rFonts w:ascii="Consolas" w:eastAsia="Times New Roman" w:hAnsi="Consolas" w:cs="Times New Roman"/>
-          <w:color w:val="ABB2BF"/>
-          <w:sz w:val="27"/>
-          <w:szCs w:val="27"/>
-          <w:lang w:eastAsia="ro-RO"/>
-        </w:rPr>
-        <w:t>,</w:t>
-      </w:r>
-    </w:p>
-    <w:p>
-      <w:pPr>
-        <w:shd w:val="clear" w:color="auto" w:fill="282C34"/>
-        <w:spacing w:after="0" w:line="360" w:lineRule="atLeast"/>
-        <w:rPr>
-          <w:rFonts w:ascii="Consolas" w:eastAsia="Times New Roman" w:hAnsi="Consolas" w:cs="Times New Roman"/>
-          <w:color w:val="BBBBBB"/>
-          <w:sz w:val="27"/>
-          <w:szCs w:val="27"/>
-          <w:lang w:eastAsia="ro-RO"/>
-        </w:rPr>
-      </w:pPr>
-      <w:r>
-        <w:rPr>
-          <w:rFonts w:ascii="Consolas" w:eastAsia="Times New Roman" w:hAnsi="Consolas" w:cs="Times New Roman"/>
-          <w:color w:val="BBBBBB"/>
-          <w:sz w:val="27"/>
-          <w:szCs w:val="27"/>
-          <w:lang w:eastAsia="ro-RO"/>
-        </w:rPr>
-        <w:lastRenderedPageBreak/>
-        <w:t xml:space="preserve">  </w:t>
-      </w:r>
-      <w:r>
-        <w:rPr>
-          <w:rFonts w:ascii="Consolas" w:eastAsia="Times New Roman" w:hAnsi="Consolas" w:cs="Times New Roman"/>
-          <w:color w:val="56B6C2"/>
-          <w:sz w:val="27"/>
-          <w:szCs w:val="27"/>
-          <w:lang w:eastAsia="ro-RO"/>
-        </w:rPr>
-        <w:t>"singleQuote"</w:t>
-      </w:r>
-      <w:r>
-        <w:rPr>
-          <w:rFonts w:ascii="Consolas" w:eastAsia="Times New Roman" w:hAnsi="Consolas" w:cs="Times New Roman"/>
-          <w:color w:val="ABB2BF"/>
-          <w:sz w:val="27"/>
-          <w:szCs w:val="27"/>
-          <w:lang w:eastAsia="ro-RO"/>
-        </w:rPr>
-        <w:t>:</w:t>
-      </w:r>
-      <w:r>
-        <w:rPr>
-          <w:rFonts w:ascii="Consolas" w:eastAsia="Times New Roman" w:hAnsi="Consolas" w:cs="Times New Roman"/>
-          <w:color w:val="BBBBBB"/>
-          <w:sz w:val="27"/>
-          <w:szCs w:val="27"/>
-          <w:lang w:eastAsia="ro-RO"/>
-        </w:rPr>
-        <w:t xml:space="preserve"> </w:t>
-      </w:r>
-      <w:r>
-        <w:rPr>
-          <w:rFonts w:ascii="Consolas" w:eastAsia="Times New Roman" w:hAnsi="Consolas" w:cs="Times New Roman"/>
-          <w:color w:val="56B6C2"/>
-          <w:sz w:val="27"/>
-          <w:szCs w:val="27"/>
-          <w:lang w:eastAsia="ro-RO"/>
-        </w:rPr>
-        <w:t>true</w:t>
-      </w:r>
-    </w:p>
-    <w:p>
-      <w:pPr>
-        <w:shd w:val="clear" w:color="auto" w:fill="282C34"/>
-        <w:spacing w:after="0" w:line="360" w:lineRule="atLeast"/>
-        <w:rPr>
-          <w:rFonts w:ascii="Consolas" w:eastAsia="Times New Roman" w:hAnsi="Consolas" w:cs="Times New Roman"/>
-          <w:color w:val="BBBBBB"/>
-          <w:sz w:val="27"/>
-          <w:szCs w:val="27"/>
-          <w:lang w:eastAsia="ro-RO"/>
-        </w:rPr>
-      </w:pPr>
-      <w:r>
-        <w:rPr>
-          <w:rFonts w:ascii="Consolas" w:eastAsia="Times New Roman" w:hAnsi="Consolas" w:cs="Times New Roman"/>
-          <w:color w:val="BBBBBB"/>
-          <w:sz w:val="27"/>
-          <w:szCs w:val="27"/>
-          <w:lang w:eastAsia="ro-RO"/>
-        </w:rPr>
-        <w:t>}</w:t>
-      </w:r>
-    </w:p>
-    <w:p>
-      <w:pPr>
-        <w:shd w:val="clear" w:color="auto" w:fill="282C34"/>
-        <w:spacing w:after="0" w:line="360" w:lineRule="atLeast"/>
-        <w:rPr>
-          <w:rFonts w:ascii="Consolas" w:eastAsia="Times New Roman" w:hAnsi="Consolas" w:cs="Times New Roman"/>
-          <w:color w:val="BBBBBB"/>
-          <w:sz w:val="27"/>
-          <w:szCs w:val="27"/>
-          <w:lang w:eastAsia="ro-RO"/>
-        </w:rPr>
-      </w:pPr>
-    </w:p>
-    <w:p>
-      <w:pPr>
-        <w:rPr>
-          <w:sz w:val="24"/>
-          <w:szCs w:val="24"/>
-          <w:lang w:val="en-US"/>
-        </w:rPr>
-      </w:pPr>
-    </w:p>
-    <w:p>
-      <w:pPr>
-        <w:rPr>
-          <w:sz w:val="24"/>
-          <w:szCs w:val="24"/>
-          <w:lang w:val="en-US"/>
-        </w:rPr>
-      </w:pPr>
-      <w:proofErr w:type="spellStart"/>
+        <w:t>n</w:t>
+      </w:r>
       <w:r>
         <w:rPr>
           <w:b/>
@@ -792,7 +752,7 @@
           <w:szCs w:val="24"/>
           <w:lang w:val="en-US"/>
         </w:rPr>
-        <w:t>n</w:t>
+        <w:t>pm install @playwright/test</w:t>
       </w:r>
       <w:r>
         <w:rPr>
@@ -802,9 +762,25 @@
           <w:szCs w:val="24"/>
           <w:lang w:val="en-US"/>
         </w:rPr>
-        <w:t>pm</w:t>
-      </w:r>
-      <w:proofErr w:type="spellEnd"/>
+        <w:t xml:space="preserve"> </w:t>
+      </w:r>
+      <w:r>
+        <w:rPr>
+          <w:sz w:val="24"/>
+          <w:szCs w:val="24"/>
+          <w:lang w:val="en-US"/>
+        </w:rPr>
+        <w:t>– playwright/test is a package that contains test runners, assertion library, utilities for testing</w:t>
+      </w:r>
+    </w:p>
+    <w:p>
+      <w:pPr>
+        <w:rPr>
+          <w:sz w:val="24"/>
+          <w:szCs w:val="24"/>
+          <w:lang w:val="en-US"/>
+        </w:rPr>
+      </w:pPr>
       <w:r>
         <w:rPr>
           <w:b/>
@@ -813,56 +789,7 @@
           <w:szCs w:val="24"/>
           <w:lang w:val="en-US"/>
         </w:rPr>
-        <w:t xml:space="preserve"> install @playwright/test</w:t>
-      </w:r>
-      <w:r>
-        <w:rPr>
-          <w:b/>
-          <w:bCs/>
-          <w:sz w:val="24"/>
-          <w:szCs w:val="24"/>
-          <w:lang w:val="en-US"/>
-        </w:rPr>
-        <w:t xml:space="preserve"> </w:t>
-      </w:r>
-      <w:r>
-        <w:rPr>
-          <w:sz w:val="24"/>
-          <w:szCs w:val="24"/>
-          <w:lang w:val="en-US"/>
-        </w:rPr>
-        <w:t>– playwright/test is a package that contains test runners, assertion library, utilities for testing</w:t>
-      </w:r>
-    </w:p>
-    <w:p>
-      <w:pPr>
-        <w:rPr>
-          <w:sz w:val="24"/>
-          <w:szCs w:val="24"/>
-          <w:lang w:val="en-US"/>
-        </w:rPr>
-      </w:pPr>
-      <w:proofErr w:type="spellStart"/>
-      <w:r>
-        <w:rPr>
-          <w:b/>
-          <w:bCs/>
-          <w:sz w:val="24"/>
-          <w:szCs w:val="24"/>
-          <w:lang w:val="en-US"/>
-        </w:rPr>
-        <w:t>npx</w:t>
-      </w:r>
-      <w:proofErr w:type="spellEnd"/>
-      <w:r>
-        <w:rPr>
-          <w:b/>
-          <w:bCs/>
-          <w:sz w:val="24"/>
-          <w:szCs w:val="24"/>
-          <w:lang w:val="en-US"/>
-        </w:rPr>
-        <w:t xml:space="preserve"> playwright install</w:t>
+        <w:t>npx playwright install</w:t>
       </w:r>
       <w:r>
         <w:rPr>
@@ -1697,7 +1624,6 @@
         </w:rPr>
         <w:t xml:space="preserve">To open a page we use </w:t>
       </w:r>
-      <w:proofErr w:type="spellStart"/>
       <w:r>
         <w:rPr>
           <w:b/>
@@ -1708,7 +1634,6 @@
         </w:rPr>
         <w:t>goto</w:t>
       </w:r>
-      <w:proofErr w:type="spellEnd"/>
       <w:r>
         <w:rPr>
           <w:sz w:val="24"/>
@@ -1860,20 +1785,8 @@
           <w:szCs w:val="24"/>
           <w:lang w:val="en-US"/>
         </w:rPr>
-        <w:t xml:space="preserve"> </w:t>
-      </w:r>
-      <w:proofErr w:type="spellStart"/>
-      <w:r>
-        <w:rPr>
-          <w:b/>
-          <w:bCs/>
-          <w:sz w:val="24"/>
-          <w:szCs w:val="24"/>
-          <w:lang w:val="en-US"/>
-        </w:rPr>
-        <w:t>pageTitle</w:t>
-      </w:r>
-      <w:proofErr w:type="spellEnd"/>
+        <w:t xml:space="preserve"> pageTitle</w:t>
+      </w:r>
       <w:r>
         <w:rPr>
           <w:b/>
@@ -14144,51 +14057,7 @@
           <w:szCs w:val="24"/>
           <w:lang w:val="en-US"/>
         </w:rPr>
-        <w:t xml:space="preserve">$ </w:t>
-      </w:r>
-      <w:proofErr w:type="spellStart"/>
-      <w:r>
-        <w:rPr>
-          <w:b/>
-          <w:bCs/>
-          <w:sz w:val="24"/>
-          <w:szCs w:val="24"/>
-          <w:lang w:val="en-US"/>
-        </w:rPr>
-        <w:t>npm</w:t>
-      </w:r>
-      <w:proofErr w:type="spellEnd"/>
-      <w:r>
-        <w:rPr>
-          <w:b/>
-          <w:bCs/>
-          <w:sz w:val="24"/>
-          <w:szCs w:val="24"/>
-          <w:lang w:val="en-US"/>
-        </w:rPr>
-        <w:t xml:space="preserve"> run </w:t>
-      </w:r>
-      <w:proofErr w:type="spellStart"/>
-      <w:r>
-        <w:rPr>
-          <w:b/>
-          <w:bCs/>
-          <w:sz w:val="24"/>
-          <w:szCs w:val="24"/>
-          <w:lang w:val="en-US"/>
-        </w:rPr>
-        <w:t>tests:webkit</w:t>
-      </w:r>
-      <w:proofErr w:type="spellEnd"/>
-      <w:r>
-        <w:rPr>
-          <w:b/>
-          <w:bCs/>
-          <w:sz w:val="24"/>
-          <w:szCs w:val="24"/>
-          <w:lang w:val="en-US"/>
-        </w:rPr>
-        <w:t xml:space="preserve"> -- --headed</w:t>
+        <w:t>$ npm run tests:webkit -- --headed</w:t>
       </w:r>
       <w:r>
         <w:rPr>
@@ -26654,25 +26523,7 @@
           <w:szCs w:val="24"/>
           <w:lang w:val="en-US"/>
         </w:rPr>
-        <w:t xml:space="preserve">Create a new test </w:t>
-      </w:r>
-      <w:proofErr w:type="spellStart"/>
-      <w:r>
-        <w:rPr>
-          <w:sz w:val="24"/>
-          <w:szCs w:val="24"/>
-          <w:lang w:val="en-US"/>
-        </w:rPr>
-        <w:t>dir</w:t>
-      </w:r>
-      <w:proofErr w:type="spellEnd"/>
-      <w:r>
-        <w:rPr>
-          <w:sz w:val="24"/>
-          <w:szCs w:val="24"/>
-          <w:lang w:val="en-US"/>
-        </w:rPr>
-        <w:t xml:space="preserve"> in tests called visual</w:t>
+        <w:t>Create a new test dir in tests called visual</w:t>
       </w:r>
     </w:p>
     <w:p>
@@ -28218,8 +28069,6608 @@
     <w:p>
       <w:pPr>
         <w:rPr>
-          <w:sz w:val="24"/>
-          <w:szCs w:val="24"/>
+          <w:b/>
+          <w:bCs/>
+          <w:sz w:val="48"/>
+          <w:szCs w:val="48"/>
+        </w:rPr>
+      </w:pPr>
+    </w:p>
+    <w:p>
+      <w:pPr>
+        <w:rPr>
+          <w:rFonts w:ascii="Segoe UI" w:hAnsi="Segoe UI" w:cs="Segoe UI"/>
+          <w:color w:val="FFF8E6"/>
+          <w:shd w:val="clear" w:color="auto" w:fill="4D3800"/>
+        </w:rPr>
+      </w:pPr>
+      <w:r>
+        <w:rPr>
+          <w:rFonts w:ascii="Segoe UI" w:hAnsi="Segoe UI" w:cs="Segoe UI"/>
+          <w:color w:val="FFF8E6"/>
+          <w:shd w:val="clear" w:color="auto" w:fill="4D3800"/>
+        </w:rPr>
+        <w:t>To compare screenshots, use </w:t>
+      </w:r>
+      <w:hyperlink r:id="rId7" w:anchor="page-assertions-to-have-screenshot-1" w:history="1">
+        <w:r>
+          <w:rPr>
+            <w:rStyle w:val="Hyperlink"/>
+            <w:rFonts w:ascii="Segoe UI" w:hAnsi="Segoe UI" w:cs="Segoe UI"/>
+            <w:color w:val="FFF8E6"/>
+            <w:shd w:val="clear" w:color="auto" w:fill="4D3800"/>
+          </w:rPr>
+          <w:t>expect(page).toHaveScreenshot()</w:t>
+        </w:r>
+      </w:hyperlink>
+      <w:r>
+        <w:rPr>
+          <w:rFonts w:ascii="Segoe UI" w:hAnsi="Segoe UI" w:cs="Segoe UI"/>
+          <w:color w:val="FFF8E6"/>
+          <w:shd w:val="clear" w:color="auto" w:fill="4D3800"/>
+        </w:rPr>
+        <w:t> instead</w:t>
+      </w:r>
+      <w:r>
+        <w:rPr>
+          <w:rFonts w:ascii="Segoe UI" w:hAnsi="Segoe UI" w:cs="Segoe UI"/>
+          <w:color w:val="FFF8E6"/>
+          <w:shd w:val="clear" w:color="auto" w:fill="4D3800"/>
+        </w:rPr>
+        <w:t xml:space="preserve"> of toMatchSnapshot()</w:t>
+      </w:r>
+    </w:p>
+    <w:p>
+      <w:pPr>
+        <w:rPr>
+          <w:b/>
+          <w:bCs/>
+          <w:sz w:val="24"/>
+          <w:szCs w:val="24"/>
+        </w:rPr>
+      </w:pPr>
+    </w:p>
+    <w:p>
+      <w:pPr>
+        <w:rPr>
+          <w:sz w:val="24"/>
+          <w:szCs w:val="24"/>
+        </w:rPr>
+      </w:pPr>
+      <w:r>
+        <w:rPr>
+          <w:sz w:val="24"/>
+          <w:szCs w:val="24"/>
+        </w:rPr>
+        <w:t>Update Login class and add snapshot methods</w:t>
+      </w:r>
+      <w:r>
+        <w:rPr>
+          <w:sz w:val="24"/>
+          <w:szCs w:val="24"/>
+        </w:rPr>
+        <w:t>,create new visual test for login test where we can assert visual image of login form and erorr message.</w:t>
+      </w:r>
+    </w:p>
+    <w:p>
+      <w:pPr>
+        <w:rPr>
+          <w:sz w:val="24"/>
+          <w:szCs w:val="24"/>
+        </w:rPr>
+      </w:pPr>
+    </w:p>
+    <w:p>
+      <w:pPr>
+        <w:rPr>
+          <w:sz w:val="24"/>
+          <w:szCs w:val="24"/>
+        </w:rPr>
+      </w:pPr>
+      <w:r>
+        <w:rPr>
+          <w:sz w:val="24"/>
+          <w:szCs w:val="24"/>
+        </w:rPr>
+        <w:t xml:space="preserve">The </w:t>
+      </w:r>
+      <w:r>
+        <w:rPr>
+          <w:sz w:val="24"/>
+          <w:szCs w:val="24"/>
+          <w:u w:val="single"/>
+        </w:rPr>
+        <w:t>first time</w:t>
+      </w:r>
+      <w:r>
+        <w:rPr>
+          <w:sz w:val="24"/>
+          <w:szCs w:val="24"/>
+        </w:rPr>
+        <w:t xml:space="preserve"> we run tests </w:t>
+      </w:r>
+      <w:r>
+        <w:rPr>
+          <w:sz w:val="24"/>
+          <w:szCs w:val="24"/>
+        </w:rPr>
+        <w:t xml:space="preserve">using snapshot method will </w:t>
+      </w:r>
+      <w:r>
+        <w:rPr>
+          <w:b/>
+          <w:bCs/>
+          <w:color w:val="FF0000"/>
+          <w:sz w:val="24"/>
+          <w:szCs w:val="24"/>
+        </w:rPr>
+        <w:t>FAIL</w:t>
+      </w:r>
+      <w:r>
+        <w:rPr>
+          <w:color w:val="FF0000"/>
+          <w:sz w:val="24"/>
+          <w:szCs w:val="24"/>
+        </w:rPr>
+        <w:t xml:space="preserve"> </w:t>
+      </w:r>
+      <w:r>
+        <w:rPr>
+          <w:sz w:val="24"/>
+          <w:szCs w:val="24"/>
+        </w:rPr>
+        <w:t xml:space="preserve">because there is no base image to compare. After the second execution will </w:t>
+      </w:r>
+      <w:r>
+        <w:rPr>
+          <w:b/>
+          <w:bCs/>
+          <w:color w:val="A8D08D" w:themeColor="accent6" w:themeTint="99"/>
+          <w:sz w:val="24"/>
+          <w:szCs w:val="24"/>
+        </w:rPr>
+        <w:t>PASS</w:t>
+      </w:r>
+      <w:r>
+        <w:rPr>
+          <w:sz w:val="24"/>
+          <w:szCs w:val="24"/>
+        </w:rPr>
+        <w:t xml:space="preserve">. </w:t>
+      </w:r>
+    </w:p>
+    <w:p>
+      <w:pPr>
+        <w:rPr>
+          <w:sz w:val="24"/>
+          <w:szCs w:val="24"/>
+        </w:rPr>
+      </w:pPr>
+    </w:p>
+    <w:p>
+      <w:pPr>
+        <w:rPr>
+          <w:sz w:val="24"/>
+          <w:szCs w:val="24"/>
+        </w:rPr>
+      </w:pPr>
+      <w:r>
+        <w:rPr>
+          <w:sz w:val="24"/>
+          <w:szCs w:val="24"/>
+        </w:rPr>
+        <w:t>Run test using visual config:</w:t>
+      </w:r>
+    </w:p>
+    <w:p>
+      <w:pPr>
+        <w:rPr>
+          <w:sz w:val="24"/>
+          <w:szCs w:val="24"/>
+        </w:rPr>
+      </w:pPr>
+      <w:r>
+        <w:rPr>
+          <w:sz w:val="24"/>
+          <w:szCs w:val="24"/>
+        </w:rPr>
+        <w:t>npx playwright test --config=visual.config.ts --project=</w:t>
+      </w:r>
+      <w:r>
+        <w:rPr>
+          <w:sz w:val="24"/>
+          <w:szCs w:val="24"/>
+        </w:rPr>
+        <w:t>chromium</w:t>
+      </w:r>
+    </w:p>
+    <w:p>
+      <w:pPr>
+        <w:rPr>
+          <w:sz w:val="24"/>
+          <w:szCs w:val="24"/>
+        </w:rPr>
+      </w:pPr>
+    </w:p>
+    <w:p>
+      <w:pPr>
+        <w:rPr>
+          <w:sz w:val="24"/>
+          <w:szCs w:val="24"/>
+        </w:rPr>
+      </w:pPr>
+    </w:p>
+    <w:p>
+      <w:pPr>
+        <w:rPr>
+          <w:sz w:val="24"/>
+          <w:szCs w:val="24"/>
+        </w:rPr>
+      </w:pPr>
+    </w:p>
+    <w:p>
+      <w:pPr>
+        <w:jc w:val="center"/>
+        <w:rPr>
+          <w:b/>
+          <w:bCs/>
+          <w:sz w:val="48"/>
+          <w:szCs w:val="48"/>
+        </w:rPr>
+      </w:pPr>
+      <w:r>
+        <w:rPr>
+          <w:b/>
+          <w:bCs/>
+          <w:sz w:val="48"/>
+          <w:szCs w:val="48"/>
+        </w:rPr>
+        <w:t>UPDATE</w:t>
+      </w:r>
+      <w:r>
+        <w:rPr>
+          <w:b/>
+          <w:bCs/>
+          <w:sz w:val="48"/>
+          <w:szCs w:val="48"/>
+        </w:rPr>
+        <w:t xml:space="preserve"> SNAPSHOTS</w:t>
+      </w:r>
+    </w:p>
+    <w:p>
+      <w:pPr>
+        <w:rPr>
+          <w:sz w:val="24"/>
+          <w:szCs w:val="24"/>
+        </w:rPr>
+      </w:pPr>
+    </w:p>
+    <w:p>
+      <w:pPr>
+        <w:rPr>
+          <w:sz w:val="24"/>
+          <w:szCs w:val="24"/>
+        </w:rPr>
+      </w:pPr>
+      <w:r>
+        <w:rPr>
+          <w:sz w:val="24"/>
+          <w:szCs w:val="24"/>
+        </w:rPr>
+        <w:t>How to update base images if the app changes and original screenshots will be outdated.</w:t>
+      </w:r>
+    </w:p>
+    <w:p>
+      <w:pPr>
+        <w:rPr>
+          <w:sz w:val="24"/>
+          <w:szCs w:val="24"/>
+        </w:rPr>
+      </w:pPr>
+    </w:p>
+    <w:p>
+      <w:pPr>
+        <w:pStyle w:val="ListParagraph"/>
+        <w:numPr>
+          <w:ilvl w:val="0"/>
+          <w:numId w:val="21"/>
+        </w:numPr>
+        <w:rPr>
+          <w:sz w:val="24"/>
+          <w:szCs w:val="24"/>
+        </w:rPr>
+      </w:pPr>
+      <w:r>
+        <w:rPr>
+          <w:sz w:val="24"/>
+          <w:szCs w:val="24"/>
+        </w:rPr>
+        <w:t>Option 1 is to manually delete all screenshots</w:t>
+      </w:r>
+    </w:p>
+    <w:p>
+      <w:pPr>
+        <w:pStyle w:val="ListParagraph"/>
+        <w:numPr>
+          <w:ilvl w:val="0"/>
+          <w:numId w:val="21"/>
+        </w:numPr>
+        <w:rPr>
+          <w:sz w:val="24"/>
+          <w:szCs w:val="24"/>
+        </w:rPr>
+      </w:pPr>
+      <w:r>
+        <w:rPr>
+          <w:sz w:val="24"/>
+          <w:szCs w:val="24"/>
+        </w:rPr>
+        <w:t>Playwright has functions that you can call to update the snapshots.</w:t>
+      </w:r>
+    </w:p>
+    <w:p>
+      <w:pPr>
+        <w:rPr>
+          <w:sz w:val="24"/>
+          <w:szCs w:val="24"/>
+        </w:rPr>
+      </w:pPr>
+    </w:p>
+    <w:p>
+      <w:pPr>
+        <w:rPr>
+          <w:sz w:val="24"/>
+          <w:szCs w:val="24"/>
+        </w:rPr>
+      </w:pPr>
+      <w:r>
+        <w:rPr>
+          <w:sz w:val="24"/>
+          <w:szCs w:val="24"/>
+        </w:rPr>
+        <w:t xml:space="preserve">When you run the command to run test add the update snapshots at the end:   </w:t>
+      </w:r>
+    </w:p>
+    <w:p>
+      <w:pPr>
+        <w:rPr>
+          <w:b/>
+          <w:bCs/>
+          <w:sz w:val="24"/>
+          <w:szCs w:val="24"/>
+        </w:rPr>
+      </w:pPr>
+      <w:r>
+        <w:rPr>
+          <w:sz w:val="24"/>
+          <w:szCs w:val="24"/>
+        </w:rPr>
+        <w:t xml:space="preserve">npx playwright test --config=visual.config.ts --project=chromium </w:t>
+      </w:r>
+      <w:r>
+        <w:rPr>
+          <w:b/>
+          <w:bCs/>
+          <w:sz w:val="24"/>
+          <w:szCs w:val="24"/>
+        </w:rPr>
+        <w:t>--update-snapshots</w:t>
+      </w:r>
+    </w:p>
+    <w:p>
+      <w:pPr>
+        <w:rPr>
+          <w:sz w:val="24"/>
+          <w:szCs w:val="24"/>
+        </w:rPr>
+      </w:pPr>
+    </w:p>
+    <w:p>
+      <w:pPr>
+        <w:rPr>
+          <w:sz w:val="24"/>
+          <w:szCs w:val="24"/>
+        </w:rPr>
+      </w:pPr>
+    </w:p>
+    <w:p>
+      <w:pPr>
+        <w:jc w:val="center"/>
+        <w:rPr>
+          <w:b/>
+          <w:bCs/>
+          <w:sz w:val="48"/>
+          <w:szCs w:val="48"/>
+        </w:rPr>
+      </w:pPr>
+      <w:r>
+        <w:rPr>
+          <w:b/>
+          <w:bCs/>
+          <w:sz w:val="48"/>
+          <w:szCs w:val="48"/>
+        </w:rPr>
+        <w:t>EXTRA</w:t>
+      </w:r>
+      <w:r>
+        <w:rPr>
+          <w:b/>
+          <w:bCs/>
+          <w:sz w:val="48"/>
+          <w:szCs w:val="48"/>
+        </w:rPr>
+        <w:t xml:space="preserve"> </w:t>
+      </w:r>
+      <w:r>
+        <w:rPr>
+          <w:b/>
+          <w:bCs/>
+          <w:sz w:val="48"/>
+          <w:szCs w:val="48"/>
+        </w:rPr>
+        <w:t>NODE SCRIPTS</w:t>
+      </w:r>
+    </w:p>
+    <w:p>
+      <w:pPr>
+        <w:rPr>
+          <w:b/>
+          <w:bCs/>
+          <w:sz w:val="48"/>
+          <w:szCs w:val="48"/>
+        </w:rPr>
+      </w:pPr>
+    </w:p>
+    <w:p>
+      <w:pPr>
+        <w:rPr>
+          <w:b/>
+          <w:bCs/>
+          <w:sz w:val="24"/>
+          <w:szCs w:val="24"/>
+        </w:rPr>
+      </w:pPr>
+      <w:r>
+        <w:rPr>
+          <w:b/>
+          <w:bCs/>
+          <w:sz w:val="24"/>
+          <w:szCs w:val="24"/>
+        </w:rPr>
+        <w:t xml:space="preserve">Scripts for visual test. </w:t>
+      </w:r>
+    </w:p>
+    <w:p>
+      <w:pPr>
+        <w:rPr>
+          <w:sz w:val="24"/>
+          <w:szCs w:val="24"/>
+        </w:rPr>
+      </w:pPr>
+      <w:r>
+        <w:rPr>
+          <w:sz w:val="24"/>
+          <w:szCs w:val="24"/>
+        </w:rPr>
+        <w:t>Add new scripts in the package.json file under scripts.</w:t>
+      </w:r>
+    </w:p>
+    <w:p>
+      <w:pPr>
+        <w:shd w:val="clear" w:color="auto" w:fill="282C34"/>
+        <w:spacing w:after="0" w:line="360" w:lineRule="atLeast"/>
+        <w:rPr>
+          <w:rFonts w:ascii="Consolas" w:eastAsia="Times New Roman" w:hAnsi="Consolas" w:cs="Times New Roman"/>
+          <w:color w:val="BBBBBB"/>
+          <w:sz w:val="27"/>
+          <w:szCs w:val="27"/>
+          <w:lang w:eastAsia="ro-RO"/>
+        </w:rPr>
+      </w:pPr>
+      <w:r>
+        <w:rPr>
+          <w:rFonts w:ascii="Consolas" w:eastAsia="Times New Roman" w:hAnsi="Consolas" w:cs="Times New Roman"/>
+          <w:color w:val="BBBBBB"/>
+          <w:sz w:val="27"/>
+          <w:szCs w:val="27"/>
+          <w:lang w:eastAsia="ro-RO"/>
+        </w:rPr>
+        <w:t> </w:t>
+      </w:r>
+      <w:r>
+        <w:rPr>
+          <w:rFonts w:ascii="Consolas" w:eastAsia="Times New Roman" w:hAnsi="Consolas" w:cs="Times New Roman"/>
+          <w:color w:val="56B6C2"/>
+          <w:sz w:val="27"/>
+          <w:szCs w:val="27"/>
+          <w:lang w:eastAsia="ro-RO"/>
+        </w:rPr>
+        <w:t>"tests:visual:chrome"</w:t>
+      </w:r>
+      <w:r>
+        <w:rPr>
+          <w:rFonts w:ascii="Consolas" w:eastAsia="Times New Roman" w:hAnsi="Consolas" w:cs="Times New Roman"/>
+          <w:color w:val="ABB2BF"/>
+          <w:sz w:val="27"/>
+          <w:szCs w:val="27"/>
+          <w:lang w:eastAsia="ro-RO"/>
+        </w:rPr>
+        <w:t>:</w:t>
+      </w:r>
+      <w:r>
+        <w:rPr>
+          <w:rFonts w:ascii="Consolas" w:eastAsia="Times New Roman" w:hAnsi="Consolas" w:cs="Times New Roman"/>
+          <w:color w:val="BBBBBB"/>
+          <w:sz w:val="27"/>
+          <w:szCs w:val="27"/>
+          <w:lang w:eastAsia="ro-RO"/>
+        </w:rPr>
+        <w:t xml:space="preserve"> </w:t>
+      </w:r>
+      <w:r>
+        <w:rPr>
+          <w:rFonts w:ascii="Consolas" w:eastAsia="Times New Roman" w:hAnsi="Consolas" w:cs="Times New Roman"/>
+          <w:color w:val="E5C07B"/>
+          <w:sz w:val="27"/>
+          <w:szCs w:val="27"/>
+          <w:lang w:eastAsia="ro-RO"/>
+        </w:rPr>
+        <w:t>"playwright test --config=visual.config.ts --project=Chromium --update-snapshots"</w:t>
+      </w:r>
+      <w:r>
+        <w:rPr>
+          <w:rFonts w:ascii="Consolas" w:eastAsia="Times New Roman" w:hAnsi="Consolas" w:cs="Times New Roman"/>
+          <w:color w:val="ABB2BF"/>
+          <w:sz w:val="27"/>
+          <w:szCs w:val="27"/>
+          <w:lang w:eastAsia="ro-RO"/>
+        </w:rPr>
+        <w:t>,</w:t>
+      </w:r>
+    </w:p>
+    <w:p>
+      <w:pPr>
+        <w:shd w:val="clear" w:color="auto" w:fill="282C34"/>
+        <w:spacing w:after="0" w:line="360" w:lineRule="atLeast"/>
+        <w:rPr>
+          <w:rFonts w:ascii="Consolas" w:eastAsia="Times New Roman" w:hAnsi="Consolas" w:cs="Times New Roman"/>
+          <w:color w:val="BBBBBB"/>
+          <w:sz w:val="27"/>
+          <w:szCs w:val="27"/>
+          <w:lang w:eastAsia="ro-RO"/>
+        </w:rPr>
+      </w:pPr>
+      <w:r>
+        <w:rPr>
+          <w:rFonts w:ascii="Consolas" w:eastAsia="Times New Roman" w:hAnsi="Consolas" w:cs="Times New Roman"/>
+          <w:color w:val="BBBBBB"/>
+          <w:sz w:val="27"/>
+          <w:szCs w:val="27"/>
+          <w:lang w:eastAsia="ro-RO"/>
+        </w:rPr>
+        <w:lastRenderedPageBreak/>
+        <w:t xml:space="preserve">    </w:t>
+      </w:r>
+      <w:r>
+        <w:rPr>
+          <w:rFonts w:ascii="Consolas" w:eastAsia="Times New Roman" w:hAnsi="Consolas" w:cs="Times New Roman"/>
+          <w:color w:val="56B6C2"/>
+          <w:sz w:val="27"/>
+          <w:szCs w:val="27"/>
+          <w:lang w:eastAsia="ro-RO"/>
+        </w:rPr>
+        <w:t>"tests:visual:firefox"</w:t>
+      </w:r>
+      <w:r>
+        <w:rPr>
+          <w:rFonts w:ascii="Consolas" w:eastAsia="Times New Roman" w:hAnsi="Consolas" w:cs="Times New Roman"/>
+          <w:color w:val="ABB2BF"/>
+          <w:sz w:val="27"/>
+          <w:szCs w:val="27"/>
+          <w:lang w:eastAsia="ro-RO"/>
+        </w:rPr>
+        <w:t>:</w:t>
+      </w:r>
+      <w:r>
+        <w:rPr>
+          <w:rFonts w:ascii="Consolas" w:eastAsia="Times New Roman" w:hAnsi="Consolas" w:cs="Times New Roman"/>
+          <w:color w:val="BBBBBB"/>
+          <w:sz w:val="27"/>
+          <w:szCs w:val="27"/>
+          <w:lang w:eastAsia="ro-RO"/>
+        </w:rPr>
+        <w:t xml:space="preserve"> </w:t>
+      </w:r>
+      <w:r>
+        <w:rPr>
+          <w:rFonts w:ascii="Consolas" w:eastAsia="Times New Roman" w:hAnsi="Consolas" w:cs="Times New Roman"/>
+          <w:color w:val="E5C07B"/>
+          <w:sz w:val="27"/>
+          <w:szCs w:val="27"/>
+          <w:lang w:eastAsia="ro-RO"/>
+        </w:rPr>
+        <w:t>"playwright test --config=visual.config.ts --project=Firefox --update-snapshots"</w:t>
+      </w:r>
+      <w:r>
+        <w:rPr>
+          <w:rFonts w:ascii="Consolas" w:eastAsia="Times New Roman" w:hAnsi="Consolas" w:cs="Times New Roman"/>
+          <w:color w:val="ABB2BF"/>
+          <w:sz w:val="27"/>
+          <w:szCs w:val="27"/>
+          <w:lang w:eastAsia="ro-RO"/>
+        </w:rPr>
+        <w:t>,</w:t>
+      </w:r>
+    </w:p>
+    <w:p>
+      <w:pPr>
+        <w:shd w:val="clear" w:color="auto" w:fill="282C34"/>
+        <w:spacing w:after="0" w:line="360" w:lineRule="atLeast"/>
+        <w:rPr>
+          <w:rFonts w:ascii="Consolas" w:eastAsia="Times New Roman" w:hAnsi="Consolas" w:cs="Times New Roman"/>
+          <w:color w:val="BBBBBB"/>
+          <w:sz w:val="27"/>
+          <w:szCs w:val="27"/>
+          <w:lang w:eastAsia="ro-RO"/>
+        </w:rPr>
+      </w:pPr>
+      <w:r>
+        <w:rPr>
+          <w:rFonts w:ascii="Consolas" w:eastAsia="Times New Roman" w:hAnsi="Consolas" w:cs="Times New Roman"/>
+          <w:color w:val="BBBBBB"/>
+          <w:sz w:val="27"/>
+          <w:szCs w:val="27"/>
+          <w:lang w:eastAsia="ro-RO"/>
+        </w:rPr>
+        <w:t xml:space="preserve">    </w:t>
+      </w:r>
+      <w:r>
+        <w:rPr>
+          <w:rFonts w:ascii="Consolas" w:eastAsia="Times New Roman" w:hAnsi="Consolas" w:cs="Times New Roman"/>
+          <w:color w:val="56B6C2"/>
+          <w:sz w:val="27"/>
+          <w:szCs w:val="27"/>
+          <w:lang w:eastAsia="ro-RO"/>
+        </w:rPr>
+        <w:t>"tests:visual:webkit"</w:t>
+      </w:r>
+      <w:r>
+        <w:rPr>
+          <w:rFonts w:ascii="Consolas" w:eastAsia="Times New Roman" w:hAnsi="Consolas" w:cs="Times New Roman"/>
+          <w:color w:val="ABB2BF"/>
+          <w:sz w:val="27"/>
+          <w:szCs w:val="27"/>
+          <w:lang w:eastAsia="ro-RO"/>
+        </w:rPr>
+        <w:t>:</w:t>
+      </w:r>
+      <w:r>
+        <w:rPr>
+          <w:rFonts w:ascii="Consolas" w:eastAsia="Times New Roman" w:hAnsi="Consolas" w:cs="Times New Roman"/>
+          <w:color w:val="BBBBBB"/>
+          <w:sz w:val="27"/>
+          <w:szCs w:val="27"/>
+          <w:lang w:eastAsia="ro-RO"/>
+        </w:rPr>
+        <w:t xml:space="preserve"> </w:t>
+      </w:r>
+      <w:r>
+        <w:rPr>
+          <w:rFonts w:ascii="Consolas" w:eastAsia="Times New Roman" w:hAnsi="Consolas" w:cs="Times New Roman"/>
+          <w:color w:val="E5C07B"/>
+          <w:sz w:val="27"/>
+          <w:szCs w:val="27"/>
+          <w:lang w:eastAsia="ro-RO"/>
+        </w:rPr>
+        <w:t>"playwright test --config=visual.config.ts --project=Webkit --update-snapshots"</w:t>
+      </w:r>
+    </w:p>
+    <w:p>
+      <w:pPr>
+        <w:rPr>
+          <w:sz w:val="24"/>
+          <w:szCs w:val="24"/>
+        </w:rPr>
+      </w:pPr>
+    </w:p>
+    <w:p>
+      <w:pPr>
+        <w:rPr>
+          <w:sz w:val="24"/>
+          <w:szCs w:val="24"/>
+        </w:rPr>
+      </w:pPr>
+      <w:r>
+        <w:rPr>
+          <w:sz w:val="24"/>
+          <w:szCs w:val="24"/>
+        </w:rPr>
+        <w:t xml:space="preserve">Then run scripts using : </w:t>
+      </w:r>
+      <w:r>
+        <w:rPr>
+          <w:b/>
+          <w:bCs/>
+          <w:sz w:val="24"/>
+          <w:szCs w:val="24"/>
+        </w:rPr>
+        <w:t>npm run</w:t>
+      </w:r>
+      <w:r>
+        <w:rPr>
+          <w:b/>
+          <w:bCs/>
+          <w:sz w:val="24"/>
+          <w:szCs w:val="24"/>
+        </w:rPr>
+        <w:t xml:space="preserve"> </w:t>
+      </w:r>
+      <w:r>
+        <w:rPr>
+          <w:b/>
+          <w:bCs/>
+          <w:sz w:val="24"/>
+          <w:szCs w:val="24"/>
+        </w:rPr>
+        <w:t>tests:visual:chrome</w:t>
+      </w:r>
+      <w:r>
+        <w:rPr>
+          <w:b/>
+          <w:bCs/>
+          <w:sz w:val="24"/>
+          <w:szCs w:val="24"/>
+        </w:rPr>
+        <w:t xml:space="preserve"> </w:t>
+      </w:r>
+    </w:p>
+    <w:p>
+      <w:pPr>
+        <w:rPr>
+          <w:sz w:val="24"/>
+          <w:szCs w:val="24"/>
+        </w:rPr>
+      </w:pPr>
+    </w:p>
+    <w:p>
+      <w:pPr>
+        <w:rPr>
+          <w:sz w:val="24"/>
+          <w:szCs w:val="24"/>
+        </w:rPr>
+      </w:pPr>
+    </w:p>
+    <w:p>
+      <w:pPr>
+        <w:jc w:val="center"/>
+        <w:rPr>
+          <w:b/>
+          <w:bCs/>
+          <w:sz w:val="48"/>
+          <w:szCs w:val="48"/>
+        </w:rPr>
+      </w:pPr>
+      <w:r>
+        <w:rPr>
+          <w:b/>
+          <w:bCs/>
+          <w:sz w:val="48"/>
+          <w:szCs w:val="48"/>
+        </w:rPr>
+        <w:t xml:space="preserve">EXTRA </w:t>
+      </w:r>
+      <w:r>
+        <w:rPr>
+          <w:b/>
+          <w:bCs/>
+          <w:sz w:val="48"/>
+          <w:szCs w:val="48"/>
+        </w:rPr>
+        <w:t>PERCY.IO</w:t>
+      </w:r>
+    </w:p>
+    <w:p>
+      <w:pPr>
+        <w:rPr>
+          <w:b/>
+          <w:bCs/>
+          <w:sz w:val="48"/>
+          <w:szCs w:val="48"/>
+        </w:rPr>
+      </w:pPr>
+    </w:p>
+    <w:p>
+      <w:pPr>
+        <w:shd w:val="clear" w:color="auto" w:fill="FFFFFF"/>
+        <w:spacing w:before="240" w:after="0" w:line="360" w:lineRule="atLeast"/>
+        <w:rPr>
+          <w:rFonts w:ascii="Helvetica" w:eastAsia="Times New Roman" w:hAnsi="Helvetica" w:cs="Helvetica"/>
+          <w:color w:val="333333"/>
+          <w:sz w:val="24"/>
+          <w:szCs w:val="24"/>
+          <w:lang w:eastAsia="ro-RO"/>
+        </w:rPr>
+      </w:pPr>
+      <w:r>
+        <w:rPr>
+          <w:rFonts w:ascii="Helvetica" w:eastAsia="Times New Roman" w:hAnsi="Helvetica" w:cs="Helvetica"/>
+          <w:color w:val="333333"/>
+          <w:sz w:val="24"/>
+          <w:szCs w:val="24"/>
+          <w:lang w:eastAsia="ro-RO"/>
+        </w:rPr>
+        <w:t>Percy is a visual testing tool that helps detect visual regressions by:</w:t>
+      </w:r>
+    </w:p>
+    <w:p>
+      <w:pPr>
+        <w:numPr>
+          <w:ilvl w:val="0"/>
+          <w:numId w:val="22"/>
+        </w:numPr>
+        <w:shd w:val="clear" w:color="auto" w:fill="FFFFFF"/>
+        <w:spacing w:after="240" w:line="360" w:lineRule="atLeast"/>
+        <w:rPr>
+          <w:rFonts w:ascii="Helvetica" w:eastAsia="Times New Roman" w:hAnsi="Helvetica" w:cs="Helvetica"/>
+          <w:color w:val="333333"/>
+          <w:sz w:val="24"/>
+          <w:szCs w:val="24"/>
+          <w:lang w:eastAsia="ro-RO"/>
+        </w:rPr>
+      </w:pPr>
+      <w:r>
+        <w:rPr>
+          <w:rFonts w:ascii="Helvetica" w:eastAsia="Times New Roman" w:hAnsi="Helvetica" w:cs="Helvetica"/>
+          <w:b/>
+          <w:bCs/>
+          <w:color w:val="333333"/>
+          <w:sz w:val="24"/>
+          <w:szCs w:val="24"/>
+          <w:lang w:eastAsia="ro-RO"/>
+        </w:rPr>
+        <w:t>Capturing Screenshots</w:t>
+      </w:r>
+      <w:r>
+        <w:rPr>
+          <w:rFonts w:ascii="Helvetica" w:eastAsia="Times New Roman" w:hAnsi="Helvetica" w:cs="Helvetica"/>
+          <w:color w:val="333333"/>
+          <w:sz w:val="24"/>
+          <w:szCs w:val="24"/>
+          <w:lang w:eastAsia="ro-RO"/>
+        </w:rPr>
+        <w:t>: Takes snapshots of web pages or application states across a range of browsers and multiple responsive widths on desktop and mobile devices.</w:t>
+      </w:r>
+    </w:p>
+    <w:p>
+      <w:pPr>
+        <w:numPr>
+          <w:ilvl w:val="0"/>
+          <w:numId w:val="22"/>
+        </w:numPr>
+        <w:shd w:val="clear" w:color="auto" w:fill="FFFFFF"/>
+        <w:spacing w:after="240" w:line="360" w:lineRule="atLeast"/>
+        <w:rPr>
+          <w:rFonts w:ascii="Helvetica" w:eastAsia="Times New Roman" w:hAnsi="Helvetica" w:cs="Helvetica"/>
+          <w:color w:val="333333"/>
+          <w:sz w:val="24"/>
+          <w:szCs w:val="24"/>
+          <w:lang w:eastAsia="ro-RO"/>
+        </w:rPr>
+      </w:pPr>
+      <w:r>
+        <w:rPr>
+          <w:rFonts w:ascii="Helvetica" w:eastAsia="Times New Roman" w:hAnsi="Helvetica" w:cs="Helvetica"/>
+          <w:b/>
+          <w:bCs/>
+          <w:color w:val="333333"/>
+          <w:sz w:val="24"/>
+          <w:szCs w:val="24"/>
+          <w:lang w:eastAsia="ro-RO"/>
+        </w:rPr>
+        <w:t>Comparing Versions</w:t>
+      </w:r>
+      <w:r>
+        <w:rPr>
+          <w:rFonts w:ascii="Helvetica" w:eastAsia="Times New Roman" w:hAnsi="Helvetica" w:cs="Helvetica"/>
+          <w:color w:val="333333"/>
+          <w:sz w:val="24"/>
+          <w:szCs w:val="24"/>
+          <w:lang w:eastAsia="ro-RO"/>
+        </w:rPr>
+        <w:t>: Compares new screenshots against previously approved ones (baseline) to highlight any unintended visual differences.</w:t>
+      </w:r>
+    </w:p>
+    <w:p>
+      <w:pPr>
+        <w:numPr>
+          <w:ilvl w:val="0"/>
+          <w:numId w:val="22"/>
+        </w:numPr>
+        <w:shd w:val="clear" w:color="auto" w:fill="FFFFFF"/>
+        <w:spacing w:after="240" w:line="360" w:lineRule="atLeast"/>
+        <w:rPr>
+          <w:rFonts w:ascii="Helvetica" w:eastAsia="Times New Roman" w:hAnsi="Helvetica" w:cs="Helvetica"/>
+          <w:color w:val="333333"/>
+          <w:sz w:val="24"/>
+          <w:szCs w:val="24"/>
+          <w:lang w:eastAsia="ro-RO"/>
+        </w:rPr>
+      </w:pPr>
+      <w:r>
+        <w:rPr>
+          <w:rFonts w:ascii="Helvetica" w:eastAsia="Times New Roman" w:hAnsi="Helvetica" w:cs="Helvetica"/>
+          <w:b/>
+          <w:bCs/>
+          <w:color w:val="333333"/>
+          <w:sz w:val="24"/>
+          <w:szCs w:val="24"/>
+          <w:lang w:eastAsia="ro-RO"/>
+        </w:rPr>
+        <w:t>Highlighting Changes</w:t>
+      </w:r>
+      <w:r>
+        <w:rPr>
+          <w:rFonts w:ascii="Helvetica" w:eastAsia="Times New Roman" w:hAnsi="Helvetica" w:cs="Helvetica"/>
+          <w:color w:val="333333"/>
+          <w:sz w:val="24"/>
+          <w:szCs w:val="24"/>
+          <w:lang w:eastAsia="ro-RO"/>
+        </w:rPr>
+        <w:t>: Provides a visual difference view, making it easy to spot pixel-level changes.</w:t>
+      </w:r>
+    </w:p>
+    <w:p>
+      <w:pPr>
+        <w:numPr>
+          <w:ilvl w:val="0"/>
+          <w:numId w:val="22"/>
+        </w:numPr>
+        <w:shd w:val="clear" w:color="auto" w:fill="FFFFFF"/>
+        <w:spacing w:after="240" w:line="360" w:lineRule="atLeast"/>
+        <w:rPr>
+          <w:rFonts w:ascii="Helvetica" w:eastAsia="Times New Roman" w:hAnsi="Helvetica" w:cs="Helvetica"/>
+          <w:color w:val="333333"/>
+          <w:sz w:val="24"/>
+          <w:szCs w:val="24"/>
+          <w:lang w:eastAsia="ro-RO"/>
+        </w:rPr>
+      </w:pPr>
+      <w:r>
+        <w:rPr>
+          <w:rFonts w:ascii="Helvetica" w:eastAsia="Times New Roman" w:hAnsi="Helvetica" w:cs="Helvetica"/>
+          <w:b/>
+          <w:bCs/>
+          <w:color w:val="333333"/>
+          <w:sz w:val="24"/>
+          <w:szCs w:val="24"/>
+          <w:lang w:eastAsia="ro-RO"/>
+        </w:rPr>
+        <w:t>Automating Approvals</w:t>
+      </w:r>
+      <w:r>
+        <w:rPr>
+          <w:rFonts w:ascii="Helvetica" w:eastAsia="Times New Roman" w:hAnsi="Helvetica" w:cs="Helvetica"/>
+          <w:color w:val="333333"/>
+          <w:sz w:val="24"/>
+          <w:szCs w:val="24"/>
+          <w:lang w:eastAsia="ro-RO"/>
+        </w:rPr>
+        <w:t>: Allows teams to review and approve changes through an intuitive UI, ensuring only intentional updates are deployed.</w:t>
+      </w:r>
+    </w:p>
+    <w:p>
+      <w:pPr>
+        <w:numPr>
+          <w:ilvl w:val="0"/>
+          <w:numId w:val="22"/>
+        </w:numPr>
+        <w:shd w:val="clear" w:color="auto" w:fill="FFFFFF"/>
+        <w:spacing w:after="0" w:line="360" w:lineRule="atLeast"/>
+        <w:rPr>
+          <w:rFonts w:ascii="Helvetica" w:eastAsia="Times New Roman" w:hAnsi="Helvetica" w:cs="Helvetica"/>
+          <w:color w:val="333333"/>
+          <w:sz w:val="24"/>
+          <w:szCs w:val="24"/>
+          <w:lang w:eastAsia="ro-RO"/>
+        </w:rPr>
+      </w:pPr>
+      <w:r>
+        <w:rPr>
+          <w:rFonts w:ascii="Helvetica" w:eastAsia="Times New Roman" w:hAnsi="Helvetica" w:cs="Helvetica"/>
+          <w:b/>
+          <w:bCs/>
+          <w:color w:val="333333"/>
+          <w:sz w:val="24"/>
+          <w:szCs w:val="24"/>
+          <w:lang w:eastAsia="ro-RO"/>
+        </w:rPr>
+        <w:t>Integrating with CI/CD</w:t>
+      </w:r>
+      <w:r>
+        <w:rPr>
+          <w:rFonts w:ascii="Helvetica" w:eastAsia="Times New Roman" w:hAnsi="Helvetica" w:cs="Helvetica"/>
+          <w:color w:val="333333"/>
+          <w:sz w:val="24"/>
+          <w:szCs w:val="24"/>
+          <w:lang w:eastAsia="ro-RO"/>
+        </w:rPr>
+        <w:t>: Seamlessly integrates with testing frameworks and CI/CD pipelines, enabling automated visual testing as part of the development workflow.</w:t>
+      </w:r>
+    </w:p>
+    <w:p>
+      <w:pPr>
+        <w:shd w:val="clear" w:color="auto" w:fill="FFFFFF"/>
+        <w:spacing w:before="240" w:after="0" w:line="360" w:lineRule="atLeast"/>
+        <w:rPr>
+          <w:rFonts w:ascii="Helvetica" w:eastAsia="Times New Roman" w:hAnsi="Helvetica" w:cs="Helvetica"/>
+          <w:color w:val="333333"/>
+          <w:sz w:val="24"/>
+          <w:szCs w:val="24"/>
+          <w:lang w:eastAsia="ro-RO"/>
+        </w:rPr>
+      </w:pPr>
+      <w:r>
+        <w:rPr>
+          <w:rFonts w:ascii="Helvetica" w:eastAsia="Times New Roman" w:hAnsi="Helvetica" w:cs="Helvetica"/>
+          <w:color w:val="333333"/>
+          <w:sz w:val="24"/>
+          <w:szCs w:val="24"/>
+          <w:lang w:eastAsia="ro-RO"/>
+        </w:rPr>
+        <w:t>By using Percy, teams can catch UI bugs early, maintain visual consistency, and confidently ship design updates without breaking the user experience.</w:t>
+      </w:r>
+    </w:p>
+    <w:p>
+      <w:pPr>
+        <w:rPr>
+          <w:b/>
+          <w:bCs/>
+          <w:sz w:val="24"/>
+          <w:szCs w:val="24"/>
+        </w:rPr>
+      </w:pPr>
+    </w:p>
+    <w:p>
+      <w:pPr>
+        <w:rPr>
+          <w:b/>
+          <w:bCs/>
+          <w:sz w:val="24"/>
+          <w:szCs w:val="24"/>
+        </w:rPr>
+      </w:pPr>
+    </w:p>
+    <w:p>
+      <w:pPr>
+        <w:rPr>
+          <w:b/>
+          <w:bCs/>
+          <w:sz w:val="24"/>
+          <w:szCs w:val="24"/>
+        </w:rPr>
+      </w:pPr>
+      <w:r>
+        <w:rPr>
+          <w:b/>
+          <w:bCs/>
+          <w:sz w:val="24"/>
+          <w:szCs w:val="24"/>
+        </w:rPr>
+        <w:t>ITS OK for small projects because the free version has limited tests.</w:t>
+      </w:r>
+    </w:p>
+    <w:p>
+      <w:pPr>
+        <w:rPr>
+          <w:sz w:val="24"/>
+          <w:szCs w:val="24"/>
+        </w:rPr>
+      </w:pPr>
+    </w:p>
+    <w:p>
+      <w:pPr>
+        <w:jc w:val="center"/>
+        <w:rPr>
+          <w:b/>
+          <w:bCs/>
+          <w:sz w:val="72"/>
+          <w:szCs w:val="72"/>
+          <w:lang w:val="en-US"/>
+        </w:rPr>
+      </w:pPr>
+      <w:r>
+        <w:rPr>
+          <w:b/>
+          <w:bCs/>
+          <w:sz w:val="72"/>
+          <w:szCs w:val="72"/>
+          <w:lang w:val="en-US"/>
+        </w:rPr>
+        <w:lastRenderedPageBreak/>
+        <w:t>REST API TESTING</w:t>
+      </w:r>
+    </w:p>
+    <w:p>
+      <w:pPr>
+        <w:pStyle w:val="ListParagraph"/>
+        <w:numPr>
+          <w:ilvl w:val="0"/>
+          <w:numId w:val="23"/>
+        </w:numPr>
+        <w:jc w:val="center"/>
+        <w:rPr>
+          <w:sz w:val="28"/>
+          <w:szCs w:val="28"/>
+        </w:rPr>
+      </w:pPr>
+      <w:r>
+        <w:rPr>
+          <w:sz w:val="28"/>
+          <w:szCs w:val="28"/>
+        </w:rPr>
+        <w:t>Use Playwright to API TESTING</w:t>
+      </w:r>
+    </w:p>
+    <w:p>
+      <w:pPr>
+        <w:pStyle w:val="ListParagraph"/>
+        <w:numPr>
+          <w:ilvl w:val="0"/>
+          <w:numId w:val="23"/>
+        </w:numPr>
+        <w:jc w:val="center"/>
+        <w:rPr>
+          <w:sz w:val="28"/>
+          <w:szCs w:val="28"/>
+        </w:rPr>
+      </w:pPr>
+      <w:r>
+        <w:rPr>
+          <w:sz w:val="28"/>
+          <w:szCs w:val="28"/>
+        </w:rPr>
+        <w:t>Live Backend Service</w:t>
+      </w:r>
+    </w:p>
+    <w:p>
+      <w:pPr>
+        <w:pStyle w:val="ListParagraph"/>
+        <w:numPr>
+          <w:ilvl w:val="0"/>
+          <w:numId w:val="23"/>
+        </w:numPr>
+        <w:jc w:val="center"/>
+        <w:rPr>
+          <w:sz w:val="28"/>
+          <w:szCs w:val="28"/>
+        </w:rPr>
+      </w:pPr>
+      <w:r>
+        <w:rPr>
+          <w:sz w:val="28"/>
+          <w:szCs w:val="28"/>
+        </w:rPr>
+        <w:t xml:space="preserve">GET – POST – PUT </w:t>
+      </w:r>
+      <w:r>
+        <w:rPr>
+          <w:sz w:val="28"/>
+          <w:szCs w:val="28"/>
+        </w:rPr>
+        <w:t xml:space="preserve">– </w:t>
+      </w:r>
+      <w:r>
+        <w:rPr>
+          <w:sz w:val="28"/>
+          <w:szCs w:val="28"/>
+        </w:rPr>
+        <w:t>DELETE</w:t>
+      </w:r>
+    </w:p>
+    <w:p>
+      <w:pPr>
+        <w:rPr>
+          <w:sz w:val="24"/>
+          <w:szCs w:val="24"/>
+        </w:rPr>
+      </w:pPr>
+    </w:p>
+    <w:p>
+      <w:pPr>
+        <w:jc w:val="center"/>
+        <w:rPr>
+          <w:b/>
+          <w:bCs/>
+          <w:sz w:val="48"/>
+          <w:szCs w:val="48"/>
+        </w:rPr>
+      </w:pPr>
+      <w:r>
+        <w:rPr>
+          <w:b/>
+          <w:bCs/>
+          <w:sz w:val="48"/>
+          <w:szCs w:val="48"/>
+        </w:rPr>
+        <w:t>API TEST CONFIGURATION</w:t>
+      </w:r>
+    </w:p>
+    <w:p>
+      <w:pPr>
+        <w:pStyle w:val="ListParagraph"/>
+        <w:numPr>
+          <w:ilvl w:val="0"/>
+          <w:numId w:val="24"/>
+        </w:numPr>
+        <w:rPr>
+          <w:sz w:val="24"/>
+          <w:szCs w:val="24"/>
+        </w:rPr>
+      </w:pPr>
+      <w:r>
+        <w:rPr>
+          <w:sz w:val="24"/>
+          <w:szCs w:val="24"/>
+        </w:rPr>
+        <w:t xml:space="preserve">Go to the root project and create a new file </w:t>
+      </w:r>
+      <w:r>
+        <w:rPr>
+          <w:b/>
+          <w:bCs/>
+          <w:sz w:val="24"/>
+          <w:szCs w:val="24"/>
+        </w:rPr>
+        <w:t>api.config.ts</w:t>
+      </w:r>
+    </w:p>
+    <w:p>
+      <w:pPr>
+        <w:pStyle w:val="ListParagraph"/>
+        <w:numPr>
+          <w:ilvl w:val="0"/>
+          <w:numId w:val="24"/>
+        </w:numPr>
+        <w:rPr>
+          <w:sz w:val="24"/>
+          <w:szCs w:val="24"/>
+        </w:rPr>
+      </w:pPr>
+      <w:r>
+        <w:rPr>
+          <w:sz w:val="24"/>
+          <w:szCs w:val="24"/>
+        </w:rPr>
+        <w:t xml:space="preserve">Copy the content from </w:t>
+      </w:r>
+      <w:r>
+        <w:rPr>
+          <w:b/>
+          <w:bCs/>
+          <w:sz w:val="24"/>
+          <w:szCs w:val="24"/>
+        </w:rPr>
+        <w:t>e2e.config.ts</w:t>
+      </w:r>
+    </w:p>
+    <w:p>
+      <w:pPr>
+        <w:pStyle w:val="ListParagraph"/>
+        <w:numPr>
+          <w:ilvl w:val="0"/>
+          <w:numId w:val="24"/>
+        </w:numPr>
+        <w:rPr>
+          <w:sz w:val="24"/>
+          <w:szCs w:val="24"/>
+        </w:rPr>
+      </w:pPr>
+      <w:r>
+        <w:rPr>
+          <w:sz w:val="24"/>
+          <w:szCs w:val="24"/>
+        </w:rPr>
+        <w:t xml:space="preserve">Set to </w:t>
+      </w:r>
+      <w:r>
+        <w:rPr>
+          <w:b/>
+          <w:bCs/>
+          <w:sz w:val="24"/>
+          <w:szCs w:val="24"/>
+        </w:rPr>
+        <w:t>testDir: ’tests/api’</w:t>
+      </w:r>
+      <w:r>
+        <w:rPr>
+          <w:sz w:val="24"/>
+          <w:szCs w:val="24"/>
+        </w:rPr>
+        <w:t xml:space="preserve"> </w:t>
+      </w:r>
+    </w:p>
+    <w:p>
+      <w:pPr>
+        <w:pStyle w:val="ListParagraph"/>
+        <w:numPr>
+          <w:ilvl w:val="0"/>
+          <w:numId w:val="24"/>
+        </w:numPr>
+        <w:rPr>
+          <w:sz w:val="24"/>
+          <w:szCs w:val="24"/>
+        </w:rPr>
+      </w:pPr>
+      <w:r>
+        <w:rPr>
+          <w:sz w:val="24"/>
+          <w:szCs w:val="24"/>
+        </w:rPr>
+        <w:t xml:space="preserve">Go to </w:t>
+      </w:r>
+      <w:r>
+        <w:rPr>
+          <w:b/>
+          <w:bCs/>
+          <w:sz w:val="24"/>
+          <w:szCs w:val="24"/>
+        </w:rPr>
+        <w:t xml:space="preserve">tests </w:t>
+      </w:r>
+      <w:r>
+        <w:rPr>
+          <w:sz w:val="24"/>
+          <w:szCs w:val="24"/>
+        </w:rPr>
+        <w:t xml:space="preserve">folder and </w:t>
+      </w:r>
+      <w:r>
+        <w:rPr>
+          <w:sz w:val="24"/>
+          <w:szCs w:val="24"/>
+          <w:u w:val="single"/>
+        </w:rPr>
+        <w:t>create a new folder</w:t>
+      </w:r>
+      <w:r>
+        <w:rPr>
+          <w:sz w:val="24"/>
+          <w:szCs w:val="24"/>
+        </w:rPr>
+        <w:t xml:space="preserve"> called </w:t>
+      </w:r>
+      <w:r>
+        <w:rPr>
+          <w:b/>
+          <w:bCs/>
+          <w:sz w:val="24"/>
+          <w:szCs w:val="24"/>
+        </w:rPr>
+        <w:t>api</w:t>
+      </w:r>
+    </w:p>
+    <w:p>
+      <w:pPr>
+        <w:pStyle w:val="ListParagraph"/>
+        <w:numPr>
+          <w:ilvl w:val="0"/>
+          <w:numId w:val="24"/>
+        </w:numPr>
+        <w:rPr>
+          <w:sz w:val="24"/>
+          <w:szCs w:val="24"/>
+        </w:rPr>
+      </w:pPr>
+      <w:r>
+        <w:rPr>
+          <w:sz w:val="24"/>
+          <w:szCs w:val="24"/>
+        </w:rPr>
+        <w:t xml:space="preserve">Inside api folder </w:t>
+      </w:r>
+      <w:r>
+        <w:rPr>
+          <w:sz w:val="24"/>
+          <w:szCs w:val="24"/>
+          <w:u w:val="single"/>
+        </w:rPr>
+        <w:t>create new file</w:t>
+      </w:r>
+      <w:r>
+        <w:rPr>
+          <w:sz w:val="24"/>
+          <w:szCs w:val="24"/>
+        </w:rPr>
+        <w:t xml:space="preserve"> called </w:t>
+      </w:r>
+      <w:r>
+        <w:rPr>
+          <w:b/>
+          <w:bCs/>
+          <w:sz w:val="24"/>
+          <w:szCs w:val="24"/>
+        </w:rPr>
+        <w:t>api.spec.ts</w:t>
+      </w:r>
+    </w:p>
+    <w:p>
+      <w:pPr>
+        <w:pStyle w:val="ListParagraph"/>
+        <w:numPr>
+          <w:ilvl w:val="0"/>
+          <w:numId w:val="24"/>
+        </w:numPr>
+        <w:rPr>
+          <w:sz w:val="24"/>
+          <w:szCs w:val="24"/>
+        </w:rPr>
+      </w:pPr>
+      <w:r>
+        <w:rPr>
+          <w:sz w:val="24"/>
+          <w:szCs w:val="24"/>
+        </w:rPr>
+        <w:t xml:space="preserve">Go to package.json file and add new script for api: </w:t>
+      </w:r>
+    </w:p>
+    <w:p>
+      <w:pPr>
+        <w:shd w:val="clear" w:color="auto" w:fill="282C34"/>
+        <w:spacing w:after="0" w:line="360" w:lineRule="atLeast"/>
+        <w:ind w:left="360"/>
+        <w:rPr>
+          <w:rFonts w:ascii="Consolas" w:eastAsia="Times New Roman" w:hAnsi="Consolas" w:cs="Times New Roman"/>
+          <w:color w:val="BBBBBB"/>
+          <w:lang w:eastAsia="ro-RO"/>
+        </w:rPr>
+      </w:pPr>
+      <w:r>
+        <w:rPr>
+          <w:rFonts w:ascii="Consolas" w:eastAsia="Times New Roman" w:hAnsi="Consolas" w:cs="Times New Roman"/>
+          <w:color w:val="56B6C2"/>
+          <w:lang w:eastAsia="ro-RO"/>
+        </w:rPr>
+        <w:t>"tests:api"</w:t>
+      </w:r>
+      <w:r>
+        <w:rPr>
+          <w:rFonts w:ascii="Consolas" w:eastAsia="Times New Roman" w:hAnsi="Consolas" w:cs="Times New Roman"/>
+          <w:color w:val="ABB2BF"/>
+          <w:lang w:eastAsia="ro-RO"/>
+        </w:rPr>
+        <w:t>:</w:t>
+      </w:r>
+      <w:r>
+        <w:rPr>
+          <w:rFonts w:ascii="Consolas" w:eastAsia="Times New Roman" w:hAnsi="Consolas" w:cs="Times New Roman"/>
+          <w:color w:val="BBBBBB"/>
+          <w:lang w:eastAsia="ro-RO"/>
+        </w:rPr>
+        <w:t xml:space="preserve"> </w:t>
+      </w:r>
+      <w:r>
+        <w:rPr>
+          <w:rFonts w:ascii="Consolas" w:eastAsia="Times New Roman" w:hAnsi="Consolas" w:cs="Times New Roman"/>
+          <w:color w:val="E5C07B"/>
+          <w:lang w:eastAsia="ro-RO"/>
+        </w:rPr>
+        <w:t>"playwright test --config=api.config.ts --project=</w:t>
+      </w:r>
+      <w:r>
+        <w:rPr>
+          <w:rFonts w:ascii="Consolas" w:eastAsia="Times New Roman" w:hAnsi="Consolas" w:cs="Times New Roman"/>
+          <w:color w:val="E5C07B"/>
+          <w:lang w:eastAsia="ro-RO"/>
+        </w:rPr>
+        <w:t>Chromium</w:t>
+      </w:r>
+      <w:r>
+        <w:rPr>
+          <w:rFonts w:ascii="Consolas" w:eastAsia="Times New Roman" w:hAnsi="Consolas" w:cs="Times New Roman"/>
+          <w:color w:val="E5C07B"/>
+          <w:lang w:eastAsia="ro-RO"/>
+        </w:rPr>
+        <w:t>"</w:t>
+      </w:r>
+    </w:p>
+    <w:p>
+      <w:pPr>
+        <w:pStyle w:val="ListParagraph"/>
+        <w:rPr>
+          <w:sz w:val="24"/>
+          <w:szCs w:val="24"/>
+        </w:rPr>
+      </w:pPr>
+    </w:p>
+    <w:p>
+      <w:pPr>
+        <w:pStyle w:val="ListParagraph"/>
+        <w:rPr>
+          <w:sz w:val="24"/>
+          <w:szCs w:val="24"/>
+        </w:rPr>
+      </w:pPr>
+    </w:p>
+    <w:p>
+      <w:pPr>
+        <w:pStyle w:val="ListParagraph"/>
+        <w:rPr>
+          <w:sz w:val="24"/>
+          <w:szCs w:val="24"/>
+        </w:rPr>
+      </w:pPr>
+    </w:p>
+    <w:p>
+      <w:pPr>
+        <w:jc w:val="center"/>
+        <w:rPr>
+          <w:b/>
+          <w:bCs/>
+          <w:sz w:val="48"/>
+          <w:szCs w:val="48"/>
+        </w:rPr>
+      </w:pPr>
+      <w:r>
+        <w:rPr>
+          <w:b/>
+          <w:bCs/>
+          <w:sz w:val="48"/>
+          <w:szCs w:val="48"/>
+        </w:rPr>
+        <w:t xml:space="preserve">SIMPLE </w:t>
+      </w:r>
+      <w:r>
+        <w:rPr>
+          <w:b/>
+          <w:bCs/>
+          <w:sz w:val="48"/>
+          <w:szCs w:val="48"/>
+        </w:rPr>
+        <w:t xml:space="preserve">API TEST </w:t>
+      </w:r>
+    </w:p>
+    <w:p>
+      <w:pPr>
+        <w:rPr>
+          <w:b/>
+          <w:bCs/>
+          <w:sz w:val="48"/>
+          <w:szCs w:val="48"/>
+        </w:rPr>
+      </w:pPr>
+    </w:p>
+    <w:p>
+      <w:pPr>
+        <w:rPr>
+          <w:sz w:val="24"/>
+          <w:szCs w:val="24"/>
+        </w:rPr>
+      </w:pPr>
+      <w:r>
+        <w:rPr>
+          <w:b/>
+          <w:bCs/>
+          <w:sz w:val="24"/>
+          <w:szCs w:val="24"/>
+        </w:rPr>
+        <w:t xml:space="preserve">reqres.in </w:t>
+      </w:r>
+      <w:r>
+        <w:rPr>
+          <w:sz w:val="24"/>
+          <w:szCs w:val="24"/>
+        </w:rPr>
+        <w:t>– live api server.</w:t>
+      </w:r>
+      <w:r>
+        <w:rPr>
+          <w:sz w:val="24"/>
+          <w:szCs w:val="24"/>
+        </w:rPr>
+        <w:t xml:space="preserve">  NU MAI ESTE ACTUAL</w:t>
+      </w:r>
+    </w:p>
+    <w:p>
+      <w:pPr>
+        <w:shd w:val="clear" w:color="auto" w:fill="282C34"/>
+        <w:spacing w:after="0" w:line="360" w:lineRule="atLeast"/>
+        <w:rPr>
+          <w:rFonts w:ascii="Consolas" w:eastAsia="Times New Roman" w:hAnsi="Consolas" w:cs="Times New Roman"/>
+          <w:color w:val="BBBBBB"/>
+          <w:sz w:val="27"/>
+          <w:szCs w:val="27"/>
+          <w:lang w:eastAsia="ro-RO"/>
+        </w:rPr>
+      </w:pPr>
+      <w:r>
+        <w:rPr>
+          <w:rFonts w:ascii="Consolas" w:eastAsia="Times New Roman" w:hAnsi="Consolas" w:cs="Times New Roman"/>
+          <w:color w:val="E5C07B"/>
+          <w:sz w:val="27"/>
+          <w:szCs w:val="27"/>
+          <w:lang w:eastAsia="ro-RO"/>
+        </w:rPr>
+        <w:t>https://jsonplaceholder.typicode.com/</w:t>
+      </w:r>
+    </w:p>
+    <w:p>
+      <w:pPr>
+        <w:rPr>
+          <w:sz w:val="24"/>
+          <w:szCs w:val="24"/>
+        </w:rPr>
+      </w:pPr>
+    </w:p>
+    <w:p>
+      <w:pPr>
+        <w:shd w:val="clear" w:color="auto" w:fill="282C34"/>
+        <w:spacing w:after="0" w:line="360" w:lineRule="atLeast"/>
+        <w:rPr>
+          <w:rFonts w:ascii="Consolas" w:eastAsia="Times New Roman" w:hAnsi="Consolas" w:cs="Times New Roman"/>
+          <w:color w:val="BBBBBB"/>
+          <w:sz w:val="27"/>
+          <w:szCs w:val="27"/>
+          <w:lang w:eastAsia="ro-RO"/>
+        </w:rPr>
+      </w:pPr>
+      <w:r>
+        <w:rPr>
+          <w:rFonts w:ascii="Consolas" w:eastAsia="Times New Roman" w:hAnsi="Consolas" w:cs="Times New Roman"/>
+          <w:color w:val="E06C75"/>
+          <w:sz w:val="27"/>
+          <w:szCs w:val="27"/>
+          <w:lang w:eastAsia="ro-RO"/>
+        </w:rPr>
+        <w:t>import</w:t>
+      </w:r>
+      <w:r>
+        <w:rPr>
+          <w:rFonts w:ascii="Consolas" w:eastAsia="Times New Roman" w:hAnsi="Consolas" w:cs="Times New Roman"/>
+          <w:color w:val="BBBBBB"/>
+          <w:sz w:val="27"/>
+          <w:szCs w:val="27"/>
+          <w:lang w:eastAsia="ro-RO"/>
+        </w:rPr>
+        <w:t xml:space="preserve"> { </w:t>
+      </w:r>
+      <w:r>
+        <w:rPr>
+          <w:rFonts w:ascii="Consolas" w:eastAsia="Times New Roman" w:hAnsi="Consolas" w:cs="Times New Roman"/>
+          <w:color w:val="ABB2BF"/>
+          <w:sz w:val="27"/>
+          <w:szCs w:val="27"/>
+          <w:lang w:eastAsia="ro-RO"/>
+        </w:rPr>
+        <w:t>test,</w:t>
+      </w:r>
+      <w:r>
+        <w:rPr>
+          <w:rFonts w:ascii="Consolas" w:eastAsia="Times New Roman" w:hAnsi="Consolas" w:cs="Times New Roman"/>
+          <w:color w:val="BBBBBB"/>
+          <w:sz w:val="27"/>
+          <w:szCs w:val="27"/>
+          <w:lang w:eastAsia="ro-RO"/>
+        </w:rPr>
+        <w:t xml:space="preserve"> </w:t>
+      </w:r>
+      <w:r>
+        <w:rPr>
+          <w:rFonts w:ascii="Consolas" w:eastAsia="Times New Roman" w:hAnsi="Consolas" w:cs="Times New Roman"/>
+          <w:color w:val="ABB2BF"/>
+          <w:sz w:val="27"/>
+          <w:szCs w:val="27"/>
+          <w:lang w:eastAsia="ro-RO"/>
+        </w:rPr>
+        <w:t>expect</w:t>
+      </w:r>
+      <w:r>
+        <w:rPr>
+          <w:rFonts w:ascii="Consolas" w:eastAsia="Times New Roman" w:hAnsi="Consolas" w:cs="Times New Roman"/>
+          <w:color w:val="BBBBBB"/>
+          <w:sz w:val="27"/>
+          <w:szCs w:val="27"/>
+          <w:lang w:eastAsia="ro-RO"/>
+        </w:rPr>
+        <w:t xml:space="preserve"> } </w:t>
+      </w:r>
+      <w:r>
+        <w:rPr>
+          <w:rFonts w:ascii="Consolas" w:eastAsia="Times New Roman" w:hAnsi="Consolas" w:cs="Times New Roman"/>
+          <w:color w:val="E06C75"/>
+          <w:sz w:val="27"/>
+          <w:szCs w:val="27"/>
+          <w:lang w:eastAsia="ro-RO"/>
+        </w:rPr>
+        <w:t>from</w:t>
+      </w:r>
+      <w:r>
+        <w:rPr>
+          <w:rFonts w:ascii="Consolas" w:eastAsia="Times New Roman" w:hAnsi="Consolas" w:cs="Times New Roman"/>
+          <w:color w:val="BBBBBB"/>
+          <w:sz w:val="27"/>
+          <w:szCs w:val="27"/>
+          <w:lang w:eastAsia="ro-RO"/>
+        </w:rPr>
+        <w:t xml:space="preserve"> </w:t>
+      </w:r>
+      <w:r>
+        <w:rPr>
+          <w:rFonts w:ascii="Consolas" w:eastAsia="Times New Roman" w:hAnsi="Consolas" w:cs="Times New Roman"/>
+          <w:color w:val="E5C07B"/>
+          <w:sz w:val="27"/>
+          <w:szCs w:val="27"/>
+          <w:lang w:eastAsia="ro-RO"/>
+        </w:rPr>
+        <w:t>'@playwright/test'</w:t>
+      </w:r>
+    </w:p>
+    <w:p>
+      <w:pPr>
+        <w:shd w:val="clear" w:color="auto" w:fill="282C34"/>
+        <w:spacing w:after="0" w:line="360" w:lineRule="atLeast"/>
+        <w:rPr>
+          <w:rFonts w:ascii="Consolas" w:eastAsia="Times New Roman" w:hAnsi="Consolas" w:cs="Times New Roman"/>
+          <w:color w:val="BBBBBB"/>
+          <w:sz w:val="27"/>
+          <w:szCs w:val="27"/>
+          <w:lang w:eastAsia="ro-RO"/>
+        </w:rPr>
+      </w:pPr>
+    </w:p>
+    <w:p>
+      <w:pPr>
+        <w:shd w:val="clear" w:color="auto" w:fill="282C34"/>
+        <w:spacing w:after="0" w:line="360" w:lineRule="atLeast"/>
+        <w:rPr>
+          <w:rFonts w:ascii="Consolas" w:eastAsia="Times New Roman" w:hAnsi="Consolas" w:cs="Times New Roman"/>
+          <w:color w:val="BBBBBB"/>
+          <w:sz w:val="27"/>
+          <w:szCs w:val="27"/>
+          <w:lang w:eastAsia="ro-RO"/>
+        </w:rPr>
+      </w:pPr>
+      <w:r>
+        <w:rPr>
+          <w:rFonts w:ascii="Consolas" w:eastAsia="Times New Roman" w:hAnsi="Consolas" w:cs="Times New Roman"/>
+          <w:color w:val="61AFEF"/>
+          <w:sz w:val="27"/>
+          <w:szCs w:val="27"/>
+          <w:lang w:eastAsia="ro-RO"/>
+        </w:rPr>
+        <w:t>test</w:t>
+      </w:r>
+      <w:r>
+        <w:rPr>
+          <w:rFonts w:ascii="Consolas" w:eastAsia="Times New Roman" w:hAnsi="Consolas" w:cs="Times New Roman"/>
+          <w:color w:val="ABB2BF"/>
+          <w:sz w:val="27"/>
+          <w:szCs w:val="27"/>
+          <w:lang w:eastAsia="ro-RO"/>
+        </w:rPr>
+        <w:t>.</w:t>
+      </w:r>
+      <w:r>
+        <w:rPr>
+          <w:rFonts w:ascii="Consolas" w:eastAsia="Times New Roman" w:hAnsi="Consolas" w:cs="Times New Roman"/>
+          <w:color w:val="61AFEF"/>
+          <w:sz w:val="27"/>
+          <w:szCs w:val="27"/>
+          <w:lang w:eastAsia="ro-RO"/>
+        </w:rPr>
+        <w:t>describe</w:t>
+      </w:r>
+      <w:r>
+        <w:rPr>
+          <w:rFonts w:ascii="Consolas" w:eastAsia="Times New Roman" w:hAnsi="Consolas" w:cs="Times New Roman"/>
+          <w:color w:val="ABB2BF"/>
+          <w:sz w:val="27"/>
+          <w:szCs w:val="27"/>
+          <w:lang w:eastAsia="ro-RO"/>
+        </w:rPr>
+        <w:t>.</w:t>
+      </w:r>
+      <w:r>
+        <w:rPr>
+          <w:rFonts w:ascii="Consolas" w:eastAsia="Times New Roman" w:hAnsi="Consolas" w:cs="Times New Roman"/>
+          <w:color w:val="98C379"/>
+          <w:sz w:val="27"/>
+          <w:szCs w:val="27"/>
+          <w:lang w:eastAsia="ro-RO"/>
+        </w:rPr>
+        <w:t>parallel</w:t>
+      </w:r>
+      <w:r>
+        <w:rPr>
+          <w:rFonts w:ascii="Consolas" w:eastAsia="Times New Roman" w:hAnsi="Consolas" w:cs="Times New Roman"/>
+          <w:color w:val="ABB2BF"/>
+          <w:sz w:val="27"/>
+          <w:szCs w:val="27"/>
+          <w:lang w:eastAsia="ro-RO"/>
+        </w:rPr>
+        <w:t>(</w:t>
+      </w:r>
+      <w:r>
+        <w:rPr>
+          <w:rFonts w:ascii="Consolas" w:eastAsia="Times New Roman" w:hAnsi="Consolas" w:cs="Times New Roman"/>
+          <w:color w:val="E5C07B"/>
+          <w:sz w:val="27"/>
+          <w:szCs w:val="27"/>
+          <w:lang w:eastAsia="ro-RO"/>
+        </w:rPr>
+        <w:t>'API Testing'</w:t>
+      </w:r>
+      <w:r>
+        <w:rPr>
+          <w:rFonts w:ascii="Consolas" w:eastAsia="Times New Roman" w:hAnsi="Consolas" w:cs="Times New Roman"/>
+          <w:color w:val="ABB2BF"/>
+          <w:sz w:val="27"/>
+          <w:szCs w:val="27"/>
+          <w:lang w:eastAsia="ro-RO"/>
+        </w:rPr>
+        <w:t>,</w:t>
+      </w:r>
+      <w:r>
+        <w:rPr>
+          <w:rFonts w:ascii="Consolas" w:eastAsia="Times New Roman" w:hAnsi="Consolas" w:cs="Times New Roman"/>
+          <w:color w:val="BBBBBB"/>
+          <w:sz w:val="27"/>
+          <w:szCs w:val="27"/>
+          <w:lang w:eastAsia="ro-RO"/>
+        </w:rPr>
+        <w:t xml:space="preserve"> () </w:t>
+      </w:r>
+      <w:r>
+        <w:rPr>
+          <w:rFonts w:ascii="Consolas" w:eastAsia="Times New Roman" w:hAnsi="Consolas" w:cs="Times New Roman"/>
+          <w:color w:val="56B6C2"/>
+          <w:sz w:val="27"/>
+          <w:szCs w:val="27"/>
+          <w:lang w:eastAsia="ro-RO"/>
+        </w:rPr>
+        <w:t>=&gt;</w:t>
+      </w:r>
+      <w:r>
+        <w:rPr>
+          <w:rFonts w:ascii="Consolas" w:eastAsia="Times New Roman" w:hAnsi="Consolas" w:cs="Times New Roman"/>
+          <w:color w:val="BBBBBB"/>
+          <w:sz w:val="27"/>
+          <w:szCs w:val="27"/>
+          <w:lang w:eastAsia="ro-RO"/>
+        </w:rPr>
+        <w:t xml:space="preserve"> {</w:t>
+      </w:r>
+    </w:p>
+    <w:p>
+      <w:pPr>
+        <w:shd w:val="clear" w:color="auto" w:fill="282C34"/>
+        <w:spacing w:after="0" w:line="360" w:lineRule="atLeast"/>
+        <w:rPr>
+          <w:rFonts w:ascii="Consolas" w:eastAsia="Times New Roman" w:hAnsi="Consolas" w:cs="Times New Roman"/>
+          <w:color w:val="BBBBBB"/>
+          <w:sz w:val="27"/>
+          <w:szCs w:val="27"/>
+          <w:lang w:eastAsia="ro-RO"/>
+        </w:rPr>
+      </w:pPr>
+      <w:r>
+        <w:rPr>
+          <w:rFonts w:ascii="Consolas" w:eastAsia="Times New Roman" w:hAnsi="Consolas" w:cs="Times New Roman"/>
+          <w:color w:val="BBBBBB"/>
+          <w:sz w:val="27"/>
+          <w:szCs w:val="27"/>
+          <w:lang w:eastAsia="ro-RO"/>
+        </w:rPr>
+        <w:t xml:space="preserve">  </w:t>
+      </w:r>
+      <w:r>
+        <w:rPr>
+          <w:rFonts w:ascii="Consolas" w:eastAsia="Times New Roman" w:hAnsi="Consolas" w:cs="Times New Roman"/>
+          <w:color w:val="56B6C2"/>
+          <w:sz w:val="27"/>
+          <w:szCs w:val="27"/>
+          <w:lang w:eastAsia="ro-RO"/>
+        </w:rPr>
+        <w:t>const</w:t>
+      </w:r>
+      <w:r>
+        <w:rPr>
+          <w:rFonts w:ascii="Consolas" w:eastAsia="Times New Roman" w:hAnsi="Consolas" w:cs="Times New Roman"/>
+          <w:color w:val="BBBBBB"/>
+          <w:sz w:val="27"/>
+          <w:szCs w:val="27"/>
+          <w:lang w:eastAsia="ro-RO"/>
+        </w:rPr>
+        <w:t xml:space="preserve"> </w:t>
+      </w:r>
+      <w:r>
+        <w:rPr>
+          <w:rFonts w:ascii="Consolas" w:eastAsia="Times New Roman" w:hAnsi="Consolas" w:cs="Times New Roman"/>
+          <w:color w:val="61AFEF"/>
+          <w:sz w:val="27"/>
+          <w:szCs w:val="27"/>
+          <w:lang w:eastAsia="ro-RO"/>
+        </w:rPr>
+        <w:t>baseUrl</w:t>
+      </w:r>
+      <w:r>
+        <w:rPr>
+          <w:rFonts w:ascii="Consolas" w:eastAsia="Times New Roman" w:hAnsi="Consolas" w:cs="Times New Roman"/>
+          <w:color w:val="BBBBBB"/>
+          <w:sz w:val="27"/>
+          <w:szCs w:val="27"/>
+          <w:lang w:eastAsia="ro-RO"/>
+        </w:rPr>
+        <w:t xml:space="preserve"> </w:t>
+      </w:r>
+      <w:r>
+        <w:rPr>
+          <w:rFonts w:ascii="Consolas" w:eastAsia="Times New Roman" w:hAnsi="Consolas" w:cs="Times New Roman"/>
+          <w:color w:val="E06C75"/>
+          <w:sz w:val="27"/>
+          <w:szCs w:val="27"/>
+          <w:lang w:eastAsia="ro-RO"/>
+        </w:rPr>
+        <w:t>=</w:t>
+      </w:r>
+      <w:r>
+        <w:rPr>
+          <w:rFonts w:ascii="Consolas" w:eastAsia="Times New Roman" w:hAnsi="Consolas" w:cs="Times New Roman"/>
+          <w:color w:val="BBBBBB"/>
+          <w:sz w:val="27"/>
+          <w:szCs w:val="27"/>
+          <w:lang w:eastAsia="ro-RO"/>
+        </w:rPr>
+        <w:t xml:space="preserve"> </w:t>
+      </w:r>
+      <w:r>
+        <w:rPr>
+          <w:rFonts w:ascii="Consolas" w:eastAsia="Times New Roman" w:hAnsi="Consolas" w:cs="Times New Roman"/>
+          <w:color w:val="E5C07B"/>
+          <w:sz w:val="27"/>
+          <w:szCs w:val="27"/>
+          <w:lang w:eastAsia="ro-RO"/>
+        </w:rPr>
+        <w:t>'https://jsonplaceholder.typicode.com/'</w:t>
+      </w:r>
+    </w:p>
+    <w:p>
+      <w:pPr>
+        <w:shd w:val="clear" w:color="auto" w:fill="282C34"/>
+        <w:spacing w:after="0" w:line="360" w:lineRule="atLeast"/>
+        <w:rPr>
+          <w:rFonts w:ascii="Consolas" w:eastAsia="Times New Roman" w:hAnsi="Consolas" w:cs="Times New Roman"/>
+          <w:color w:val="BBBBBB"/>
+          <w:sz w:val="27"/>
+          <w:szCs w:val="27"/>
+          <w:lang w:eastAsia="ro-RO"/>
+        </w:rPr>
+      </w:pPr>
+    </w:p>
+    <w:p>
+      <w:pPr>
+        <w:shd w:val="clear" w:color="auto" w:fill="282C34"/>
+        <w:spacing w:after="0" w:line="360" w:lineRule="atLeast"/>
+        <w:rPr>
+          <w:rFonts w:ascii="Consolas" w:eastAsia="Times New Roman" w:hAnsi="Consolas" w:cs="Times New Roman"/>
+          <w:color w:val="BBBBBB"/>
+          <w:sz w:val="27"/>
+          <w:szCs w:val="27"/>
+          <w:lang w:eastAsia="ro-RO"/>
+        </w:rPr>
+      </w:pPr>
+      <w:r>
+        <w:rPr>
+          <w:rFonts w:ascii="Consolas" w:eastAsia="Times New Roman" w:hAnsi="Consolas" w:cs="Times New Roman"/>
+          <w:color w:val="BBBBBB"/>
+          <w:sz w:val="27"/>
+          <w:szCs w:val="27"/>
+          <w:lang w:eastAsia="ro-RO"/>
+        </w:rPr>
+        <w:t xml:space="preserve">  </w:t>
+      </w:r>
+      <w:r>
+        <w:rPr>
+          <w:rFonts w:ascii="Consolas" w:eastAsia="Times New Roman" w:hAnsi="Consolas" w:cs="Times New Roman"/>
+          <w:color w:val="98C379"/>
+          <w:sz w:val="27"/>
+          <w:szCs w:val="27"/>
+          <w:lang w:eastAsia="ro-RO"/>
+        </w:rPr>
+        <w:t>test</w:t>
+      </w:r>
+      <w:r>
+        <w:rPr>
+          <w:rFonts w:ascii="Consolas" w:eastAsia="Times New Roman" w:hAnsi="Consolas" w:cs="Times New Roman"/>
+          <w:color w:val="ABB2BF"/>
+          <w:sz w:val="27"/>
+          <w:szCs w:val="27"/>
+          <w:lang w:eastAsia="ro-RO"/>
+        </w:rPr>
+        <w:t>(</w:t>
+      </w:r>
+      <w:r>
+        <w:rPr>
+          <w:rFonts w:ascii="Consolas" w:eastAsia="Times New Roman" w:hAnsi="Consolas" w:cs="Times New Roman"/>
+          <w:color w:val="E5C07B"/>
+          <w:sz w:val="27"/>
+          <w:szCs w:val="27"/>
+          <w:lang w:eastAsia="ro-RO"/>
+        </w:rPr>
+        <w:t>'Simple API test - Assert Response Status'</w:t>
+      </w:r>
+      <w:r>
+        <w:rPr>
+          <w:rFonts w:ascii="Consolas" w:eastAsia="Times New Roman" w:hAnsi="Consolas" w:cs="Times New Roman"/>
+          <w:color w:val="ABB2BF"/>
+          <w:sz w:val="27"/>
+          <w:szCs w:val="27"/>
+          <w:lang w:eastAsia="ro-RO"/>
+        </w:rPr>
+        <w:t>,</w:t>
+      </w:r>
+      <w:r>
+        <w:rPr>
+          <w:rFonts w:ascii="Consolas" w:eastAsia="Times New Roman" w:hAnsi="Consolas" w:cs="Times New Roman"/>
+          <w:color w:val="BBBBBB"/>
+          <w:sz w:val="27"/>
+          <w:szCs w:val="27"/>
+          <w:lang w:eastAsia="ro-RO"/>
+        </w:rPr>
+        <w:t xml:space="preserve"> </w:t>
+      </w:r>
+      <w:r>
+        <w:rPr>
+          <w:rFonts w:ascii="Consolas" w:eastAsia="Times New Roman" w:hAnsi="Consolas" w:cs="Times New Roman"/>
+          <w:color w:val="E06C75"/>
+          <w:sz w:val="27"/>
+          <w:szCs w:val="27"/>
+          <w:lang w:eastAsia="ro-RO"/>
+        </w:rPr>
+        <w:t>async</w:t>
+      </w:r>
+      <w:r>
+        <w:rPr>
+          <w:rFonts w:ascii="Consolas" w:eastAsia="Times New Roman" w:hAnsi="Consolas" w:cs="Times New Roman"/>
+          <w:color w:val="BBBBBB"/>
+          <w:sz w:val="27"/>
+          <w:szCs w:val="27"/>
+          <w:lang w:eastAsia="ro-RO"/>
+        </w:rPr>
+        <w:t xml:space="preserve"> ({ </w:t>
+      </w:r>
+      <w:r>
+        <w:rPr>
+          <w:rFonts w:ascii="Consolas" w:eastAsia="Times New Roman" w:hAnsi="Consolas" w:cs="Times New Roman"/>
+          <w:i/>
+          <w:iCs/>
+          <w:color w:val="D19A66"/>
+          <w:sz w:val="27"/>
+          <w:szCs w:val="27"/>
+          <w:lang w:eastAsia="ro-RO"/>
+        </w:rPr>
+        <w:t>request</w:t>
+      </w:r>
+      <w:r>
+        <w:rPr>
+          <w:rFonts w:ascii="Consolas" w:eastAsia="Times New Roman" w:hAnsi="Consolas" w:cs="Times New Roman"/>
+          <w:color w:val="BBBBBB"/>
+          <w:sz w:val="27"/>
+          <w:szCs w:val="27"/>
+          <w:lang w:eastAsia="ro-RO"/>
+        </w:rPr>
+        <w:t xml:space="preserve"> }) </w:t>
+      </w:r>
+      <w:r>
+        <w:rPr>
+          <w:rFonts w:ascii="Consolas" w:eastAsia="Times New Roman" w:hAnsi="Consolas" w:cs="Times New Roman"/>
+          <w:color w:val="56B6C2"/>
+          <w:sz w:val="27"/>
+          <w:szCs w:val="27"/>
+          <w:lang w:eastAsia="ro-RO"/>
+        </w:rPr>
+        <w:t>=&gt;</w:t>
+      </w:r>
+      <w:r>
+        <w:rPr>
+          <w:rFonts w:ascii="Consolas" w:eastAsia="Times New Roman" w:hAnsi="Consolas" w:cs="Times New Roman"/>
+          <w:color w:val="BBBBBB"/>
+          <w:sz w:val="27"/>
+          <w:szCs w:val="27"/>
+          <w:lang w:eastAsia="ro-RO"/>
+        </w:rPr>
+        <w:t xml:space="preserve"> {</w:t>
+      </w:r>
+    </w:p>
+    <w:p>
+      <w:pPr>
+        <w:shd w:val="clear" w:color="auto" w:fill="282C34"/>
+        <w:spacing w:after="0" w:line="360" w:lineRule="atLeast"/>
+        <w:rPr>
+          <w:rFonts w:ascii="Consolas" w:eastAsia="Times New Roman" w:hAnsi="Consolas" w:cs="Times New Roman"/>
+          <w:color w:val="BBBBBB"/>
+          <w:sz w:val="27"/>
+          <w:szCs w:val="27"/>
+          <w:lang w:eastAsia="ro-RO"/>
+        </w:rPr>
+      </w:pPr>
+      <w:r>
+        <w:rPr>
+          <w:rFonts w:ascii="Consolas" w:eastAsia="Times New Roman" w:hAnsi="Consolas" w:cs="Times New Roman"/>
+          <w:color w:val="BBBBBB"/>
+          <w:sz w:val="27"/>
+          <w:szCs w:val="27"/>
+          <w:lang w:eastAsia="ro-RO"/>
+        </w:rPr>
+        <w:t xml:space="preserve">    </w:t>
+      </w:r>
+      <w:r>
+        <w:rPr>
+          <w:rFonts w:ascii="Consolas" w:eastAsia="Times New Roman" w:hAnsi="Consolas" w:cs="Times New Roman"/>
+          <w:color w:val="56B6C2"/>
+          <w:sz w:val="27"/>
+          <w:szCs w:val="27"/>
+          <w:lang w:eastAsia="ro-RO"/>
+        </w:rPr>
+        <w:t>const</w:t>
+      </w:r>
+      <w:r>
+        <w:rPr>
+          <w:rFonts w:ascii="Consolas" w:eastAsia="Times New Roman" w:hAnsi="Consolas" w:cs="Times New Roman"/>
+          <w:color w:val="BBBBBB"/>
+          <w:sz w:val="27"/>
+          <w:szCs w:val="27"/>
+          <w:lang w:eastAsia="ro-RO"/>
+        </w:rPr>
+        <w:t xml:space="preserve"> </w:t>
+      </w:r>
+      <w:r>
+        <w:rPr>
+          <w:rFonts w:ascii="Consolas" w:eastAsia="Times New Roman" w:hAnsi="Consolas" w:cs="Times New Roman"/>
+          <w:color w:val="61AFEF"/>
+          <w:sz w:val="27"/>
+          <w:szCs w:val="27"/>
+          <w:lang w:eastAsia="ro-RO"/>
+        </w:rPr>
+        <w:t>response</w:t>
+      </w:r>
+      <w:r>
+        <w:rPr>
+          <w:rFonts w:ascii="Consolas" w:eastAsia="Times New Roman" w:hAnsi="Consolas" w:cs="Times New Roman"/>
+          <w:color w:val="BBBBBB"/>
+          <w:sz w:val="27"/>
+          <w:szCs w:val="27"/>
+          <w:lang w:eastAsia="ro-RO"/>
+        </w:rPr>
+        <w:t xml:space="preserve"> </w:t>
+      </w:r>
+      <w:r>
+        <w:rPr>
+          <w:rFonts w:ascii="Consolas" w:eastAsia="Times New Roman" w:hAnsi="Consolas" w:cs="Times New Roman"/>
+          <w:color w:val="E06C75"/>
+          <w:sz w:val="27"/>
+          <w:szCs w:val="27"/>
+          <w:lang w:eastAsia="ro-RO"/>
+        </w:rPr>
+        <w:t>=</w:t>
+      </w:r>
+      <w:r>
+        <w:rPr>
+          <w:rFonts w:ascii="Consolas" w:eastAsia="Times New Roman" w:hAnsi="Consolas" w:cs="Times New Roman"/>
+          <w:color w:val="BBBBBB"/>
+          <w:sz w:val="27"/>
+          <w:szCs w:val="27"/>
+          <w:lang w:eastAsia="ro-RO"/>
+        </w:rPr>
+        <w:t xml:space="preserve"> </w:t>
+      </w:r>
+      <w:r>
+        <w:rPr>
+          <w:rFonts w:ascii="Consolas" w:eastAsia="Times New Roman" w:hAnsi="Consolas" w:cs="Times New Roman"/>
+          <w:color w:val="E06C75"/>
+          <w:sz w:val="27"/>
+          <w:szCs w:val="27"/>
+          <w:lang w:eastAsia="ro-RO"/>
+        </w:rPr>
+        <w:t>await</w:t>
+      </w:r>
+      <w:r>
+        <w:rPr>
+          <w:rFonts w:ascii="Consolas" w:eastAsia="Times New Roman" w:hAnsi="Consolas" w:cs="Times New Roman"/>
+          <w:color w:val="BBBBBB"/>
+          <w:sz w:val="27"/>
+          <w:szCs w:val="27"/>
+          <w:lang w:eastAsia="ro-RO"/>
+        </w:rPr>
+        <w:t xml:space="preserve"> </w:t>
+      </w:r>
+      <w:r>
+        <w:rPr>
+          <w:rFonts w:ascii="Consolas" w:eastAsia="Times New Roman" w:hAnsi="Consolas" w:cs="Times New Roman"/>
+          <w:color w:val="61AFEF"/>
+          <w:sz w:val="27"/>
+          <w:szCs w:val="27"/>
+          <w:lang w:eastAsia="ro-RO"/>
+        </w:rPr>
+        <w:t>request</w:t>
+      </w:r>
+      <w:r>
+        <w:rPr>
+          <w:rFonts w:ascii="Consolas" w:eastAsia="Times New Roman" w:hAnsi="Consolas" w:cs="Times New Roman"/>
+          <w:color w:val="ABB2BF"/>
+          <w:sz w:val="27"/>
+          <w:szCs w:val="27"/>
+          <w:lang w:eastAsia="ro-RO"/>
+        </w:rPr>
+        <w:t>.</w:t>
+      </w:r>
+      <w:r>
+        <w:rPr>
+          <w:rFonts w:ascii="Consolas" w:eastAsia="Times New Roman" w:hAnsi="Consolas" w:cs="Times New Roman"/>
+          <w:color w:val="98C379"/>
+          <w:sz w:val="27"/>
+          <w:szCs w:val="27"/>
+          <w:lang w:eastAsia="ro-RO"/>
+        </w:rPr>
+        <w:t>get</w:t>
+      </w:r>
+      <w:r>
+        <w:rPr>
+          <w:rFonts w:ascii="Consolas" w:eastAsia="Times New Roman" w:hAnsi="Consolas" w:cs="Times New Roman"/>
+          <w:color w:val="ABB2BF"/>
+          <w:sz w:val="27"/>
+          <w:szCs w:val="27"/>
+          <w:lang w:eastAsia="ro-RO"/>
+        </w:rPr>
+        <w:t>(</w:t>
+      </w:r>
+      <w:r>
+        <w:rPr>
+          <w:rFonts w:ascii="Consolas" w:eastAsia="Times New Roman" w:hAnsi="Consolas" w:cs="Times New Roman"/>
+          <w:color w:val="E5C07B"/>
+          <w:sz w:val="27"/>
+          <w:szCs w:val="27"/>
+          <w:lang w:eastAsia="ro-RO"/>
+        </w:rPr>
+        <w:t>`</w:t>
+      </w:r>
+      <w:r>
+        <w:rPr>
+          <w:rFonts w:ascii="Consolas" w:eastAsia="Times New Roman" w:hAnsi="Consolas" w:cs="Times New Roman"/>
+          <w:color w:val="C678DD"/>
+          <w:sz w:val="27"/>
+          <w:szCs w:val="27"/>
+          <w:lang w:eastAsia="ro-RO"/>
+        </w:rPr>
+        <w:t>${</w:t>
+      </w:r>
+      <w:r>
+        <w:rPr>
+          <w:rFonts w:ascii="Consolas" w:eastAsia="Times New Roman" w:hAnsi="Consolas" w:cs="Times New Roman"/>
+          <w:color w:val="ABB2BF"/>
+          <w:sz w:val="27"/>
+          <w:szCs w:val="27"/>
+          <w:lang w:eastAsia="ro-RO"/>
+        </w:rPr>
+        <w:t>baseUrl</w:t>
+      </w:r>
+      <w:r>
+        <w:rPr>
+          <w:rFonts w:ascii="Consolas" w:eastAsia="Times New Roman" w:hAnsi="Consolas" w:cs="Times New Roman"/>
+          <w:color w:val="C678DD"/>
+          <w:sz w:val="27"/>
+          <w:szCs w:val="27"/>
+          <w:lang w:eastAsia="ro-RO"/>
+        </w:rPr>
+        <w:t>}</w:t>
+      </w:r>
+      <w:r>
+        <w:rPr>
+          <w:rFonts w:ascii="Consolas" w:eastAsia="Times New Roman" w:hAnsi="Consolas" w:cs="Times New Roman"/>
+          <w:color w:val="E5C07B"/>
+          <w:sz w:val="27"/>
+          <w:szCs w:val="27"/>
+          <w:lang w:eastAsia="ro-RO"/>
+        </w:rPr>
+        <w:t>/posts/1`</w:t>
+      </w:r>
+      <w:r>
+        <w:rPr>
+          <w:rFonts w:ascii="Consolas" w:eastAsia="Times New Roman" w:hAnsi="Consolas" w:cs="Times New Roman"/>
+          <w:color w:val="ABB2BF"/>
+          <w:sz w:val="27"/>
+          <w:szCs w:val="27"/>
+          <w:lang w:eastAsia="ro-RO"/>
+        </w:rPr>
+        <w:t>)</w:t>
+      </w:r>
+    </w:p>
+    <w:p>
+      <w:pPr>
+        <w:shd w:val="clear" w:color="auto" w:fill="282C34"/>
+        <w:spacing w:after="0" w:line="360" w:lineRule="atLeast"/>
+        <w:rPr>
+          <w:rFonts w:ascii="Consolas" w:eastAsia="Times New Roman" w:hAnsi="Consolas" w:cs="Times New Roman"/>
+          <w:color w:val="BBBBBB"/>
+          <w:sz w:val="27"/>
+          <w:szCs w:val="27"/>
+          <w:lang w:eastAsia="ro-RO"/>
+        </w:rPr>
+      </w:pPr>
+      <w:r>
+        <w:rPr>
+          <w:rFonts w:ascii="Consolas" w:eastAsia="Times New Roman" w:hAnsi="Consolas" w:cs="Times New Roman"/>
+          <w:color w:val="BBBBBB"/>
+          <w:sz w:val="27"/>
+          <w:szCs w:val="27"/>
+          <w:lang w:eastAsia="ro-RO"/>
+        </w:rPr>
+        <w:t xml:space="preserve">    </w:t>
+      </w:r>
+      <w:r>
+        <w:rPr>
+          <w:rFonts w:ascii="Consolas" w:eastAsia="Times New Roman" w:hAnsi="Consolas" w:cs="Times New Roman"/>
+          <w:color w:val="98C379"/>
+          <w:sz w:val="27"/>
+          <w:szCs w:val="27"/>
+          <w:lang w:eastAsia="ro-RO"/>
+        </w:rPr>
+        <w:t>expect</w:t>
+      </w:r>
+      <w:r>
+        <w:rPr>
+          <w:rFonts w:ascii="Consolas" w:eastAsia="Times New Roman" w:hAnsi="Consolas" w:cs="Times New Roman"/>
+          <w:color w:val="ABB2BF"/>
+          <w:sz w:val="27"/>
+          <w:szCs w:val="27"/>
+          <w:lang w:eastAsia="ro-RO"/>
+        </w:rPr>
+        <w:t>(</w:t>
+      </w:r>
+      <w:r>
+        <w:rPr>
+          <w:rFonts w:ascii="Consolas" w:eastAsia="Times New Roman" w:hAnsi="Consolas" w:cs="Times New Roman"/>
+          <w:color w:val="61AFEF"/>
+          <w:sz w:val="27"/>
+          <w:szCs w:val="27"/>
+          <w:lang w:eastAsia="ro-RO"/>
+        </w:rPr>
+        <w:t>response</w:t>
+      </w:r>
+      <w:r>
+        <w:rPr>
+          <w:rFonts w:ascii="Consolas" w:eastAsia="Times New Roman" w:hAnsi="Consolas" w:cs="Times New Roman"/>
+          <w:color w:val="ABB2BF"/>
+          <w:sz w:val="27"/>
+          <w:szCs w:val="27"/>
+          <w:lang w:eastAsia="ro-RO"/>
+        </w:rPr>
+        <w:t>.</w:t>
+      </w:r>
+      <w:r>
+        <w:rPr>
+          <w:rFonts w:ascii="Consolas" w:eastAsia="Times New Roman" w:hAnsi="Consolas" w:cs="Times New Roman"/>
+          <w:color w:val="98C379"/>
+          <w:sz w:val="27"/>
+          <w:szCs w:val="27"/>
+          <w:lang w:eastAsia="ro-RO"/>
+        </w:rPr>
+        <w:t>status</w:t>
+      </w:r>
+      <w:r>
+        <w:rPr>
+          <w:rFonts w:ascii="Consolas" w:eastAsia="Times New Roman" w:hAnsi="Consolas" w:cs="Times New Roman"/>
+          <w:color w:val="ABB2BF"/>
+          <w:sz w:val="27"/>
+          <w:szCs w:val="27"/>
+          <w:lang w:eastAsia="ro-RO"/>
+        </w:rPr>
+        <w:t>()).</w:t>
+      </w:r>
+      <w:r>
+        <w:rPr>
+          <w:rFonts w:ascii="Consolas" w:eastAsia="Times New Roman" w:hAnsi="Consolas" w:cs="Times New Roman"/>
+          <w:color w:val="98C379"/>
+          <w:sz w:val="27"/>
+          <w:szCs w:val="27"/>
+          <w:lang w:eastAsia="ro-RO"/>
+        </w:rPr>
+        <w:t>toBe</w:t>
+      </w:r>
+      <w:r>
+        <w:rPr>
+          <w:rFonts w:ascii="Consolas" w:eastAsia="Times New Roman" w:hAnsi="Consolas" w:cs="Times New Roman"/>
+          <w:color w:val="ABB2BF"/>
+          <w:sz w:val="27"/>
+          <w:szCs w:val="27"/>
+          <w:lang w:eastAsia="ro-RO"/>
+        </w:rPr>
+        <w:t>(</w:t>
+      </w:r>
+      <w:r>
+        <w:rPr>
+          <w:rFonts w:ascii="Consolas" w:eastAsia="Times New Roman" w:hAnsi="Consolas" w:cs="Times New Roman"/>
+          <w:color w:val="C678DD"/>
+          <w:sz w:val="27"/>
+          <w:szCs w:val="27"/>
+          <w:lang w:eastAsia="ro-RO"/>
+        </w:rPr>
+        <w:t>200</w:t>
+      </w:r>
+      <w:r>
+        <w:rPr>
+          <w:rFonts w:ascii="Consolas" w:eastAsia="Times New Roman" w:hAnsi="Consolas" w:cs="Times New Roman"/>
+          <w:color w:val="ABB2BF"/>
+          <w:sz w:val="27"/>
+          <w:szCs w:val="27"/>
+          <w:lang w:eastAsia="ro-RO"/>
+        </w:rPr>
+        <w:t>)</w:t>
+      </w:r>
+    </w:p>
+    <w:p>
+      <w:pPr>
+        <w:shd w:val="clear" w:color="auto" w:fill="282C34"/>
+        <w:spacing w:after="0" w:line="360" w:lineRule="atLeast"/>
+        <w:rPr>
+          <w:rFonts w:ascii="Consolas" w:eastAsia="Times New Roman" w:hAnsi="Consolas" w:cs="Times New Roman"/>
+          <w:color w:val="BBBBBB"/>
+          <w:sz w:val="27"/>
+          <w:szCs w:val="27"/>
+          <w:lang w:eastAsia="ro-RO"/>
+        </w:rPr>
+      </w:pPr>
+      <w:r>
+        <w:rPr>
+          <w:rFonts w:ascii="Consolas" w:eastAsia="Times New Roman" w:hAnsi="Consolas" w:cs="Times New Roman"/>
+          <w:color w:val="BBBBBB"/>
+          <w:sz w:val="27"/>
+          <w:szCs w:val="27"/>
+          <w:lang w:eastAsia="ro-RO"/>
+        </w:rPr>
+        <w:t>  }</w:t>
+      </w:r>
+      <w:r>
+        <w:rPr>
+          <w:rFonts w:ascii="Consolas" w:eastAsia="Times New Roman" w:hAnsi="Consolas" w:cs="Times New Roman"/>
+          <w:color w:val="ABB2BF"/>
+          <w:sz w:val="27"/>
+          <w:szCs w:val="27"/>
+          <w:lang w:eastAsia="ro-RO"/>
+        </w:rPr>
+        <w:t>)</w:t>
+      </w:r>
+    </w:p>
+    <w:p>
+      <w:pPr>
+        <w:shd w:val="clear" w:color="auto" w:fill="282C34"/>
+        <w:spacing w:after="0" w:line="360" w:lineRule="atLeast"/>
+        <w:rPr>
+          <w:rFonts w:ascii="Consolas" w:eastAsia="Times New Roman" w:hAnsi="Consolas" w:cs="Times New Roman"/>
+          <w:color w:val="BBBBBB"/>
+          <w:sz w:val="27"/>
+          <w:szCs w:val="27"/>
+          <w:lang w:eastAsia="ro-RO"/>
+        </w:rPr>
+      </w:pPr>
+    </w:p>
+    <w:p>
+      <w:pPr>
+        <w:shd w:val="clear" w:color="auto" w:fill="282C34"/>
+        <w:spacing w:after="0" w:line="360" w:lineRule="atLeast"/>
+        <w:rPr>
+          <w:rFonts w:ascii="Consolas" w:eastAsia="Times New Roman" w:hAnsi="Consolas" w:cs="Times New Roman"/>
+          <w:color w:val="BBBBBB"/>
+          <w:sz w:val="27"/>
+          <w:szCs w:val="27"/>
+          <w:lang w:eastAsia="ro-RO"/>
+        </w:rPr>
+      </w:pPr>
+      <w:r>
+        <w:rPr>
+          <w:rFonts w:ascii="Consolas" w:eastAsia="Times New Roman" w:hAnsi="Consolas" w:cs="Times New Roman"/>
+          <w:color w:val="BBBBBB"/>
+          <w:sz w:val="27"/>
+          <w:szCs w:val="27"/>
+          <w:lang w:eastAsia="ro-RO"/>
+        </w:rPr>
+        <w:t xml:space="preserve">  </w:t>
+      </w:r>
+      <w:r>
+        <w:rPr>
+          <w:rFonts w:ascii="Consolas" w:eastAsia="Times New Roman" w:hAnsi="Consolas" w:cs="Times New Roman"/>
+          <w:color w:val="98C379"/>
+          <w:sz w:val="27"/>
+          <w:szCs w:val="27"/>
+          <w:lang w:eastAsia="ro-RO"/>
+        </w:rPr>
+        <w:t>test</w:t>
+      </w:r>
+      <w:r>
+        <w:rPr>
+          <w:rFonts w:ascii="Consolas" w:eastAsia="Times New Roman" w:hAnsi="Consolas" w:cs="Times New Roman"/>
+          <w:color w:val="ABB2BF"/>
+          <w:sz w:val="27"/>
+          <w:szCs w:val="27"/>
+          <w:lang w:eastAsia="ro-RO"/>
+        </w:rPr>
+        <w:t>(</w:t>
+      </w:r>
+      <w:r>
+        <w:rPr>
+          <w:rFonts w:ascii="Consolas" w:eastAsia="Times New Roman" w:hAnsi="Consolas" w:cs="Times New Roman"/>
+          <w:color w:val="E5C07B"/>
+          <w:sz w:val="27"/>
+          <w:szCs w:val="27"/>
+          <w:lang w:eastAsia="ro-RO"/>
+        </w:rPr>
+        <w:t>'Simple API test - Assert Invalid Enpoint'</w:t>
+      </w:r>
+      <w:r>
+        <w:rPr>
+          <w:rFonts w:ascii="Consolas" w:eastAsia="Times New Roman" w:hAnsi="Consolas" w:cs="Times New Roman"/>
+          <w:color w:val="ABB2BF"/>
+          <w:sz w:val="27"/>
+          <w:szCs w:val="27"/>
+          <w:lang w:eastAsia="ro-RO"/>
+        </w:rPr>
+        <w:t>,</w:t>
+      </w:r>
+      <w:r>
+        <w:rPr>
+          <w:rFonts w:ascii="Consolas" w:eastAsia="Times New Roman" w:hAnsi="Consolas" w:cs="Times New Roman"/>
+          <w:color w:val="BBBBBB"/>
+          <w:sz w:val="27"/>
+          <w:szCs w:val="27"/>
+          <w:lang w:eastAsia="ro-RO"/>
+        </w:rPr>
+        <w:t xml:space="preserve"> </w:t>
+      </w:r>
+      <w:r>
+        <w:rPr>
+          <w:rFonts w:ascii="Consolas" w:eastAsia="Times New Roman" w:hAnsi="Consolas" w:cs="Times New Roman"/>
+          <w:color w:val="E06C75"/>
+          <w:sz w:val="27"/>
+          <w:szCs w:val="27"/>
+          <w:lang w:eastAsia="ro-RO"/>
+        </w:rPr>
+        <w:t>async</w:t>
+      </w:r>
+      <w:r>
+        <w:rPr>
+          <w:rFonts w:ascii="Consolas" w:eastAsia="Times New Roman" w:hAnsi="Consolas" w:cs="Times New Roman"/>
+          <w:color w:val="BBBBBB"/>
+          <w:sz w:val="27"/>
+          <w:szCs w:val="27"/>
+          <w:lang w:eastAsia="ro-RO"/>
+        </w:rPr>
+        <w:t xml:space="preserve"> ({ </w:t>
+      </w:r>
+      <w:r>
+        <w:rPr>
+          <w:rFonts w:ascii="Consolas" w:eastAsia="Times New Roman" w:hAnsi="Consolas" w:cs="Times New Roman"/>
+          <w:i/>
+          <w:iCs/>
+          <w:color w:val="D19A66"/>
+          <w:sz w:val="27"/>
+          <w:szCs w:val="27"/>
+          <w:lang w:eastAsia="ro-RO"/>
+        </w:rPr>
+        <w:t>request</w:t>
+      </w:r>
+      <w:r>
+        <w:rPr>
+          <w:rFonts w:ascii="Consolas" w:eastAsia="Times New Roman" w:hAnsi="Consolas" w:cs="Times New Roman"/>
+          <w:color w:val="BBBBBB"/>
+          <w:sz w:val="27"/>
+          <w:szCs w:val="27"/>
+          <w:lang w:eastAsia="ro-RO"/>
+        </w:rPr>
+        <w:t xml:space="preserve"> }) </w:t>
+      </w:r>
+      <w:r>
+        <w:rPr>
+          <w:rFonts w:ascii="Consolas" w:eastAsia="Times New Roman" w:hAnsi="Consolas" w:cs="Times New Roman"/>
+          <w:color w:val="56B6C2"/>
+          <w:sz w:val="27"/>
+          <w:szCs w:val="27"/>
+          <w:lang w:eastAsia="ro-RO"/>
+        </w:rPr>
+        <w:t>=&gt;</w:t>
+      </w:r>
+      <w:r>
+        <w:rPr>
+          <w:rFonts w:ascii="Consolas" w:eastAsia="Times New Roman" w:hAnsi="Consolas" w:cs="Times New Roman"/>
+          <w:color w:val="BBBBBB"/>
+          <w:sz w:val="27"/>
+          <w:szCs w:val="27"/>
+          <w:lang w:eastAsia="ro-RO"/>
+        </w:rPr>
+        <w:t xml:space="preserve"> {</w:t>
+      </w:r>
+    </w:p>
+    <w:p>
+      <w:pPr>
+        <w:shd w:val="clear" w:color="auto" w:fill="282C34"/>
+        <w:spacing w:after="0" w:line="360" w:lineRule="atLeast"/>
+        <w:rPr>
+          <w:rFonts w:ascii="Consolas" w:eastAsia="Times New Roman" w:hAnsi="Consolas" w:cs="Times New Roman"/>
+          <w:color w:val="BBBBBB"/>
+          <w:sz w:val="27"/>
+          <w:szCs w:val="27"/>
+          <w:lang w:eastAsia="ro-RO"/>
+        </w:rPr>
+      </w:pPr>
+      <w:r>
+        <w:rPr>
+          <w:rFonts w:ascii="Consolas" w:eastAsia="Times New Roman" w:hAnsi="Consolas" w:cs="Times New Roman"/>
+          <w:color w:val="BBBBBB"/>
+          <w:sz w:val="27"/>
+          <w:szCs w:val="27"/>
+          <w:lang w:eastAsia="ro-RO"/>
+        </w:rPr>
+        <w:t xml:space="preserve">    </w:t>
+      </w:r>
+      <w:r>
+        <w:rPr>
+          <w:rFonts w:ascii="Consolas" w:eastAsia="Times New Roman" w:hAnsi="Consolas" w:cs="Times New Roman"/>
+          <w:color w:val="56B6C2"/>
+          <w:sz w:val="27"/>
+          <w:szCs w:val="27"/>
+          <w:lang w:eastAsia="ro-RO"/>
+        </w:rPr>
+        <w:t>const</w:t>
+      </w:r>
+      <w:r>
+        <w:rPr>
+          <w:rFonts w:ascii="Consolas" w:eastAsia="Times New Roman" w:hAnsi="Consolas" w:cs="Times New Roman"/>
+          <w:color w:val="BBBBBB"/>
+          <w:sz w:val="27"/>
+          <w:szCs w:val="27"/>
+          <w:lang w:eastAsia="ro-RO"/>
+        </w:rPr>
+        <w:t xml:space="preserve"> </w:t>
+      </w:r>
+      <w:r>
+        <w:rPr>
+          <w:rFonts w:ascii="Consolas" w:eastAsia="Times New Roman" w:hAnsi="Consolas" w:cs="Times New Roman"/>
+          <w:color w:val="61AFEF"/>
+          <w:sz w:val="27"/>
+          <w:szCs w:val="27"/>
+          <w:lang w:eastAsia="ro-RO"/>
+        </w:rPr>
+        <w:t>response</w:t>
+      </w:r>
+      <w:r>
+        <w:rPr>
+          <w:rFonts w:ascii="Consolas" w:eastAsia="Times New Roman" w:hAnsi="Consolas" w:cs="Times New Roman"/>
+          <w:color w:val="BBBBBB"/>
+          <w:sz w:val="27"/>
+          <w:szCs w:val="27"/>
+          <w:lang w:eastAsia="ro-RO"/>
+        </w:rPr>
+        <w:t xml:space="preserve"> </w:t>
+      </w:r>
+      <w:r>
+        <w:rPr>
+          <w:rFonts w:ascii="Consolas" w:eastAsia="Times New Roman" w:hAnsi="Consolas" w:cs="Times New Roman"/>
+          <w:color w:val="E06C75"/>
+          <w:sz w:val="27"/>
+          <w:szCs w:val="27"/>
+          <w:lang w:eastAsia="ro-RO"/>
+        </w:rPr>
+        <w:t>=</w:t>
+      </w:r>
+      <w:r>
+        <w:rPr>
+          <w:rFonts w:ascii="Consolas" w:eastAsia="Times New Roman" w:hAnsi="Consolas" w:cs="Times New Roman"/>
+          <w:color w:val="BBBBBB"/>
+          <w:sz w:val="27"/>
+          <w:szCs w:val="27"/>
+          <w:lang w:eastAsia="ro-RO"/>
+        </w:rPr>
+        <w:t xml:space="preserve"> </w:t>
+      </w:r>
+      <w:r>
+        <w:rPr>
+          <w:rFonts w:ascii="Consolas" w:eastAsia="Times New Roman" w:hAnsi="Consolas" w:cs="Times New Roman"/>
+          <w:color w:val="E06C75"/>
+          <w:sz w:val="27"/>
+          <w:szCs w:val="27"/>
+          <w:lang w:eastAsia="ro-RO"/>
+        </w:rPr>
+        <w:t>await</w:t>
+      </w:r>
+      <w:r>
+        <w:rPr>
+          <w:rFonts w:ascii="Consolas" w:eastAsia="Times New Roman" w:hAnsi="Consolas" w:cs="Times New Roman"/>
+          <w:color w:val="BBBBBB"/>
+          <w:sz w:val="27"/>
+          <w:szCs w:val="27"/>
+          <w:lang w:eastAsia="ro-RO"/>
+        </w:rPr>
+        <w:t xml:space="preserve"> </w:t>
+      </w:r>
+      <w:r>
+        <w:rPr>
+          <w:rFonts w:ascii="Consolas" w:eastAsia="Times New Roman" w:hAnsi="Consolas" w:cs="Times New Roman"/>
+          <w:color w:val="61AFEF"/>
+          <w:sz w:val="27"/>
+          <w:szCs w:val="27"/>
+          <w:lang w:eastAsia="ro-RO"/>
+        </w:rPr>
+        <w:t>request</w:t>
+      </w:r>
+      <w:r>
+        <w:rPr>
+          <w:rFonts w:ascii="Consolas" w:eastAsia="Times New Roman" w:hAnsi="Consolas" w:cs="Times New Roman"/>
+          <w:color w:val="ABB2BF"/>
+          <w:sz w:val="27"/>
+          <w:szCs w:val="27"/>
+          <w:lang w:eastAsia="ro-RO"/>
+        </w:rPr>
+        <w:t>.</w:t>
+      </w:r>
+      <w:r>
+        <w:rPr>
+          <w:rFonts w:ascii="Consolas" w:eastAsia="Times New Roman" w:hAnsi="Consolas" w:cs="Times New Roman"/>
+          <w:color w:val="98C379"/>
+          <w:sz w:val="27"/>
+          <w:szCs w:val="27"/>
+          <w:lang w:eastAsia="ro-RO"/>
+        </w:rPr>
+        <w:t>get</w:t>
+      </w:r>
+      <w:r>
+        <w:rPr>
+          <w:rFonts w:ascii="Consolas" w:eastAsia="Times New Roman" w:hAnsi="Consolas" w:cs="Times New Roman"/>
+          <w:color w:val="ABB2BF"/>
+          <w:sz w:val="27"/>
+          <w:szCs w:val="27"/>
+          <w:lang w:eastAsia="ro-RO"/>
+        </w:rPr>
+        <w:t>(</w:t>
+      </w:r>
+      <w:r>
+        <w:rPr>
+          <w:rFonts w:ascii="Consolas" w:eastAsia="Times New Roman" w:hAnsi="Consolas" w:cs="Times New Roman"/>
+          <w:color w:val="E5C07B"/>
+          <w:sz w:val="27"/>
+          <w:szCs w:val="27"/>
+          <w:lang w:eastAsia="ro-RO"/>
+        </w:rPr>
+        <w:t>`</w:t>
+      </w:r>
+      <w:r>
+        <w:rPr>
+          <w:rFonts w:ascii="Consolas" w:eastAsia="Times New Roman" w:hAnsi="Consolas" w:cs="Times New Roman"/>
+          <w:color w:val="C678DD"/>
+          <w:sz w:val="27"/>
+          <w:szCs w:val="27"/>
+          <w:lang w:eastAsia="ro-RO"/>
+        </w:rPr>
+        <w:t>${</w:t>
+      </w:r>
+      <w:r>
+        <w:rPr>
+          <w:rFonts w:ascii="Consolas" w:eastAsia="Times New Roman" w:hAnsi="Consolas" w:cs="Times New Roman"/>
+          <w:color w:val="ABB2BF"/>
+          <w:sz w:val="27"/>
+          <w:szCs w:val="27"/>
+          <w:lang w:eastAsia="ro-RO"/>
+        </w:rPr>
+        <w:t>baseUrl</w:t>
+      </w:r>
+      <w:r>
+        <w:rPr>
+          <w:rFonts w:ascii="Consolas" w:eastAsia="Times New Roman" w:hAnsi="Consolas" w:cs="Times New Roman"/>
+          <w:color w:val="C678DD"/>
+          <w:sz w:val="27"/>
+          <w:szCs w:val="27"/>
+          <w:lang w:eastAsia="ro-RO"/>
+        </w:rPr>
+        <w:t>}</w:t>
+      </w:r>
+      <w:r>
+        <w:rPr>
+          <w:rFonts w:ascii="Consolas" w:eastAsia="Times New Roman" w:hAnsi="Consolas" w:cs="Times New Roman"/>
+          <w:color w:val="E5C07B"/>
+          <w:sz w:val="27"/>
+          <w:szCs w:val="27"/>
+          <w:lang w:eastAsia="ro-RO"/>
+        </w:rPr>
+        <w:t>/invalid-endpoint`</w:t>
+      </w:r>
+      <w:r>
+        <w:rPr>
+          <w:rFonts w:ascii="Consolas" w:eastAsia="Times New Roman" w:hAnsi="Consolas" w:cs="Times New Roman"/>
+          <w:color w:val="ABB2BF"/>
+          <w:sz w:val="27"/>
+          <w:szCs w:val="27"/>
+          <w:lang w:eastAsia="ro-RO"/>
+        </w:rPr>
+        <w:t>)</w:t>
+      </w:r>
+    </w:p>
+    <w:p>
+      <w:pPr>
+        <w:shd w:val="clear" w:color="auto" w:fill="282C34"/>
+        <w:spacing w:after="0" w:line="360" w:lineRule="atLeast"/>
+        <w:rPr>
+          <w:rFonts w:ascii="Consolas" w:eastAsia="Times New Roman" w:hAnsi="Consolas" w:cs="Times New Roman"/>
+          <w:color w:val="BBBBBB"/>
+          <w:sz w:val="27"/>
+          <w:szCs w:val="27"/>
+          <w:lang w:eastAsia="ro-RO"/>
+        </w:rPr>
+      </w:pPr>
+      <w:r>
+        <w:rPr>
+          <w:rFonts w:ascii="Consolas" w:eastAsia="Times New Roman" w:hAnsi="Consolas" w:cs="Times New Roman"/>
+          <w:color w:val="BBBBBB"/>
+          <w:sz w:val="27"/>
+          <w:szCs w:val="27"/>
+          <w:lang w:eastAsia="ro-RO"/>
+        </w:rPr>
+        <w:t xml:space="preserve">    </w:t>
+      </w:r>
+      <w:r>
+        <w:rPr>
+          <w:rFonts w:ascii="Consolas" w:eastAsia="Times New Roman" w:hAnsi="Consolas" w:cs="Times New Roman"/>
+          <w:color w:val="98C379"/>
+          <w:sz w:val="27"/>
+          <w:szCs w:val="27"/>
+          <w:lang w:eastAsia="ro-RO"/>
+        </w:rPr>
+        <w:t>expect</w:t>
+      </w:r>
+      <w:r>
+        <w:rPr>
+          <w:rFonts w:ascii="Consolas" w:eastAsia="Times New Roman" w:hAnsi="Consolas" w:cs="Times New Roman"/>
+          <w:color w:val="ABB2BF"/>
+          <w:sz w:val="27"/>
+          <w:szCs w:val="27"/>
+          <w:lang w:eastAsia="ro-RO"/>
+        </w:rPr>
+        <w:t>(</w:t>
+      </w:r>
+      <w:r>
+        <w:rPr>
+          <w:rFonts w:ascii="Consolas" w:eastAsia="Times New Roman" w:hAnsi="Consolas" w:cs="Times New Roman"/>
+          <w:color w:val="61AFEF"/>
+          <w:sz w:val="27"/>
+          <w:szCs w:val="27"/>
+          <w:lang w:eastAsia="ro-RO"/>
+        </w:rPr>
+        <w:t>response</w:t>
+      </w:r>
+      <w:r>
+        <w:rPr>
+          <w:rFonts w:ascii="Consolas" w:eastAsia="Times New Roman" w:hAnsi="Consolas" w:cs="Times New Roman"/>
+          <w:color w:val="ABB2BF"/>
+          <w:sz w:val="27"/>
+          <w:szCs w:val="27"/>
+          <w:lang w:eastAsia="ro-RO"/>
+        </w:rPr>
+        <w:t>.</w:t>
+      </w:r>
+      <w:r>
+        <w:rPr>
+          <w:rFonts w:ascii="Consolas" w:eastAsia="Times New Roman" w:hAnsi="Consolas" w:cs="Times New Roman"/>
+          <w:color w:val="98C379"/>
+          <w:sz w:val="27"/>
+          <w:szCs w:val="27"/>
+          <w:lang w:eastAsia="ro-RO"/>
+        </w:rPr>
+        <w:t>status</w:t>
+      </w:r>
+      <w:r>
+        <w:rPr>
+          <w:rFonts w:ascii="Consolas" w:eastAsia="Times New Roman" w:hAnsi="Consolas" w:cs="Times New Roman"/>
+          <w:color w:val="ABB2BF"/>
+          <w:sz w:val="27"/>
+          <w:szCs w:val="27"/>
+          <w:lang w:eastAsia="ro-RO"/>
+        </w:rPr>
+        <w:t>()).</w:t>
+      </w:r>
+      <w:r>
+        <w:rPr>
+          <w:rFonts w:ascii="Consolas" w:eastAsia="Times New Roman" w:hAnsi="Consolas" w:cs="Times New Roman"/>
+          <w:color w:val="98C379"/>
+          <w:sz w:val="27"/>
+          <w:szCs w:val="27"/>
+          <w:lang w:eastAsia="ro-RO"/>
+        </w:rPr>
+        <w:t>toBe</w:t>
+      </w:r>
+      <w:r>
+        <w:rPr>
+          <w:rFonts w:ascii="Consolas" w:eastAsia="Times New Roman" w:hAnsi="Consolas" w:cs="Times New Roman"/>
+          <w:color w:val="ABB2BF"/>
+          <w:sz w:val="27"/>
+          <w:szCs w:val="27"/>
+          <w:lang w:eastAsia="ro-RO"/>
+        </w:rPr>
+        <w:t>(</w:t>
+      </w:r>
+      <w:r>
+        <w:rPr>
+          <w:rFonts w:ascii="Consolas" w:eastAsia="Times New Roman" w:hAnsi="Consolas" w:cs="Times New Roman"/>
+          <w:color w:val="C678DD"/>
+          <w:sz w:val="27"/>
+          <w:szCs w:val="27"/>
+          <w:lang w:eastAsia="ro-RO"/>
+        </w:rPr>
+        <w:t>404</w:t>
+      </w:r>
+      <w:r>
+        <w:rPr>
+          <w:rFonts w:ascii="Consolas" w:eastAsia="Times New Roman" w:hAnsi="Consolas" w:cs="Times New Roman"/>
+          <w:color w:val="ABB2BF"/>
+          <w:sz w:val="27"/>
+          <w:szCs w:val="27"/>
+          <w:lang w:eastAsia="ro-RO"/>
+        </w:rPr>
+        <w:t>)</w:t>
+      </w:r>
+    </w:p>
+    <w:p>
+      <w:pPr>
+        <w:shd w:val="clear" w:color="auto" w:fill="282C34"/>
+        <w:spacing w:after="0" w:line="360" w:lineRule="atLeast"/>
+        <w:rPr>
+          <w:rFonts w:ascii="Consolas" w:eastAsia="Times New Roman" w:hAnsi="Consolas" w:cs="Times New Roman"/>
+          <w:color w:val="BBBBBB"/>
+          <w:sz w:val="27"/>
+          <w:szCs w:val="27"/>
+          <w:lang w:eastAsia="ro-RO"/>
+        </w:rPr>
+      </w:pPr>
+      <w:r>
+        <w:rPr>
+          <w:rFonts w:ascii="Consolas" w:eastAsia="Times New Roman" w:hAnsi="Consolas" w:cs="Times New Roman"/>
+          <w:color w:val="BBBBBB"/>
+          <w:sz w:val="27"/>
+          <w:szCs w:val="27"/>
+          <w:lang w:eastAsia="ro-RO"/>
+        </w:rPr>
+        <w:t>  }</w:t>
+      </w:r>
+      <w:r>
+        <w:rPr>
+          <w:rFonts w:ascii="Consolas" w:eastAsia="Times New Roman" w:hAnsi="Consolas" w:cs="Times New Roman"/>
+          <w:color w:val="ABB2BF"/>
+          <w:sz w:val="27"/>
+          <w:szCs w:val="27"/>
+          <w:lang w:eastAsia="ro-RO"/>
+        </w:rPr>
+        <w:t>)</w:t>
+      </w:r>
+    </w:p>
+    <w:p>
+      <w:pPr>
+        <w:shd w:val="clear" w:color="auto" w:fill="282C34"/>
+        <w:spacing w:after="0" w:line="360" w:lineRule="atLeast"/>
+        <w:rPr>
+          <w:rFonts w:ascii="Consolas" w:eastAsia="Times New Roman" w:hAnsi="Consolas" w:cs="Times New Roman"/>
+          <w:color w:val="BBBBBB"/>
+          <w:sz w:val="27"/>
+          <w:szCs w:val="27"/>
+          <w:lang w:eastAsia="ro-RO"/>
+        </w:rPr>
+      </w:pPr>
+      <w:r>
+        <w:rPr>
+          <w:rFonts w:ascii="Consolas" w:eastAsia="Times New Roman" w:hAnsi="Consolas" w:cs="Times New Roman"/>
+          <w:color w:val="BBBBBB"/>
+          <w:sz w:val="27"/>
+          <w:szCs w:val="27"/>
+          <w:lang w:eastAsia="ro-RO"/>
+        </w:rPr>
+        <w:t>}</w:t>
+      </w:r>
+      <w:r>
+        <w:rPr>
+          <w:rFonts w:ascii="Consolas" w:eastAsia="Times New Roman" w:hAnsi="Consolas" w:cs="Times New Roman"/>
+          <w:color w:val="ABB2BF"/>
+          <w:sz w:val="27"/>
+          <w:szCs w:val="27"/>
+          <w:lang w:eastAsia="ro-RO"/>
+        </w:rPr>
+        <w:t>)</w:t>
+      </w:r>
+    </w:p>
+    <w:p>
+      <w:pPr>
+        <w:shd w:val="clear" w:color="auto" w:fill="282C34"/>
+        <w:spacing w:after="0" w:line="360" w:lineRule="atLeast"/>
+        <w:rPr>
+          <w:rFonts w:ascii="Consolas" w:eastAsia="Times New Roman" w:hAnsi="Consolas" w:cs="Times New Roman"/>
+          <w:color w:val="BBBBBB"/>
+          <w:sz w:val="27"/>
+          <w:szCs w:val="27"/>
+          <w:lang w:eastAsia="ro-RO"/>
+        </w:rPr>
+      </w:pPr>
+    </w:p>
+    <w:p>
+      <w:pPr>
+        <w:rPr>
+          <w:sz w:val="24"/>
+          <w:szCs w:val="24"/>
+        </w:rPr>
+      </w:pPr>
+    </w:p>
+    <w:p>
+      <w:pPr>
+        <w:rPr>
+          <w:sz w:val="24"/>
+          <w:szCs w:val="24"/>
+        </w:rPr>
+      </w:pPr>
+    </w:p>
+    <w:p>
+      <w:pPr>
+        <w:pStyle w:val="ListParagraph"/>
+        <w:rPr>
+          <w:sz w:val="24"/>
+          <w:szCs w:val="24"/>
+        </w:rPr>
+      </w:pPr>
+    </w:p>
+    <w:p>
+      <w:pPr>
+        <w:jc w:val="center"/>
+        <w:rPr>
+          <w:b/>
+          <w:bCs/>
+          <w:sz w:val="48"/>
+          <w:szCs w:val="48"/>
+        </w:rPr>
+      </w:pPr>
+      <w:r>
+        <w:rPr>
+          <w:b/>
+          <w:bCs/>
+          <w:sz w:val="48"/>
+          <w:szCs w:val="48"/>
+        </w:rPr>
+        <w:t>PARSE</w:t>
+      </w:r>
+      <w:r>
+        <w:rPr>
+          <w:b/>
+          <w:bCs/>
+          <w:sz w:val="48"/>
+          <w:szCs w:val="48"/>
+        </w:rPr>
+        <w:t xml:space="preserve"> </w:t>
+      </w:r>
+      <w:r>
+        <w:rPr>
+          <w:b/>
+          <w:bCs/>
+          <w:sz w:val="48"/>
+          <w:szCs w:val="48"/>
+        </w:rPr>
+        <w:t>RESPONSE JSON DATA</w:t>
+      </w:r>
+    </w:p>
+    <w:p>
+      <w:pPr>
+        <w:rPr>
+          <w:b/>
+          <w:bCs/>
+          <w:sz w:val="48"/>
+          <w:szCs w:val="48"/>
+        </w:rPr>
+      </w:pPr>
+    </w:p>
+    <w:p>
+      <w:pPr>
+        <w:shd w:val="clear" w:color="auto" w:fill="282C34"/>
+        <w:spacing w:after="0" w:line="360" w:lineRule="atLeast"/>
+        <w:rPr>
+          <w:rFonts w:ascii="Consolas" w:eastAsia="Times New Roman" w:hAnsi="Consolas" w:cs="Times New Roman"/>
+          <w:color w:val="BBBBBB"/>
+          <w:sz w:val="27"/>
+          <w:szCs w:val="27"/>
+          <w:lang w:eastAsia="ro-RO"/>
+        </w:rPr>
+      </w:pPr>
+      <w:r>
+        <w:rPr>
+          <w:rFonts w:ascii="Consolas" w:eastAsia="Times New Roman" w:hAnsi="Consolas" w:cs="Times New Roman"/>
+          <w:color w:val="56B6C2"/>
+          <w:sz w:val="27"/>
+          <w:szCs w:val="27"/>
+          <w:lang w:eastAsia="ro-RO"/>
+        </w:rPr>
+        <w:t>const</w:t>
+      </w:r>
+      <w:r>
+        <w:rPr>
+          <w:rFonts w:ascii="Consolas" w:eastAsia="Times New Roman" w:hAnsi="Consolas" w:cs="Times New Roman"/>
+          <w:color w:val="BBBBBB"/>
+          <w:sz w:val="27"/>
+          <w:szCs w:val="27"/>
+          <w:lang w:eastAsia="ro-RO"/>
+        </w:rPr>
+        <w:t xml:space="preserve"> </w:t>
+      </w:r>
+      <w:r>
+        <w:rPr>
+          <w:rFonts w:ascii="Consolas" w:eastAsia="Times New Roman" w:hAnsi="Consolas" w:cs="Times New Roman"/>
+          <w:color w:val="61AFEF"/>
+          <w:sz w:val="27"/>
+          <w:szCs w:val="27"/>
+          <w:lang w:eastAsia="ro-RO"/>
+        </w:rPr>
+        <w:t>responseBody</w:t>
+      </w:r>
+      <w:r>
+        <w:rPr>
+          <w:rFonts w:ascii="Consolas" w:eastAsia="Times New Roman" w:hAnsi="Consolas" w:cs="Times New Roman"/>
+          <w:color w:val="BBBBBB"/>
+          <w:sz w:val="27"/>
+          <w:szCs w:val="27"/>
+          <w:lang w:eastAsia="ro-RO"/>
+        </w:rPr>
+        <w:t xml:space="preserve"> </w:t>
+      </w:r>
+      <w:r>
+        <w:rPr>
+          <w:rFonts w:ascii="Consolas" w:eastAsia="Times New Roman" w:hAnsi="Consolas" w:cs="Times New Roman"/>
+          <w:color w:val="E06C75"/>
+          <w:sz w:val="27"/>
+          <w:szCs w:val="27"/>
+          <w:lang w:eastAsia="ro-RO"/>
+        </w:rPr>
+        <w:t>=</w:t>
+      </w:r>
+      <w:r>
+        <w:rPr>
+          <w:rFonts w:ascii="Consolas" w:eastAsia="Times New Roman" w:hAnsi="Consolas" w:cs="Times New Roman"/>
+          <w:color w:val="BBBBBB"/>
+          <w:sz w:val="27"/>
+          <w:szCs w:val="27"/>
+          <w:lang w:eastAsia="ro-RO"/>
+        </w:rPr>
+        <w:t xml:space="preserve"> </w:t>
+      </w:r>
+      <w:r>
+        <w:rPr>
+          <w:rFonts w:ascii="Consolas" w:eastAsia="Times New Roman" w:hAnsi="Consolas" w:cs="Times New Roman"/>
+          <w:color w:val="61AFEF"/>
+          <w:sz w:val="27"/>
+          <w:szCs w:val="27"/>
+          <w:lang w:eastAsia="ro-RO"/>
+        </w:rPr>
+        <w:t>JSON</w:t>
+      </w:r>
+      <w:r>
+        <w:rPr>
+          <w:rFonts w:ascii="Consolas" w:eastAsia="Times New Roman" w:hAnsi="Consolas" w:cs="Times New Roman"/>
+          <w:color w:val="ABB2BF"/>
+          <w:sz w:val="27"/>
+          <w:szCs w:val="27"/>
+          <w:lang w:eastAsia="ro-RO"/>
+        </w:rPr>
+        <w:t>.</w:t>
+      </w:r>
+      <w:r>
+        <w:rPr>
+          <w:rFonts w:ascii="Consolas" w:eastAsia="Times New Roman" w:hAnsi="Consolas" w:cs="Times New Roman"/>
+          <w:color w:val="98C379"/>
+          <w:sz w:val="27"/>
+          <w:szCs w:val="27"/>
+          <w:lang w:eastAsia="ro-RO"/>
+        </w:rPr>
+        <w:t>parse</w:t>
+      </w:r>
+      <w:r>
+        <w:rPr>
+          <w:rFonts w:ascii="Consolas" w:eastAsia="Times New Roman" w:hAnsi="Consolas" w:cs="Times New Roman"/>
+          <w:color w:val="ABB2BF"/>
+          <w:sz w:val="27"/>
+          <w:szCs w:val="27"/>
+          <w:lang w:eastAsia="ro-RO"/>
+        </w:rPr>
+        <w:t>(</w:t>
+      </w:r>
+      <w:r>
+        <w:rPr>
+          <w:rFonts w:ascii="Consolas" w:eastAsia="Times New Roman" w:hAnsi="Consolas" w:cs="Times New Roman"/>
+          <w:color w:val="E06C75"/>
+          <w:sz w:val="27"/>
+          <w:szCs w:val="27"/>
+          <w:lang w:eastAsia="ro-RO"/>
+        </w:rPr>
+        <w:t>await</w:t>
+      </w:r>
+      <w:r>
+        <w:rPr>
+          <w:rFonts w:ascii="Consolas" w:eastAsia="Times New Roman" w:hAnsi="Consolas" w:cs="Times New Roman"/>
+          <w:color w:val="BBBBBB"/>
+          <w:sz w:val="27"/>
+          <w:szCs w:val="27"/>
+          <w:lang w:eastAsia="ro-RO"/>
+        </w:rPr>
+        <w:t xml:space="preserve"> </w:t>
+      </w:r>
+      <w:r>
+        <w:rPr>
+          <w:rFonts w:ascii="Consolas" w:eastAsia="Times New Roman" w:hAnsi="Consolas" w:cs="Times New Roman"/>
+          <w:color w:val="61AFEF"/>
+          <w:sz w:val="27"/>
+          <w:szCs w:val="27"/>
+          <w:lang w:eastAsia="ro-RO"/>
+        </w:rPr>
+        <w:t>response</w:t>
+      </w:r>
+      <w:r>
+        <w:rPr>
+          <w:rFonts w:ascii="Consolas" w:eastAsia="Times New Roman" w:hAnsi="Consolas" w:cs="Times New Roman"/>
+          <w:color w:val="ABB2BF"/>
+          <w:sz w:val="27"/>
+          <w:szCs w:val="27"/>
+          <w:lang w:eastAsia="ro-RO"/>
+        </w:rPr>
+        <w:t>.</w:t>
+      </w:r>
+      <w:r>
+        <w:rPr>
+          <w:rFonts w:ascii="Consolas" w:eastAsia="Times New Roman" w:hAnsi="Consolas" w:cs="Times New Roman"/>
+          <w:color w:val="98C379"/>
+          <w:sz w:val="27"/>
+          <w:szCs w:val="27"/>
+          <w:lang w:eastAsia="ro-RO"/>
+        </w:rPr>
+        <w:t>text</w:t>
+      </w:r>
+      <w:r>
+        <w:rPr>
+          <w:rFonts w:ascii="Consolas" w:eastAsia="Times New Roman" w:hAnsi="Consolas" w:cs="Times New Roman"/>
+          <w:color w:val="ABB2BF"/>
+          <w:sz w:val="27"/>
+          <w:szCs w:val="27"/>
+          <w:lang w:eastAsia="ro-RO"/>
+        </w:rPr>
+        <w:t>())</w:t>
+      </w:r>
+    </w:p>
+    <w:p>
+      <w:pPr>
+        <w:rPr>
+          <w:b/>
+          <w:bCs/>
+          <w:sz w:val="24"/>
+          <w:szCs w:val="24"/>
+        </w:rPr>
+      </w:pPr>
+      <w:r>
+        <w:rPr>
+          <w:b/>
+          <w:bCs/>
+          <w:sz w:val="24"/>
+          <w:szCs w:val="24"/>
+        </w:rPr>
+        <w:t>console.log(responseBody)</w:t>
+      </w:r>
+    </w:p>
+    <w:p>
+      <w:pPr>
+        <w:rPr>
+          <w:b/>
+          <w:bCs/>
+          <w:sz w:val="24"/>
+          <w:szCs w:val="24"/>
+        </w:rPr>
+      </w:pPr>
+      <w:r>
+        <w:rPr>
+          <w:b/>
+          <w:bCs/>
+          <w:sz w:val="24"/>
+          <w:szCs w:val="24"/>
+        </w:rPr>
+        <w:t>in the terminal we will see a json response.</w:t>
+      </w:r>
+    </w:p>
+    <w:p>
+      <w:pPr>
+        <w:rPr>
+          <w:b/>
+          <w:bCs/>
+          <w:sz w:val="24"/>
+          <w:szCs w:val="24"/>
+        </w:rPr>
+      </w:pPr>
+    </w:p>
+    <w:p>
+      <w:pPr>
+        <w:rPr>
+          <w:b/>
+          <w:bCs/>
+          <w:sz w:val="48"/>
+          <w:szCs w:val="48"/>
+        </w:rPr>
+      </w:pPr>
+      <w:r>
+        <w:rPr>
+          <w:b/>
+          <w:bCs/>
+          <w:sz w:val="48"/>
+          <w:szCs w:val="48"/>
+        </w:rPr>
+        <w:t xml:space="preserve"> </w:t>
+      </w:r>
+    </w:p>
+    <w:p>
+      <w:pPr>
+        <w:jc w:val="center"/>
+        <w:rPr>
+          <w:b/>
+          <w:bCs/>
+          <w:sz w:val="48"/>
+          <w:szCs w:val="48"/>
+        </w:rPr>
+      </w:pPr>
+      <w:r>
+        <w:rPr>
+          <w:b/>
+          <w:bCs/>
+          <w:sz w:val="48"/>
+          <w:szCs w:val="48"/>
+        </w:rPr>
+        <w:t>GET</w:t>
+      </w:r>
+      <w:r>
+        <w:rPr>
+          <w:b/>
+          <w:bCs/>
+          <w:sz w:val="48"/>
+          <w:szCs w:val="48"/>
+        </w:rPr>
+        <w:t xml:space="preserve"> </w:t>
+      </w:r>
+      <w:r>
+        <w:rPr>
+          <w:b/>
+          <w:bCs/>
+          <w:sz w:val="48"/>
+          <w:szCs w:val="48"/>
+        </w:rPr>
+        <w:t>REQUEST TEST</w:t>
+      </w:r>
+    </w:p>
+    <w:p>
+      <w:pPr>
+        <w:rPr>
+          <w:b/>
+          <w:bCs/>
+          <w:sz w:val="48"/>
+          <w:szCs w:val="48"/>
+        </w:rPr>
+      </w:pPr>
+    </w:p>
+    <w:p>
+      <w:pPr>
+        <w:shd w:val="clear" w:color="auto" w:fill="282C34"/>
+        <w:spacing w:after="0" w:line="360" w:lineRule="atLeast"/>
+        <w:rPr>
+          <w:rFonts w:ascii="Consolas" w:eastAsia="Times New Roman" w:hAnsi="Consolas" w:cs="Times New Roman"/>
+          <w:color w:val="BBBBBB"/>
+          <w:sz w:val="27"/>
+          <w:szCs w:val="27"/>
+          <w:lang w:eastAsia="ro-RO"/>
+        </w:rPr>
+      </w:pPr>
+      <w:r>
+        <w:rPr>
+          <w:rFonts w:ascii="Consolas" w:eastAsia="Times New Roman" w:hAnsi="Consolas" w:cs="Times New Roman"/>
+          <w:color w:val="BBBBBB"/>
+          <w:sz w:val="27"/>
+          <w:szCs w:val="27"/>
+          <w:lang w:eastAsia="ro-RO"/>
+        </w:rPr>
+        <w:t xml:space="preserve">  </w:t>
+      </w:r>
+      <w:r>
+        <w:rPr>
+          <w:rFonts w:ascii="Consolas" w:eastAsia="Times New Roman" w:hAnsi="Consolas" w:cs="Times New Roman"/>
+          <w:color w:val="61AFEF"/>
+          <w:sz w:val="27"/>
+          <w:szCs w:val="27"/>
+          <w:lang w:eastAsia="ro-RO"/>
+        </w:rPr>
+        <w:t>test</w:t>
+      </w:r>
+      <w:r>
+        <w:rPr>
+          <w:rFonts w:ascii="Consolas" w:eastAsia="Times New Roman" w:hAnsi="Consolas" w:cs="Times New Roman"/>
+          <w:color w:val="ABB2BF"/>
+          <w:sz w:val="27"/>
+          <w:szCs w:val="27"/>
+          <w:lang w:eastAsia="ro-RO"/>
+        </w:rPr>
+        <w:t>.</w:t>
+      </w:r>
+      <w:r>
+        <w:rPr>
+          <w:rFonts w:ascii="Consolas" w:eastAsia="Times New Roman" w:hAnsi="Consolas" w:cs="Times New Roman"/>
+          <w:color w:val="98C379"/>
+          <w:sz w:val="27"/>
+          <w:szCs w:val="27"/>
+          <w:lang w:eastAsia="ro-RO"/>
+        </w:rPr>
+        <w:t>only</w:t>
+      </w:r>
+      <w:r>
+        <w:rPr>
+          <w:rFonts w:ascii="Consolas" w:eastAsia="Times New Roman" w:hAnsi="Consolas" w:cs="Times New Roman"/>
+          <w:color w:val="ABB2BF"/>
+          <w:sz w:val="27"/>
+          <w:szCs w:val="27"/>
+          <w:lang w:eastAsia="ro-RO"/>
+        </w:rPr>
+        <w:t>(</w:t>
+      </w:r>
+      <w:r>
+        <w:rPr>
+          <w:rFonts w:ascii="Consolas" w:eastAsia="Times New Roman" w:hAnsi="Consolas" w:cs="Times New Roman"/>
+          <w:color w:val="E5C07B"/>
+          <w:sz w:val="27"/>
+          <w:szCs w:val="27"/>
+          <w:lang w:eastAsia="ro-RO"/>
+        </w:rPr>
+        <w:t>'GET Request - Get post detail'</w:t>
+      </w:r>
+      <w:r>
+        <w:rPr>
+          <w:rFonts w:ascii="Consolas" w:eastAsia="Times New Roman" w:hAnsi="Consolas" w:cs="Times New Roman"/>
+          <w:color w:val="ABB2BF"/>
+          <w:sz w:val="27"/>
+          <w:szCs w:val="27"/>
+          <w:lang w:eastAsia="ro-RO"/>
+        </w:rPr>
+        <w:t>,</w:t>
+      </w:r>
+      <w:r>
+        <w:rPr>
+          <w:rFonts w:ascii="Consolas" w:eastAsia="Times New Roman" w:hAnsi="Consolas" w:cs="Times New Roman"/>
+          <w:color w:val="BBBBBB"/>
+          <w:sz w:val="27"/>
+          <w:szCs w:val="27"/>
+          <w:lang w:eastAsia="ro-RO"/>
+        </w:rPr>
+        <w:t xml:space="preserve"> </w:t>
+      </w:r>
+      <w:r>
+        <w:rPr>
+          <w:rFonts w:ascii="Consolas" w:eastAsia="Times New Roman" w:hAnsi="Consolas" w:cs="Times New Roman"/>
+          <w:color w:val="E06C75"/>
+          <w:sz w:val="27"/>
+          <w:szCs w:val="27"/>
+          <w:lang w:eastAsia="ro-RO"/>
+        </w:rPr>
+        <w:t>async</w:t>
+      </w:r>
+      <w:r>
+        <w:rPr>
+          <w:rFonts w:ascii="Consolas" w:eastAsia="Times New Roman" w:hAnsi="Consolas" w:cs="Times New Roman"/>
+          <w:color w:val="BBBBBB"/>
+          <w:sz w:val="27"/>
+          <w:szCs w:val="27"/>
+          <w:lang w:eastAsia="ro-RO"/>
+        </w:rPr>
+        <w:t xml:space="preserve"> ({ </w:t>
+      </w:r>
+      <w:r>
+        <w:rPr>
+          <w:rFonts w:ascii="Consolas" w:eastAsia="Times New Roman" w:hAnsi="Consolas" w:cs="Times New Roman"/>
+          <w:i/>
+          <w:iCs/>
+          <w:color w:val="D19A66"/>
+          <w:sz w:val="27"/>
+          <w:szCs w:val="27"/>
+          <w:lang w:eastAsia="ro-RO"/>
+        </w:rPr>
+        <w:t>request</w:t>
+      </w:r>
+      <w:r>
+        <w:rPr>
+          <w:rFonts w:ascii="Consolas" w:eastAsia="Times New Roman" w:hAnsi="Consolas" w:cs="Times New Roman"/>
+          <w:color w:val="BBBBBB"/>
+          <w:sz w:val="27"/>
+          <w:szCs w:val="27"/>
+          <w:lang w:eastAsia="ro-RO"/>
+        </w:rPr>
+        <w:t xml:space="preserve"> }) </w:t>
+      </w:r>
+      <w:r>
+        <w:rPr>
+          <w:rFonts w:ascii="Consolas" w:eastAsia="Times New Roman" w:hAnsi="Consolas" w:cs="Times New Roman"/>
+          <w:color w:val="56B6C2"/>
+          <w:sz w:val="27"/>
+          <w:szCs w:val="27"/>
+          <w:lang w:eastAsia="ro-RO"/>
+        </w:rPr>
+        <w:t>=&gt;</w:t>
+      </w:r>
+      <w:r>
+        <w:rPr>
+          <w:rFonts w:ascii="Consolas" w:eastAsia="Times New Roman" w:hAnsi="Consolas" w:cs="Times New Roman"/>
+          <w:color w:val="BBBBBB"/>
+          <w:sz w:val="27"/>
+          <w:szCs w:val="27"/>
+          <w:lang w:eastAsia="ro-RO"/>
+        </w:rPr>
+        <w:t xml:space="preserve"> {</w:t>
+      </w:r>
+    </w:p>
+    <w:p>
+      <w:pPr>
+        <w:shd w:val="clear" w:color="auto" w:fill="282C34"/>
+        <w:spacing w:after="0" w:line="360" w:lineRule="atLeast"/>
+        <w:rPr>
+          <w:rFonts w:ascii="Consolas" w:eastAsia="Times New Roman" w:hAnsi="Consolas" w:cs="Times New Roman"/>
+          <w:color w:val="BBBBBB"/>
+          <w:sz w:val="27"/>
+          <w:szCs w:val="27"/>
+          <w:lang w:eastAsia="ro-RO"/>
+        </w:rPr>
+      </w:pPr>
+      <w:r>
+        <w:rPr>
+          <w:rFonts w:ascii="Consolas" w:eastAsia="Times New Roman" w:hAnsi="Consolas" w:cs="Times New Roman"/>
+          <w:color w:val="BBBBBB"/>
+          <w:sz w:val="27"/>
+          <w:szCs w:val="27"/>
+          <w:lang w:eastAsia="ro-RO"/>
+        </w:rPr>
+        <w:t xml:space="preserve">    </w:t>
+      </w:r>
+      <w:r>
+        <w:rPr>
+          <w:rFonts w:ascii="Consolas" w:eastAsia="Times New Roman" w:hAnsi="Consolas" w:cs="Times New Roman"/>
+          <w:color w:val="56B6C2"/>
+          <w:sz w:val="27"/>
+          <w:szCs w:val="27"/>
+          <w:lang w:eastAsia="ro-RO"/>
+        </w:rPr>
+        <w:t>const</w:t>
+      </w:r>
+      <w:r>
+        <w:rPr>
+          <w:rFonts w:ascii="Consolas" w:eastAsia="Times New Roman" w:hAnsi="Consolas" w:cs="Times New Roman"/>
+          <w:color w:val="BBBBBB"/>
+          <w:sz w:val="27"/>
+          <w:szCs w:val="27"/>
+          <w:lang w:eastAsia="ro-RO"/>
+        </w:rPr>
+        <w:t xml:space="preserve"> </w:t>
+      </w:r>
+      <w:r>
+        <w:rPr>
+          <w:rFonts w:ascii="Consolas" w:eastAsia="Times New Roman" w:hAnsi="Consolas" w:cs="Times New Roman"/>
+          <w:color w:val="61AFEF"/>
+          <w:sz w:val="27"/>
+          <w:szCs w:val="27"/>
+          <w:lang w:eastAsia="ro-RO"/>
+        </w:rPr>
+        <w:t>response</w:t>
+      </w:r>
+      <w:r>
+        <w:rPr>
+          <w:rFonts w:ascii="Consolas" w:eastAsia="Times New Roman" w:hAnsi="Consolas" w:cs="Times New Roman"/>
+          <w:color w:val="BBBBBB"/>
+          <w:sz w:val="27"/>
+          <w:szCs w:val="27"/>
+          <w:lang w:eastAsia="ro-RO"/>
+        </w:rPr>
+        <w:t xml:space="preserve"> </w:t>
+      </w:r>
+      <w:r>
+        <w:rPr>
+          <w:rFonts w:ascii="Consolas" w:eastAsia="Times New Roman" w:hAnsi="Consolas" w:cs="Times New Roman"/>
+          <w:color w:val="E06C75"/>
+          <w:sz w:val="27"/>
+          <w:szCs w:val="27"/>
+          <w:lang w:eastAsia="ro-RO"/>
+        </w:rPr>
+        <w:t>=</w:t>
+      </w:r>
+      <w:r>
+        <w:rPr>
+          <w:rFonts w:ascii="Consolas" w:eastAsia="Times New Roman" w:hAnsi="Consolas" w:cs="Times New Roman"/>
+          <w:color w:val="BBBBBB"/>
+          <w:sz w:val="27"/>
+          <w:szCs w:val="27"/>
+          <w:lang w:eastAsia="ro-RO"/>
+        </w:rPr>
+        <w:t xml:space="preserve"> </w:t>
+      </w:r>
+      <w:r>
+        <w:rPr>
+          <w:rFonts w:ascii="Consolas" w:eastAsia="Times New Roman" w:hAnsi="Consolas" w:cs="Times New Roman"/>
+          <w:color w:val="E06C75"/>
+          <w:sz w:val="27"/>
+          <w:szCs w:val="27"/>
+          <w:lang w:eastAsia="ro-RO"/>
+        </w:rPr>
+        <w:t>await</w:t>
+      </w:r>
+      <w:r>
+        <w:rPr>
+          <w:rFonts w:ascii="Consolas" w:eastAsia="Times New Roman" w:hAnsi="Consolas" w:cs="Times New Roman"/>
+          <w:color w:val="BBBBBB"/>
+          <w:sz w:val="27"/>
+          <w:szCs w:val="27"/>
+          <w:lang w:eastAsia="ro-RO"/>
+        </w:rPr>
+        <w:t xml:space="preserve"> </w:t>
+      </w:r>
+      <w:r>
+        <w:rPr>
+          <w:rFonts w:ascii="Consolas" w:eastAsia="Times New Roman" w:hAnsi="Consolas" w:cs="Times New Roman"/>
+          <w:color w:val="61AFEF"/>
+          <w:sz w:val="27"/>
+          <w:szCs w:val="27"/>
+          <w:lang w:eastAsia="ro-RO"/>
+        </w:rPr>
+        <w:t>request</w:t>
+      </w:r>
+      <w:r>
+        <w:rPr>
+          <w:rFonts w:ascii="Consolas" w:eastAsia="Times New Roman" w:hAnsi="Consolas" w:cs="Times New Roman"/>
+          <w:color w:val="ABB2BF"/>
+          <w:sz w:val="27"/>
+          <w:szCs w:val="27"/>
+          <w:lang w:eastAsia="ro-RO"/>
+        </w:rPr>
+        <w:t>.</w:t>
+      </w:r>
+      <w:r>
+        <w:rPr>
+          <w:rFonts w:ascii="Consolas" w:eastAsia="Times New Roman" w:hAnsi="Consolas" w:cs="Times New Roman"/>
+          <w:color w:val="98C379"/>
+          <w:sz w:val="27"/>
+          <w:szCs w:val="27"/>
+          <w:lang w:eastAsia="ro-RO"/>
+        </w:rPr>
+        <w:t>get</w:t>
+      </w:r>
+      <w:r>
+        <w:rPr>
+          <w:rFonts w:ascii="Consolas" w:eastAsia="Times New Roman" w:hAnsi="Consolas" w:cs="Times New Roman"/>
+          <w:color w:val="ABB2BF"/>
+          <w:sz w:val="27"/>
+          <w:szCs w:val="27"/>
+          <w:lang w:eastAsia="ro-RO"/>
+        </w:rPr>
+        <w:t>(</w:t>
+      </w:r>
+      <w:r>
+        <w:rPr>
+          <w:rFonts w:ascii="Consolas" w:eastAsia="Times New Roman" w:hAnsi="Consolas" w:cs="Times New Roman"/>
+          <w:color w:val="E5C07B"/>
+          <w:sz w:val="27"/>
+          <w:szCs w:val="27"/>
+          <w:lang w:eastAsia="ro-RO"/>
+        </w:rPr>
+        <w:t>`</w:t>
+      </w:r>
+      <w:r>
+        <w:rPr>
+          <w:rFonts w:ascii="Consolas" w:eastAsia="Times New Roman" w:hAnsi="Consolas" w:cs="Times New Roman"/>
+          <w:color w:val="C678DD"/>
+          <w:sz w:val="27"/>
+          <w:szCs w:val="27"/>
+          <w:lang w:eastAsia="ro-RO"/>
+        </w:rPr>
+        <w:t>${</w:t>
+      </w:r>
+      <w:r>
+        <w:rPr>
+          <w:rFonts w:ascii="Consolas" w:eastAsia="Times New Roman" w:hAnsi="Consolas" w:cs="Times New Roman"/>
+          <w:color w:val="ABB2BF"/>
+          <w:sz w:val="27"/>
+          <w:szCs w:val="27"/>
+          <w:lang w:eastAsia="ro-RO"/>
+        </w:rPr>
+        <w:t>baseUrl</w:t>
+      </w:r>
+      <w:r>
+        <w:rPr>
+          <w:rFonts w:ascii="Consolas" w:eastAsia="Times New Roman" w:hAnsi="Consolas" w:cs="Times New Roman"/>
+          <w:color w:val="C678DD"/>
+          <w:sz w:val="27"/>
+          <w:szCs w:val="27"/>
+          <w:lang w:eastAsia="ro-RO"/>
+        </w:rPr>
+        <w:t>}</w:t>
+      </w:r>
+      <w:r>
+        <w:rPr>
+          <w:rFonts w:ascii="Consolas" w:eastAsia="Times New Roman" w:hAnsi="Consolas" w:cs="Times New Roman"/>
+          <w:color w:val="E5C07B"/>
+          <w:sz w:val="27"/>
+          <w:szCs w:val="27"/>
+          <w:lang w:eastAsia="ro-RO"/>
+        </w:rPr>
+        <w:t>/posts/1`</w:t>
+      </w:r>
+      <w:r>
+        <w:rPr>
+          <w:rFonts w:ascii="Consolas" w:eastAsia="Times New Roman" w:hAnsi="Consolas" w:cs="Times New Roman"/>
+          <w:color w:val="ABB2BF"/>
+          <w:sz w:val="27"/>
+          <w:szCs w:val="27"/>
+          <w:lang w:eastAsia="ro-RO"/>
+        </w:rPr>
+        <w:t>)</w:t>
+      </w:r>
+    </w:p>
+    <w:p>
+      <w:pPr>
+        <w:shd w:val="clear" w:color="auto" w:fill="282C34"/>
+        <w:spacing w:after="0" w:line="360" w:lineRule="atLeast"/>
+        <w:rPr>
+          <w:rFonts w:ascii="Consolas" w:eastAsia="Times New Roman" w:hAnsi="Consolas" w:cs="Times New Roman"/>
+          <w:color w:val="BBBBBB"/>
+          <w:sz w:val="27"/>
+          <w:szCs w:val="27"/>
+          <w:lang w:eastAsia="ro-RO"/>
+        </w:rPr>
+      </w:pPr>
+      <w:r>
+        <w:rPr>
+          <w:rFonts w:ascii="Consolas" w:eastAsia="Times New Roman" w:hAnsi="Consolas" w:cs="Times New Roman"/>
+          <w:color w:val="BBBBBB"/>
+          <w:sz w:val="27"/>
+          <w:szCs w:val="27"/>
+          <w:lang w:eastAsia="ro-RO"/>
+        </w:rPr>
+        <w:t xml:space="preserve">    </w:t>
+      </w:r>
+      <w:r>
+        <w:rPr>
+          <w:rFonts w:ascii="Consolas" w:eastAsia="Times New Roman" w:hAnsi="Consolas" w:cs="Times New Roman"/>
+          <w:color w:val="56B6C2"/>
+          <w:sz w:val="27"/>
+          <w:szCs w:val="27"/>
+          <w:lang w:eastAsia="ro-RO"/>
+        </w:rPr>
+        <w:t>const</w:t>
+      </w:r>
+      <w:r>
+        <w:rPr>
+          <w:rFonts w:ascii="Consolas" w:eastAsia="Times New Roman" w:hAnsi="Consolas" w:cs="Times New Roman"/>
+          <w:color w:val="BBBBBB"/>
+          <w:sz w:val="27"/>
+          <w:szCs w:val="27"/>
+          <w:lang w:eastAsia="ro-RO"/>
+        </w:rPr>
+        <w:t xml:space="preserve"> </w:t>
+      </w:r>
+      <w:r>
+        <w:rPr>
+          <w:rFonts w:ascii="Consolas" w:eastAsia="Times New Roman" w:hAnsi="Consolas" w:cs="Times New Roman"/>
+          <w:color w:val="61AFEF"/>
+          <w:sz w:val="27"/>
+          <w:szCs w:val="27"/>
+          <w:lang w:eastAsia="ro-RO"/>
+        </w:rPr>
+        <w:t>responseBody</w:t>
+      </w:r>
+      <w:r>
+        <w:rPr>
+          <w:rFonts w:ascii="Consolas" w:eastAsia="Times New Roman" w:hAnsi="Consolas" w:cs="Times New Roman"/>
+          <w:color w:val="BBBBBB"/>
+          <w:sz w:val="27"/>
+          <w:szCs w:val="27"/>
+          <w:lang w:eastAsia="ro-RO"/>
+        </w:rPr>
+        <w:t xml:space="preserve"> </w:t>
+      </w:r>
+      <w:r>
+        <w:rPr>
+          <w:rFonts w:ascii="Consolas" w:eastAsia="Times New Roman" w:hAnsi="Consolas" w:cs="Times New Roman"/>
+          <w:color w:val="E06C75"/>
+          <w:sz w:val="27"/>
+          <w:szCs w:val="27"/>
+          <w:lang w:eastAsia="ro-RO"/>
+        </w:rPr>
+        <w:t>=</w:t>
+      </w:r>
+      <w:r>
+        <w:rPr>
+          <w:rFonts w:ascii="Consolas" w:eastAsia="Times New Roman" w:hAnsi="Consolas" w:cs="Times New Roman"/>
+          <w:color w:val="BBBBBB"/>
+          <w:sz w:val="27"/>
+          <w:szCs w:val="27"/>
+          <w:lang w:eastAsia="ro-RO"/>
+        </w:rPr>
+        <w:t xml:space="preserve"> </w:t>
+      </w:r>
+      <w:r>
+        <w:rPr>
+          <w:rFonts w:ascii="Consolas" w:eastAsia="Times New Roman" w:hAnsi="Consolas" w:cs="Times New Roman"/>
+          <w:color w:val="61AFEF"/>
+          <w:sz w:val="27"/>
+          <w:szCs w:val="27"/>
+          <w:lang w:eastAsia="ro-RO"/>
+        </w:rPr>
+        <w:t>JSON</w:t>
+      </w:r>
+      <w:r>
+        <w:rPr>
+          <w:rFonts w:ascii="Consolas" w:eastAsia="Times New Roman" w:hAnsi="Consolas" w:cs="Times New Roman"/>
+          <w:color w:val="ABB2BF"/>
+          <w:sz w:val="27"/>
+          <w:szCs w:val="27"/>
+          <w:lang w:eastAsia="ro-RO"/>
+        </w:rPr>
+        <w:t>.</w:t>
+      </w:r>
+      <w:r>
+        <w:rPr>
+          <w:rFonts w:ascii="Consolas" w:eastAsia="Times New Roman" w:hAnsi="Consolas" w:cs="Times New Roman"/>
+          <w:color w:val="98C379"/>
+          <w:sz w:val="27"/>
+          <w:szCs w:val="27"/>
+          <w:lang w:eastAsia="ro-RO"/>
+        </w:rPr>
+        <w:t>parse</w:t>
+      </w:r>
+      <w:r>
+        <w:rPr>
+          <w:rFonts w:ascii="Consolas" w:eastAsia="Times New Roman" w:hAnsi="Consolas" w:cs="Times New Roman"/>
+          <w:color w:val="ABB2BF"/>
+          <w:sz w:val="27"/>
+          <w:szCs w:val="27"/>
+          <w:lang w:eastAsia="ro-RO"/>
+        </w:rPr>
+        <w:t>(</w:t>
+      </w:r>
+      <w:r>
+        <w:rPr>
+          <w:rFonts w:ascii="Consolas" w:eastAsia="Times New Roman" w:hAnsi="Consolas" w:cs="Times New Roman"/>
+          <w:color w:val="E06C75"/>
+          <w:sz w:val="27"/>
+          <w:szCs w:val="27"/>
+          <w:lang w:eastAsia="ro-RO"/>
+        </w:rPr>
+        <w:t>await</w:t>
+      </w:r>
+      <w:r>
+        <w:rPr>
+          <w:rFonts w:ascii="Consolas" w:eastAsia="Times New Roman" w:hAnsi="Consolas" w:cs="Times New Roman"/>
+          <w:color w:val="BBBBBB"/>
+          <w:sz w:val="27"/>
+          <w:szCs w:val="27"/>
+          <w:lang w:eastAsia="ro-RO"/>
+        </w:rPr>
+        <w:t xml:space="preserve"> </w:t>
+      </w:r>
+      <w:r>
+        <w:rPr>
+          <w:rFonts w:ascii="Consolas" w:eastAsia="Times New Roman" w:hAnsi="Consolas" w:cs="Times New Roman"/>
+          <w:color w:val="61AFEF"/>
+          <w:sz w:val="27"/>
+          <w:szCs w:val="27"/>
+          <w:lang w:eastAsia="ro-RO"/>
+        </w:rPr>
+        <w:t>response</w:t>
+      </w:r>
+      <w:r>
+        <w:rPr>
+          <w:rFonts w:ascii="Consolas" w:eastAsia="Times New Roman" w:hAnsi="Consolas" w:cs="Times New Roman"/>
+          <w:color w:val="ABB2BF"/>
+          <w:sz w:val="27"/>
+          <w:szCs w:val="27"/>
+          <w:lang w:eastAsia="ro-RO"/>
+        </w:rPr>
+        <w:t>.</w:t>
+      </w:r>
+      <w:r>
+        <w:rPr>
+          <w:rFonts w:ascii="Consolas" w:eastAsia="Times New Roman" w:hAnsi="Consolas" w:cs="Times New Roman"/>
+          <w:color w:val="98C379"/>
+          <w:sz w:val="27"/>
+          <w:szCs w:val="27"/>
+          <w:lang w:eastAsia="ro-RO"/>
+        </w:rPr>
+        <w:t>text</w:t>
+      </w:r>
+      <w:r>
+        <w:rPr>
+          <w:rFonts w:ascii="Consolas" w:eastAsia="Times New Roman" w:hAnsi="Consolas" w:cs="Times New Roman"/>
+          <w:color w:val="ABB2BF"/>
+          <w:sz w:val="27"/>
+          <w:szCs w:val="27"/>
+          <w:lang w:eastAsia="ro-RO"/>
+        </w:rPr>
+        <w:t>())</w:t>
+      </w:r>
+    </w:p>
+    <w:p>
+      <w:pPr>
+        <w:shd w:val="clear" w:color="auto" w:fill="282C34"/>
+        <w:spacing w:after="0" w:line="360" w:lineRule="atLeast"/>
+        <w:rPr>
+          <w:rFonts w:ascii="Consolas" w:eastAsia="Times New Roman" w:hAnsi="Consolas" w:cs="Times New Roman"/>
+          <w:color w:val="BBBBBB"/>
+          <w:sz w:val="27"/>
+          <w:szCs w:val="27"/>
+          <w:lang w:eastAsia="ro-RO"/>
+        </w:rPr>
+      </w:pPr>
+    </w:p>
+    <w:p>
+      <w:pPr>
+        <w:shd w:val="clear" w:color="auto" w:fill="282C34"/>
+        <w:spacing w:after="0" w:line="360" w:lineRule="atLeast"/>
+        <w:rPr>
+          <w:rFonts w:ascii="Consolas" w:eastAsia="Times New Roman" w:hAnsi="Consolas" w:cs="Times New Roman"/>
+          <w:color w:val="BBBBBB"/>
+          <w:sz w:val="27"/>
+          <w:szCs w:val="27"/>
+          <w:lang w:eastAsia="ro-RO"/>
+        </w:rPr>
+      </w:pPr>
+      <w:r>
+        <w:rPr>
+          <w:rFonts w:ascii="Consolas" w:eastAsia="Times New Roman" w:hAnsi="Consolas" w:cs="Times New Roman"/>
+          <w:color w:val="BBBBBB"/>
+          <w:sz w:val="27"/>
+          <w:szCs w:val="27"/>
+          <w:lang w:eastAsia="ro-RO"/>
+        </w:rPr>
+        <w:t xml:space="preserve">    </w:t>
+      </w:r>
+      <w:r>
+        <w:rPr>
+          <w:rFonts w:ascii="Consolas" w:eastAsia="Times New Roman" w:hAnsi="Consolas" w:cs="Times New Roman"/>
+          <w:color w:val="61AFEF"/>
+          <w:sz w:val="27"/>
+          <w:szCs w:val="27"/>
+          <w:lang w:eastAsia="ro-RO"/>
+        </w:rPr>
+        <w:t>console</w:t>
+      </w:r>
+      <w:r>
+        <w:rPr>
+          <w:rFonts w:ascii="Consolas" w:eastAsia="Times New Roman" w:hAnsi="Consolas" w:cs="Times New Roman"/>
+          <w:color w:val="ABB2BF"/>
+          <w:sz w:val="27"/>
+          <w:szCs w:val="27"/>
+          <w:lang w:eastAsia="ro-RO"/>
+        </w:rPr>
+        <w:t>.</w:t>
+      </w:r>
+      <w:r>
+        <w:rPr>
+          <w:rFonts w:ascii="Consolas" w:eastAsia="Times New Roman" w:hAnsi="Consolas" w:cs="Times New Roman"/>
+          <w:color w:val="98C379"/>
+          <w:sz w:val="27"/>
+          <w:szCs w:val="27"/>
+          <w:lang w:eastAsia="ro-RO"/>
+        </w:rPr>
+        <w:t>log</w:t>
+      </w:r>
+      <w:r>
+        <w:rPr>
+          <w:rFonts w:ascii="Consolas" w:eastAsia="Times New Roman" w:hAnsi="Consolas" w:cs="Times New Roman"/>
+          <w:color w:val="ABB2BF"/>
+          <w:sz w:val="27"/>
+          <w:szCs w:val="27"/>
+          <w:lang w:eastAsia="ro-RO"/>
+        </w:rPr>
+        <w:t>(responseBody)</w:t>
+      </w:r>
+    </w:p>
+    <w:p>
+      <w:pPr>
+        <w:rPr>
+          <w:sz w:val="24"/>
+          <w:szCs w:val="24"/>
+        </w:rPr>
+      </w:pPr>
+    </w:p>
+    <w:p>
+      <w:pPr>
+        <w:rPr>
+          <w:sz w:val="24"/>
+          <w:szCs w:val="24"/>
+        </w:rPr>
+      </w:pPr>
+      <w:r>
+        <w:rPr>
+          <w:sz w:val="24"/>
+          <w:szCs w:val="24"/>
+        </w:rPr>
+        <w:t>we use console.log to see what response we get so we cand write our assertion.</w:t>
+      </w:r>
+    </w:p>
+    <w:p>
+      <w:pPr>
+        <w:rPr>
+          <w:sz w:val="24"/>
+          <w:szCs w:val="24"/>
+        </w:rPr>
+      </w:pPr>
+    </w:p>
+    <w:p>
+      <w:pPr>
+        <w:rPr>
+          <w:b/>
+          <w:bCs/>
+          <w:sz w:val="24"/>
+          <w:szCs w:val="24"/>
+        </w:rPr>
+      </w:pPr>
+      <w:r>
+        <w:rPr>
+          <w:b/>
+          <w:bCs/>
+          <w:sz w:val="24"/>
+          <w:szCs w:val="24"/>
+        </w:rPr>
+        <w:lastRenderedPageBreak/>
+        <w:t>Usually we start with the status assertion.</w:t>
+      </w:r>
+    </w:p>
+    <w:p>
+      <w:pPr>
+        <w:shd w:val="clear" w:color="auto" w:fill="282C34"/>
+        <w:spacing w:after="0" w:line="360" w:lineRule="atLeast"/>
+        <w:rPr>
+          <w:rFonts w:ascii="Consolas" w:eastAsia="Times New Roman" w:hAnsi="Consolas" w:cs="Times New Roman"/>
+          <w:color w:val="BBBBBB"/>
+          <w:sz w:val="27"/>
+          <w:szCs w:val="27"/>
+          <w:lang w:eastAsia="ro-RO"/>
+        </w:rPr>
+      </w:pPr>
+      <w:r>
+        <w:rPr>
+          <w:rFonts w:ascii="Consolas" w:eastAsia="Times New Roman" w:hAnsi="Consolas" w:cs="Times New Roman"/>
+          <w:color w:val="61AFEF"/>
+          <w:sz w:val="27"/>
+          <w:szCs w:val="27"/>
+          <w:lang w:eastAsia="ro-RO"/>
+        </w:rPr>
+        <w:t>test</w:t>
+      </w:r>
+      <w:r>
+        <w:rPr>
+          <w:rFonts w:ascii="Consolas" w:eastAsia="Times New Roman" w:hAnsi="Consolas" w:cs="Times New Roman"/>
+          <w:color w:val="ABB2BF"/>
+          <w:sz w:val="27"/>
+          <w:szCs w:val="27"/>
+          <w:lang w:eastAsia="ro-RO"/>
+        </w:rPr>
+        <w:t>.</w:t>
+      </w:r>
+      <w:r>
+        <w:rPr>
+          <w:rFonts w:ascii="Consolas" w:eastAsia="Times New Roman" w:hAnsi="Consolas" w:cs="Times New Roman"/>
+          <w:color w:val="98C379"/>
+          <w:sz w:val="27"/>
+          <w:szCs w:val="27"/>
+          <w:lang w:eastAsia="ro-RO"/>
+        </w:rPr>
+        <w:t>only</w:t>
+      </w:r>
+      <w:r>
+        <w:rPr>
+          <w:rFonts w:ascii="Consolas" w:eastAsia="Times New Roman" w:hAnsi="Consolas" w:cs="Times New Roman"/>
+          <w:color w:val="ABB2BF"/>
+          <w:sz w:val="27"/>
+          <w:szCs w:val="27"/>
+          <w:lang w:eastAsia="ro-RO"/>
+        </w:rPr>
+        <w:t>(</w:t>
+      </w:r>
+      <w:r>
+        <w:rPr>
+          <w:rFonts w:ascii="Consolas" w:eastAsia="Times New Roman" w:hAnsi="Consolas" w:cs="Times New Roman"/>
+          <w:color w:val="E5C07B"/>
+          <w:sz w:val="27"/>
+          <w:szCs w:val="27"/>
+          <w:lang w:eastAsia="ro-RO"/>
+        </w:rPr>
+        <w:t>'GET Request - Get post detail'</w:t>
+      </w:r>
+      <w:r>
+        <w:rPr>
+          <w:rFonts w:ascii="Consolas" w:eastAsia="Times New Roman" w:hAnsi="Consolas" w:cs="Times New Roman"/>
+          <w:color w:val="ABB2BF"/>
+          <w:sz w:val="27"/>
+          <w:szCs w:val="27"/>
+          <w:lang w:eastAsia="ro-RO"/>
+        </w:rPr>
+        <w:t>,</w:t>
+      </w:r>
+      <w:r>
+        <w:rPr>
+          <w:rFonts w:ascii="Consolas" w:eastAsia="Times New Roman" w:hAnsi="Consolas" w:cs="Times New Roman"/>
+          <w:color w:val="BBBBBB"/>
+          <w:sz w:val="27"/>
+          <w:szCs w:val="27"/>
+          <w:lang w:eastAsia="ro-RO"/>
+        </w:rPr>
+        <w:t xml:space="preserve"> </w:t>
+      </w:r>
+      <w:r>
+        <w:rPr>
+          <w:rFonts w:ascii="Consolas" w:eastAsia="Times New Roman" w:hAnsi="Consolas" w:cs="Times New Roman"/>
+          <w:color w:val="E06C75"/>
+          <w:sz w:val="27"/>
+          <w:szCs w:val="27"/>
+          <w:lang w:eastAsia="ro-RO"/>
+        </w:rPr>
+        <w:t>async</w:t>
+      </w:r>
+      <w:r>
+        <w:rPr>
+          <w:rFonts w:ascii="Consolas" w:eastAsia="Times New Roman" w:hAnsi="Consolas" w:cs="Times New Roman"/>
+          <w:color w:val="BBBBBB"/>
+          <w:sz w:val="27"/>
+          <w:szCs w:val="27"/>
+          <w:lang w:eastAsia="ro-RO"/>
+        </w:rPr>
+        <w:t xml:space="preserve"> ({ </w:t>
+      </w:r>
+      <w:r>
+        <w:rPr>
+          <w:rFonts w:ascii="Consolas" w:eastAsia="Times New Roman" w:hAnsi="Consolas" w:cs="Times New Roman"/>
+          <w:i/>
+          <w:iCs/>
+          <w:color w:val="D19A66"/>
+          <w:sz w:val="27"/>
+          <w:szCs w:val="27"/>
+          <w:lang w:eastAsia="ro-RO"/>
+        </w:rPr>
+        <w:t>request</w:t>
+      </w:r>
+      <w:r>
+        <w:rPr>
+          <w:rFonts w:ascii="Consolas" w:eastAsia="Times New Roman" w:hAnsi="Consolas" w:cs="Times New Roman"/>
+          <w:color w:val="BBBBBB"/>
+          <w:sz w:val="27"/>
+          <w:szCs w:val="27"/>
+          <w:lang w:eastAsia="ro-RO"/>
+        </w:rPr>
+        <w:t xml:space="preserve"> }) </w:t>
+      </w:r>
+      <w:r>
+        <w:rPr>
+          <w:rFonts w:ascii="Consolas" w:eastAsia="Times New Roman" w:hAnsi="Consolas" w:cs="Times New Roman"/>
+          <w:color w:val="56B6C2"/>
+          <w:sz w:val="27"/>
+          <w:szCs w:val="27"/>
+          <w:lang w:eastAsia="ro-RO"/>
+        </w:rPr>
+        <w:t>=&gt;</w:t>
+      </w:r>
+      <w:r>
+        <w:rPr>
+          <w:rFonts w:ascii="Consolas" w:eastAsia="Times New Roman" w:hAnsi="Consolas" w:cs="Times New Roman"/>
+          <w:color w:val="BBBBBB"/>
+          <w:sz w:val="27"/>
+          <w:szCs w:val="27"/>
+          <w:lang w:eastAsia="ro-RO"/>
+        </w:rPr>
+        <w:t xml:space="preserve"> {</w:t>
+      </w:r>
+    </w:p>
+    <w:p>
+      <w:pPr>
+        <w:shd w:val="clear" w:color="auto" w:fill="282C34"/>
+        <w:spacing w:after="0" w:line="360" w:lineRule="atLeast"/>
+        <w:rPr>
+          <w:rFonts w:ascii="Consolas" w:eastAsia="Times New Roman" w:hAnsi="Consolas" w:cs="Times New Roman"/>
+          <w:color w:val="BBBBBB"/>
+          <w:sz w:val="27"/>
+          <w:szCs w:val="27"/>
+          <w:lang w:eastAsia="ro-RO"/>
+        </w:rPr>
+      </w:pPr>
+      <w:r>
+        <w:rPr>
+          <w:rFonts w:ascii="Consolas" w:eastAsia="Times New Roman" w:hAnsi="Consolas" w:cs="Times New Roman"/>
+          <w:color w:val="BBBBBB"/>
+          <w:sz w:val="27"/>
+          <w:szCs w:val="27"/>
+          <w:lang w:eastAsia="ro-RO"/>
+        </w:rPr>
+        <w:t xml:space="preserve">    </w:t>
+      </w:r>
+      <w:r>
+        <w:rPr>
+          <w:rFonts w:ascii="Consolas" w:eastAsia="Times New Roman" w:hAnsi="Consolas" w:cs="Times New Roman"/>
+          <w:color w:val="56B6C2"/>
+          <w:sz w:val="27"/>
+          <w:szCs w:val="27"/>
+          <w:lang w:eastAsia="ro-RO"/>
+        </w:rPr>
+        <w:t>const</w:t>
+      </w:r>
+      <w:r>
+        <w:rPr>
+          <w:rFonts w:ascii="Consolas" w:eastAsia="Times New Roman" w:hAnsi="Consolas" w:cs="Times New Roman"/>
+          <w:color w:val="BBBBBB"/>
+          <w:sz w:val="27"/>
+          <w:szCs w:val="27"/>
+          <w:lang w:eastAsia="ro-RO"/>
+        </w:rPr>
+        <w:t xml:space="preserve"> </w:t>
+      </w:r>
+      <w:r>
+        <w:rPr>
+          <w:rFonts w:ascii="Consolas" w:eastAsia="Times New Roman" w:hAnsi="Consolas" w:cs="Times New Roman"/>
+          <w:color w:val="61AFEF"/>
+          <w:sz w:val="27"/>
+          <w:szCs w:val="27"/>
+          <w:lang w:eastAsia="ro-RO"/>
+        </w:rPr>
+        <w:t>response</w:t>
+      </w:r>
+      <w:r>
+        <w:rPr>
+          <w:rFonts w:ascii="Consolas" w:eastAsia="Times New Roman" w:hAnsi="Consolas" w:cs="Times New Roman"/>
+          <w:color w:val="BBBBBB"/>
+          <w:sz w:val="27"/>
+          <w:szCs w:val="27"/>
+          <w:lang w:eastAsia="ro-RO"/>
+        </w:rPr>
+        <w:t xml:space="preserve"> </w:t>
+      </w:r>
+      <w:r>
+        <w:rPr>
+          <w:rFonts w:ascii="Consolas" w:eastAsia="Times New Roman" w:hAnsi="Consolas" w:cs="Times New Roman"/>
+          <w:color w:val="E06C75"/>
+          <w:sz w:val="27"/>
+          <w:szCs w:val="27"/>
+          <w:lang w:eastAsia="ro-RO"/>
+        </w:rPr>
+        <w:t>=</w:t>
+      </w:r>
+      <w:r>
+        <w:rPr>
+          <w:rFonts w:ascii="Consolas" w:eastAsia="Times New Roman" w:hAnsi="Consolas" w:cs="Times New Roman"/>
+          <w:color w:val="BBBBBB"/>
+          <w:sz w:val="27"/>
+          <w:szCs w:val="27"/>
+          <w:lang w:eastAsia="ro-RO"/>
+        </w:rPr>
+        <w:t xml:space="preserve"> </w:t>
+      </w:r>
+      <w:r>
+        <w:rPr>
+          <w:rFonts w:ascii="Consolas" w:eastAsia="Times New Roman" w:hAnsi="Consolas" w:cs="Times New Roman"/>
+          <w:color w:val="E06C75"/>
+          <w:sz w:val="27"/>
+          <w:szCs w:val="27"/>
+          <w:lang w:eastAsia="ro-RO"/>
+        </w:rPr>
+        <w:t>await</w:t>
+      </w:r>
+      <w:r>
+        <w:rPr>
+          <w:rFonts w:ascii="Consolas" w:eastAsia="Times New Roman" w:hAnsi="Consolas" w:cs="Times New Roman"/>
+          <w:color w:val="BBBBBB"/>
+          <w:sz w:val="27"/>
+          <w:szCs w:val="27"/>
+          <w:lang w:eastAsia="ro-RO"/>
+        </w:rPr>
+        <w:t xml:space="preserve"> </w:t>
+      </w:r>
+      <w:r>
+        <w:rPr>
+          <w:rFonts w:ascii="Consolas" w:eastAsia="Times New Roman" w:hAnsi="Consolas" w:cs="Times New Roman"/>
+          <w:color w:val="61AFEF"/>
+          <w:sz w:val="27"/>
+          <w:szCs w:val="27"/>
+          <w:lang w:eastAsia="ro-RO"/>
+        </w:rPr>
+        <w:t>request</w:t>
+      </w:r>
+      <w:r>
+        <w:rPr>
+          <w:rFonts w:ascii="Consolas" w:eastAsia="Times New Roman" w:hAnsi="Consolas" w:cs="Times New Roman"/>
+          <w:color w:val="ABB2BF"/>
+          <w:sz w:val="27"/>
+          <w:szCs w:val="27"/>
+          <w:lang w:eastAsia="ro-RO"/>
+        </w:rPr>
+        <w:t>.</w:t>
+      </w:r>
+      <w:r>
+        <w:rPr>
+          <w:rFonts w:ascii="Consolas" w:eastAsia="Times New Roman" w:hAnsi="Consolas" w:cs="Times New Roman"/>
+          <w:color w:val="98C379"/>
+          <w:sz w:val="27"/>
+          <w:szCs w:val="27"/>
+          <w:lang w:eastAsia="ro-RO"/>
+        </w:rPr>
+        <w:t>get</w:t>
+      </w:r>
+      <w:r>
+        <w:rPr>
+          <w:rFonts w:ascii="Consolas" w:eastAsia="Times New Roman" w:hAnsi="Consolas" w:cs="Times New Roman"/>
+          <w:color w:val="ABB2BF"/>
+          <w:sz w:val="27"/>
+          <w:szCs w:val="27"/>
+          <w:lang w:eastAsia="ro-RO"/>
+        </w:rPr>
+        <w:t>(</w:t>
+      </w:r>
+      <w:r>
+        <w:rPr>
+          <w:rFonts w:ascii="Consolas" w:eastAsia="Times New Roman" w:hAnsi="Consolas" w:cs="Times New Roman"/>
+          <w:color w:val="E5C07B"/>
+          <w:sz w:val="27"/>
+          <w:szCs w:val="27"/>
+          <w:lang w:eastAsia="ro-RO"/>
+        </w:rPr>
+        <w:t>`</w:t>
+      </w:r>
+      <w:r>
+        <w:rPr>
+          <w:rFonts w:ascii="Consolas" w:eastAsia="Times New Roman" w:hAnsi="Consolas" w:cs="Times New Roman"/>
+          <w:color w:val="C678DD"/>
+          <w:sz w:val="27"/>
+          <w:szCs w:val="27"/>
+          <w:lang w:eastAsia="ro-RO"/>
+        </w:rPr>
+        <w:t>${</w:t>
+      </w:r>
+      <w:r>
+        <w:rPr>
+          <w:rFonts w:ascii="Consolas" w:eastAsia="Times New Roman" w:hAnsi="Consolas" w:cs="Times New Roman"/>
+          <w:color w:val="ABB2BF"/>
+          <w:sz w:val="27"/>
+          <w:szCs w:val="27"/>
+          <w:lang w:eastAsia="ro-RO"/>
+        </w:rPr>
+        <w:t>baseUrl</w:t>
+      </w:r>
+      <w:r>
+        <w:rPr>
+          <w:rFonts w:ascii="Consolas" w:eastAsia="Times New Roman" w:hAnsi="Consolas" w:cs="Times New Roman"/>
+          <w:color w:val="C678DD"/>
+          <w:sz w:val="27"/>
+          <w:szCs w:val="27"/>
+          <w:lang w:eastAsia="ro-RO"/>
+        </w:rPr>
+        <w:t>}</w:t>
+      </w:r>
+      <w:r>
+        <w:rPr>
+          <w:rFonts w:ascii="Consolas" w:eastAsia="Times New Roman" w:hAnsi="Consolas" w:cs="Times New Roman"/>
+          <w:color w:val="E5C07B"/>
+          <w:sz w:val="27"/>
+          <w:szCs w:val="27"/>
+          <w:lang w:eastAsia="ro-RO"/>
+        </w:rPr>
+        <w:t>/posts/1`</w:t>
+      </w:r>
+      <w:r>
+        <w:rPr>
+          <w:rFonts w:ascii="Consolas" w:eastAsia="Times New Roman" w:hAnsi="Consolas" w:cs="Times New Roman"/>
+          <w:color w:val="ABB2BF"/>
+          <w:sz w:val="27"/>
+          <w:szCs w:val="27"/>
+          <w:lang w:eastAsia="ro-RO"/>
+        </w:rPr>
+        <w:t>)</w:t>
+      </w:r>
+    </w:p>
+    <w:p>
+      <w:pPr>
+        <w:shd w:val="clear" w:color="auto" w:fill="282C34"/>
+        <w:spacing w:after="0" w:line="360" w:lineRule="atLeast"/>
+        <w:rPr>
+          <w:rFonts w:ascii="Consolas" w:eastAsia="Times New Roman" w:hAnsi="Consolas" w:cs="Times New Roman"/>
+          <w:color w:val="BBBBBB"/>
+          <w:sz w:val="27"/>
+          <w:szCs w:val="27"/>
+          <w:lang w:eastAsia="ro-RO"/>
+        </w:rPr>
+      </w:pPr>
+      <w:r>
+        <w:rPr>
+          <w:rFonts w:ascii="Consolas" w:eastAsia="Times New Roman" w:hAnsi="Consolas" w:cs="Times New Roman"/>
+          <w:color w:val="BBBBBB"/>
+          <w:sz w:val="27"/>
+          <w:szCs w:val="27"/>
+          <w:lang w:eastAsia="ro-RO"/>
+        </w:rPr>
+        <w:t xml:space="preserve">    </w:t>
+      </w:r>
+      <w:r>
+        <w:rPr>
+          <w:rFonts w:ascii="Consolas" w:eastAsia="Times New Roman" w:hAnsi="Consolas" w:cs="Times New Roman"/>
+          <w:color w:val="56B6C2"/>
+          <w:sz w:val="27"/>
+          <w:szCs w:val="27"/>
+          <w:lang w:eastAsia="ro-RO"/>
+        </w:rPr>
+        <w:t>const</w:t>
+      </w:r>
+      <w:r>
+        <w:rPr>
+          <w:rFonts w:ascii="Consolas" w:eastAsia="Times New Roman" w:hAnsi="Consolas" w:cs="Times New Roman"/>
+          <w:color w:val="BBBBBB"/>
+          <w:sz w:val="27"/>
+          <w:szCs w:val="27"/>
+          <w:lang w:eastAsia="ro-RO"/>
+        </w:rPr>
+        <w:t xml:space="preserve"> </w:t>
+      </w:r>
+      <w:r>
+        <w:rPr>
+          <w:rFonts w:ascii="Consolas" w:eastAsia="Times New Roman" w:hAnsi="Consolas" w:cs="Times New Roman"/>
+          <w:color w:val="61AFEF"/>
+          <w:sz w:val="27"/>
+          <w:szCs w:val="27"/>
+          <w:lang w:eastAsia="ro-RO"/>
+        </w:rPr>
+        <w:t>responseBody</w:t>
+      </w:r>
+      <w:r>
+        <w:rPr>
+          <w:rFonts w:ascii="Consolas" w:eastAsia="Times New Roman" w:hAnsi="Consolas" w:cs="Times New Roman"/>
+          <w:color w:val="BBBBBB"/>
+          <w:sz w:val="27"/>
+          <w:szCs w:val="27"/>
+          <w:lang w:eastAsia="ro-RO"/>
+        </w:rPr>
+        <w:t xml:space="preserve"> </w:t>
+      </w:r>
+      <w:r>
+        <w:rPr>
+          <w:rFonts w:ascii="Consolas" w:eastAsia="Times New Roman" w:hAnsi="Consolas" w:cs="Times New Roman"/>
+          <w:color w:val="E06C75"/>
+          <w:sz w:val="27"/>
+          <w:szCs w:val="27"/>
+          <w:lang w:eastAsia="ro-RO"/>
+        </w:rPr>
+        <w:t>=</w:t>
+      </w:r>
+      <w:r>
+        <w:rPr>
+          <w:rFonts w:ascii="Consolas" w:eastAsia="Times New Roman" w:hAnsi="Consolas" w:cs="Times New Roman"/>
+          <w:color w:val="BBBBBB"/>
+          <w:sz w:val="27"/>
+          <w:szCs w:val="27"/>
+          <w:lang w:eastAsia="ro-RO"/>
+        </w:rPr>
+        <w:t xml:space="preserve"> </w:t>
+      </w:r>
+      <w:r>
+        <w:rPr>
+          <w:rFonts w:ascii="Consolas" w:eastAsia="Times New Roman" w:hAnsi="Consolas" w:cs="Times New Roman"/>
+          <w:color w:val="61AFEF"/>
+          <w:sz w:val="27"/>
+          <w:szCs w:val="27"/>
+          <w:lang w:eastAsia="ro-RO"/>
+        </w:rPr>
+        <w:t>JSON</w:t>
+      </w:r>
+      <w:r>
+        <w:rPr>
+          <w:rFonts w:ascii="Consolas" w:eastAsia="Times New Roman" w:hAnsi="Consolas" w:cs="Times New Roman"/>
+          <w:color w:val="ABB2BF"/>
+          <w:sz w:val="27"/>
+          <w:szCs w:val="27"/>
+          <w:lang w:eastAsia="ro-RO"/>
+        </w:rPr>
+        <w:t>.</w:t>
+      </w:r>
+      <w:r>
+        <w:rPr>
+          <w:rFonts w:ascii="Consolas" w:eastAsia="Times New Roman" w:hAnsi="Consolas" w:cs="Times New Roman"/>
+          <w:color w:val="98C379"/>
+          <w:sz w:val="27"/>
+          <w:szCs w:val="27"/>
+          <w:lang w:eastAsia="ro-RO"/>
+        </w:rPr>
+        <w:t>parse</w:t>
+      </w:r>
+      <w:r>
+        <w:rPr>
+          <w:rFonts w:ascii="Consolas" w:eastAsia="Times New Roman" w:hAnsi="Consolas" w:cs="Times New Roman"/>
+          <w:color w:val="ABB2BF"/>
+          <w:sz w:val="27"/>
+          <w:szCs w:val="27"/>
+          <w:lang w:eastAsia="ro-RO"/>
+        </w:rPr>
+        <w:t>(</w:t>
+      </w:r>
+      <w:r>
+        <w:rPr>
+          <w:rFonts w:ascii="Consolas" w:eastAsia="Times New Roman" w:hAnsi="Consolas" w:cs="Times New Roman"/>
+          <w:color w:val="E06C75"/>
+          <w:sz w:val="27"/>
+          <w:szCs w:val="27"/>
+          <w:lang w:eastAsia="ro-RO"/>
+        </w:rPr>
+        <w:t>await</w:t>
+      </w:r>
+      <w:r>
+        <w:rPr>
+          <w:rFonts w:ascii="Consolas" w:eastAsia="Times New Roman" w:hAnsi="Consolas" w:cs="Times New Roman"/>
+          <w:color w:val="BBBBBB"/>
+          <w:sz w:val="27"/>
+          <w:szCs w:val="27"/>
+          <w:lang w:eastAsia="ro-RO"/>
+        </w:rPr>
+        <w:t xml:space="preserve"> </w:t>
+      </w:r>
+      <w:r>
+        <w:rPr>
+          <w:rFonts w:ascii="Consolas" w:eastAsia="Times New Roman" w:hAnsi="Consolas" w:cs="Times New Roman"/>
+          <w:color w:val="61AFEF"/>
+          <w:sz w:val="27"/>
+          <w:szCs w:val="27"/>
+          <w:lang w:eastAsia="ro-RO"/>
+        </w:rPr>
+        <w:t>response</w:t>
+      </w:r>
+      <w:r>
+        <w:rPr>
+          <w:rFonts w:ascii="Consolas" w:eastAsia="Times New Roman" w:hAnsi="Consolas" w:cs="Times New Roman"/>
+          <w:color w:val="ABB2BF"/>
+          <w:sz w:val="27"/>
+          <w:szCs w:val="27"/>
+          <w:lang w:eastAsia="ro-RO"/>
+        </w:rPr>
+        <w:t>.</w:t>
+      </w:r>
+      <w:r>
+        <w:rPr>
+          <w:rFonts w:ascii="Consolas" w:eastAsia="Times New Roman" w:hAnsi="Consolas" w:cs="Times New Roman"/>
+          <w:color w:val="98C379"/>
+          <w:sz w:val="27"/>
+          <w:szCs w:val="27"/>
+          <w:lang w:eastAsia="ro-RO"/>
+        </w:rPr>
+        <w:t>text</w:t>
+      </w:r>
+      <w:r>
+        <w:rPr>
+          <w:rFonts w:ascii="Consolas" w:eastAsia="Times New Roman" w:hAnsi="Consolas" w:cs="Times New Roman"/>
+          <w:color w:val="ABB2BF"/>
+          <w:sz w:val="27"/>
+          <w:szCs w:val="27"/>
+          <w:lang w:eastAsia="ro-RO"/>
+        </w:rPr>
+        <w:t>())</w:t>
+      </w:r>
+    </w:p>
+    <w:p>
+      <w:pPr>
+        <w:shd w:val="clear" w:color="auto" w:fill="282C34"/>
+        <w:spacing w:after="0" w:line="360" w:lineRule="atLeast"/>
+        <w:rPr>
+          <w:rFonts w:ascii="Consolas" w:eastAsia="Times New Roman" w:hAnsi="Consolas" w:cs="Times New Roman"/>
+          <w:color w:val="BBBBBB"/>
+          <w:sz w:val="27"/>
+          <w:szCs w:val="27"/>
+          <w:lang w:eastAsia="ro-RO"/>
+        </w:rPr>
+      </w:pPr>
+      <w:r>
+        <w:rPr>
+          <w:rFonts w:ascii="Consolas" w:eastAsia="Times New Roman" w:hAnsi="Consolas" w:cs="Times New Roman"/>
+          <w:color w:val="BBBBBB"/>
+          <w:sz w:val="27"/>
+          <w:szCs w:val="27"/>
+          <w:lang w:eastAsia="ro-RO"/>
+        </w:rPr>
+        <w:t xml:space="preserve">    </w:t>
+      </w:r>
+      <w:r>
+        <w:rPr>
+          <w:rFonts w:ascii="Consolas" w:eastAsia="Times New Roman" w:hAnsi="Consolas" w:cs="Times New Roman"/>
+          <w:color w:val="98C379"/>
+          <w:sz w:val="27"/>
+          <w:szCs w:val="27"/>
+          <w:lang w:eastAsia="ro-RO"/>
+        </w:rPr>
+        <w:t>expect</w:t>
+      </w:r>
+      <w:r>
+        <w:rPr>
+          <w:rFonts w:ascii="Consolas" w:eastAsia="Times New Roman" w:hAnsi="Consolas" w:cs="Times New Roman"/>
+          <w:color w:val="ABB2BF"/>
+          <w:sz w:val="27"/>
+          <w:szCs w:val="27"/>
+          <w:lang w:eastAsia="ro-RO"/>
+        </w:rPr>
+        <w:t>(</w:t>
+      </w:r>
+      <w:r>
+        <w:rPr>
+          <w:rFonts w:ascii="Consolas" w:eastAsia="Times New Roman" w:hAnsi="Consolas" w:cs="Times New Roman"/>
+          <w:color w:val="61AFEF"/>
+          <w:sz w:val="27"/>
+          <w:szCs w:val="27"/>
+          <w:lang w:eastAsia="ro-RO"/>
+        </w:rPr>
+        <w:t>response</w:t>
+      </w:r>
+      <w:r>
+        <w:rPr>
+          <w:rFonts w:ascii="Consolas" w:eastAsia="Times New Roman" w:hAnsi="Consolas" w:cs="Times New Roman"/>
+          <w:color w:val="ABB2BF"/>
+          <w:sz w:val="27"/>
+          <w:szCs w:val="27"/>
+          <w:lang w:eastAsia="ro-RO"/>
+        </w:rPr>
+        <w:t>.</w:t>
+      </w:r>
+      <w:r>
+        <w:rPr>
+          <w:rFonts w:ascii="Consolas" w:eastAsia="Times New Roman" w:hAnsi="Consolas" w:cs="Times New Roman"/>
+          <w:color w:val="98C379"/>
+          <w:sz w:val="27"/>
+          <w:szCs w:val="27"/>
+          <w:lang w:eastAsia="ro-RO"/>
+        </w:rPr>
+        <w:t>status</w:t>
+      </w:r>
+      <w:r>
+        <w:rPr>
+          <w:rFonts w:ascii="Consolas" w:eastAsia="Times New Roman" w:hAnsi="Consolas" w:cs="Times New Roman"/>
+          <w:color w:val="ABB2BF"/>
+          <w:sz w:val="27"/>
+          <w:szCs w:val="27"/>
+          <w:lang w:eastAsia="ro-RO"/>
+        </w:rPr>
+        <w:t>()).</w:t>
+      </w:r>
+      <w:r>
+        <w:rPr>
+          <w:rFonts w:ascii="Consolas" w:eastAsia="Times New Roman" w:hAnsi="Consolas" w:cs="Times New Roman"/>
+          <w:color w:val="98C379"/>
+          <w:sz w:val="27"/>
+          <w:szCs w:val="27"/>
+          <w:lang w:eastAsia="ro-RO"/>
+        </w:rPr>
+        <w:t>toBe</w:t>
+      </w:r>
+      <w:r>
+        <w:rPr>
+          <w:rFonts w:ascii="Consolas" w:eastAsia="Times New Roman" w:hAnsi="Consolas" w:cs="Times New Roman"/>
+          <w:color w:val="ABB2BF"/>
+          <w:sz w:val="27"/>
+          <w:szCs w:val="27"/>
+          <w:lang w:eastAsia="ro-RO"/>
+        </w:rPr>
+        <w:t>(</w:t>
+      </w:r>
+      <w:r>
+        <w:rPr>
+          <w:rFonts w:ascii="Consolas" w:eastAsia="Times New Roman" w:hAnsi="Consolas" w:cs="Times New Roman"/>
+          <w:color w:val="C678DD"/>
+          <w:sz w:val="27"/>
+          <w:szCs w:val="27"/>
+          <w:lang w:eastAsia="ro-RO"/>
+        </w:rPr>
+        <w:t>200</w:t>
+      </w:r>
+      <w:r>
+        <w:rPr>
+          <w:rFonts w:ascii="Consolas" w:eastAsia="Times New Roman" w:hAnsi="Consolas" w:cs="Times New Roman"/>
+          <w:color w:val="ABB2BF"/>
+          <w:sz w:val="27"/>
+          <w:szCs w:val="27"/>
+          <w:lang w:eastAsia="ro-RO"/>
+        </w:rPr>
+        <w:t>)</w:t>
+      </w:r>
+    </w:p>
+    <w:p>
+      <w:pPr>
+        <w:shd w:val="clear" w:color="auto" w:fill="282C34"/>
+        <w:spacing w:after="0" w:line="360" w:lineRule="atLeast"/>
+        <w:rPr>
+          <w:rFonts w:ascii="Consolas" w:eastAsia="Times New Roman" w:hAnsi="Consolas" w:cs="Times New Roman"/>
+          <w:color w:val="BBBBBB"/>
+          <w:sz w:val="27"/>
+          <w:szCs w:val="27"/>
+          <w:lang w:eastAsia="ro-RO"/>
+        </w:rPr>
+      </w:pPr>
+      <w:r>
+        <w:rPr>
+          <w:rFonts w:ascii="Consolas" w:eastAsia="Times New Roman" w:hAnsi="Consolas" w:cs="Times New Roman"/>
+          <w:color w:val="BBBBBB"/>
+          <w:sz w:val="27"/>
+          <w:szCs w:val="27"/>
+          <w:lang w:eastAsia="ro-RO"/>
+        </w:rPr>
+        <w:t xml:space="preserve">    </w:t>
+      </w:r>
+      <w:r>
+        <w:rPr>
+          <w:rFonts w:ascii="Consolas" w:eastAsia="Times New Roman" w:hAnsi="Consolas" w:cs="Times New Roman"/>
+          <w:color w:val="98C379"/>
+          <w:sz w:val="27"/>
+          <w:szCs w:val="27"/>
+          <w:lang w:eastAsia="ro-RO"/>
+        </w:rPr>
+        <w:t>expect</w:t>
+      </w:r>
+      <w:r>
+        <w:rPr>
+          <w:rFonts w:ascii="Consolas" w:eastAsia="Times New Roman" w:hAnsi="Consolas" w:cs="Times New Roman"/>
+          <w:color w:val="ABB2BF"/>
+          <w:sz w:val="27"/>
+          <w:szCs w:val="27"/>
+          <w:lang w:eastAsia="ro-RO"/>
+        </w:rPr>
+        <w:t>(</w:t>
+      </w:r>
+      <w:r>
+        <w:rPr>
+          <w:rFonts w:ascii="Consolas" w:eastAsia="Times New Roman" w:hAnsi="Consolas" w:cs="Times New Roman"/>
+          <w:color w:val="61AFEF"/>
+          <w:sz w:val="27"/>
+          <w:szCs w:val="27"/>
+          <w:lang w:eastAsia="ro-RO"/>
+        </w:rPr>
+        <w:t>responseBody</w:t>
+      </w:r>
+      <w:r>
+        <w:rPr>
+          <w:rFonts w:ascii="Consolas" w:eastAsia="Times New Roman" w:hAnsi="Consolas" w:cs="Times New Roman"/>
+          <w:color w:val="ABB2BF"/>
+          <w:sz w:val="27"/>
+          <w:szCs w:val="27"/>
+          <w:lang w:eastAsia="ro-RO"/>
+        </w:rPr>
+        <w:t>.id).</w:t>
+      </w:r>
+      <w:r>
+        <w:rPr>
+          <w:rFonts w:ascii="Consolas" w:eastAsia="Times New Roman" w:hAnsi="Consolas" w:cs="Times New Roman"/>
+          <w:color w:val="98C379"/>
+          <w:sz w:val="27"/>
+          <w:szCs w:val="27"/>
+          <w:lang w:eastAsia="ro-RO"/>
+        </w:rPr>
+        <w:t>toBe</w:t>
+      </w:r>
+      <w:r>
+        <w:rPr>
+          <w:rFonts w:ascii="Consolas" w:eastAsia="Times New Roman" w:hAnsi="Consolas" w:cs="Times New Roman"/>
+          <w:color w:val="ABB2BF"/>
+          <w:sz w:val="27"/>
+          <w:szCs w:val="27"/>
+          <w:lang w:eastAsia="ro-RO"/>
+        </w:rPr>
+        <w:t>(</w:t>
+      </w:r>
+      <w:r>
+        <w:rPr>
+          <w:rFonts w:ascii="Consolas" w:eastAsia="Times New Roman" w:hAnsi="Consolas" w:cs="Times New Roman"/>
+          <w:color w:val="C678DD"/>
+          <w:sz w:val="27"/>
+          <w:szCs w:val="27"/>
+          <w:lang w:eastAsia="ro-RO"/>
+        </w:rPr>
+        <w:t>1</w:t>
+      </w:r>
+      <w:r>
+        <w:rPr>
+          <w:rFonts w:ascii="Consolas" w:eastAsia="Times New Roman" w:hAnsi="Consolas" w:cs="Times New Roman"/>
+          <w:color w:val="ABB2BF"/>
+          <w:sz w:val="27"/>
+          <w:szCs w:val="27"/>
+          <w:lang w:eastAsia="ro-RO"/>
+        </w:rPr>
+        <w:t>)</w:t>
+      </w:r>
+    </w:p>
+    <w:p>
+      <w:pPr>
+        <w:shd w:val="clear" w:color="auto" w:fill="282C34"/>
+        <w:spacing w:after="0" w:line="360" w:lineRule="atLeast"/>
+        <w:rPr>
+          <w:rFonts w:ascii="Consolas" w:eastAsia="Times New Roman" w:hAnsi="Consolas" w:cs="Times New Roman"/>
+          <w:color w:val="BBBBBB"/>
+          <w:sz w:val="27"/>
+          <w:szCs w:val="27"/>
+          <w:lang w:eastAsia="ro-RO"/>
+        </w:rPr>
+      </w:pPr>
+      <w:r>
+        <w:rPr>
+          <w:rFonts w:ascii="Consolas" w:eastAsia="Times New Roman" w:hAnsi="Consolas" w:cs="Times New Roman"/>
+          <w:color w:val="BBBBBB"/>
+          <w:sz w:val="27"/>
+          <w:szCs w:val="27"/>
+          <w:lang w:eastAsia="ro-RO"/>
+        </w:rPr>
+        <w:t xml:space="preserve">    </w:t>
+      </w:r>
+      <w:r>
+        <w:rPr>
+          <w:rFonts w:ascii="Consolas" w:eastAsia="Times New Roman" w:hAnsi="Consolas" w:cs="Times New Roman"/>
+          <w:color w:val="98C379"/>
+          <w:sz w:val="27"/>
+          <w:szCs w:val="27"/>
+          <w:lang w:eastAsia="ro-RO"/>
+        </w:rPr>
+        <w:t>expect</w:t>
+      </w:r>
+      <w:r>
+        <w:rPr>
+          <w:rFonts w:ascii="Consolas" w:eastAsia="Times New Roman" w:hAnsi="Consolas" w:cs="Times New Roman"/>
+          <w:color w:val="ABB2BF"/>
+          <w:sz w:val="27"/>
+          <w:szCs w:val="27"/>
+          <w:lang w:eastAsia="ro-RO"/>
+        </w:rPr>
+        <w:t>(</w:t>
+      </w:r>
+      <w:r>
+        <w:rPr>
+          <w:rFonts w:ascii="Consolas" w:eastAsia="Times New Roman" w:hAnsi="Consolas" w:cs="Times New Roman"/>
+          <w:color w:val="61AFEF"/>
+          <w:sz w:val="27"/>
+          <w:szCs w:val="27"/>
+          <w:lang w:eastAsia="ro-RO"/>
+        </w:rPr>
+        <w:t>responseBody</w:t>
+      </w:r>
+      <w:r>
+        <w:rPr>
+          <w:rFonts w:ascii="Consolas" w:eastAsia="Times New Roman" w:hAnsi="Consolas" w:cs="Times New Roman"/>
+          <w:color w:val="ABB2BF"/>
+          <w:sz w:val="27"/>
+          <w:szCs w:val="27"/>
+          <w:lang w:eastAsia="ro-RO"/>
+        </w:rPr>
+        <w:t>.title).</w:t>
+      </w:r>
+      <w:r>
+        <w:rPr>
+          <w:rFonts w:ascii="Consolas" w:eastAsia="Times New Roman" w:hAnsi="Consolas" w:cs="Times New Roman"/>
+          <w:color w:val="98C379"/>
+          <w:sz w:val="27"/>
+          <w:szCs w:val="27"/>
+          <w:lang w:eastAsia="ro-RO"/>
+        </w:rPr>
+        <w:t>toBe</w:t>
+      </w:r>
+      <w:r>
+        <w:rPr>
+          <w:rFonts w:ascii="Consolas" w:eastAsia="Times New Roman" w:hAnsi="Consolas" w:cs="Times New Roman"/>
+          <w:color w:val="ABB2BF"/>
+          <w:sz w:val="27"/>
+          <w:szCs w:val="27"/>
+          <w:lang w:eastAsia="ro-RO"/>
+        </w:rPr>
+        <w:t>(</w:t>
+      </w:r>
+    </w:p>
+    <w:p>
+      <w:pPr>
+        <w:shd w:val="clear" w:color="auto" w:fill="282C34"/>
+        <w:spacing w:after="0" w:line="360" w:lineRule="atLeast"/>
+        <w:rPr>
+          <w:rFonts w:ascii="Consolas" w:eastAsia="Times New Roman" w:hAnsi="Consolas" w:cs="Times New Roman"/>
+          <w:color w:val="BBBBBB"/>
+          <w:sz w:val="27"/>
+          <w:szCs w:val="27"/>
+          <w:lang w:eastAsia="ro-RO"/>
+        </w:rPr>
+      </w:pPr>
+      <w:r>
+        <w:rPr>
+          <w:rFonts w:ascii="Consolas" w:eastAsia="Times New Roman" w:hAnsi="Consolas" w:cs="Times New Roman"/>
+          <w:color w:val="BBBBBB"/>
+          <w:sz w:val="27"/>
+          <w:szCs w:val="27"/>
+          <w:lang w:eastAsia="ro-RO"/>
+        </w:rPr>
+        <w:t xml:space="preserve">      </w:t>
+      </w:r>
+      <w:r>
+        <w:rPr>
+          <w:rFonts w:ascii="Consolas" w:eastAsia="Times New Roman" w:hAnsi="Consolas" w:cs="Times New Roman"/>
+          <w:color w:val="E5C07B"/>
+          <w:sz w:val="27"/>
+          <w:szCs w:val="27"/>
+          <w:lang w:eastAsia="ro-RO"/>
+        </w:rPr>
+        <w:t>'sunt aut facere repellat provident occaecati excepturi optio reprehenderit'</w:t>
+      </w:r>
+      <w:r>
+        <w:rPr>
+          <w:rFonts w:ascii="Consolas" w:eastAsia="Times New Roman" w:hAnsi="Consolas" w:cs="Times New Roman"/>
+          <w:color w:val="ABB2BF"/>
+          <w:sz w:val="27"/>
+          <w:szCs w:val="27"/>
+          <w:lang w:eastAsia="ro-RO"/>
+        </w:rPr>
+        <w:t>,</w:t>
+      </w:r>
+    </w:p>
+    <w:p>
+      <w:pPr>
+        <w:shd w:val="clear" w:color="auto" w:fill="282C34"/>
+        <w:spacing w:after="0" w:line="360" w:lineRule="atLeast"/>
+        <w:rPr>
+          <w:rFonts w:ascii="Consolas" w:eastAsia="Times New Roman" w:hAnsi="Consolas" w:cs="Times New Roman"/>
+          <w:color w:val="BBBBBB"/>
+          <w:sz w:val="27"/>
+          <w:szCs w:val="27"/>
+          <w:lang w:eastAsia="ro-RO"/>
+        </w:rPr>
+      </w:pPr>
+      <w:r>
+        <w:rPr>
+          <w:rFonts w:ascii="Consolas" w:eastAsia="Times New Roman" w:hAnsi="Consolas" w:cs="Times New Roman"/>
+          <w:color w:val="BBBBBB"/>
+          <w:sz w:val="27"/>
+          <w:szCs w:val="27"/>
+          <w:lang w:eastAsia="ro-RO"/>
+        </w:rPr>
+        <w:t xml:space="preserve">    </w:t>
+      </w:r>
+      <w:r>
+        <w:rPr>
+          <w:rFonts w:ascii="Consolas" w:eastAsia="Times New Roman" w:hAnsi="Consolas" w:cs="Times New Roman"/>
+          <w:color w:val="ABB2BF"/>
+          <w:sz w:val="27"/>
+          <w:szCs w:val="27"/>
+          <w:lang w:eastAsia="ro-RO"/>
+        </w:rPr>
+        <w:t>)</w:t>
+      </w:r>
+    </w:p>
+    <w:p>
+      <w:pPr>
+        <w:shd w:val="clear" w:color="auto" w:fill="282C34"/>
+        <w:spacing w:after="0" w:line="360" w:lineRule="atLeast"/>
+        <w:rPr>
+          <w:rFonts w:ascii="Consolas" w:eastAsia="Times New Roman" w:hAnsi="Consolas" w:cs="Times New Roman"/>
+          <w:color w:val="BBBBBB"/>
+          <w:sz w:val="27"/>
+          <w:szCs w:val="27"/>
+          <w:lang w:eastAsia="ro-RO"/>
+        </w:rPr>
+      </w:pPr>
+      <w:r>
+        <w:rPr>
+          <w:rFonts w:ascii="Consolas" w:eastAsia="Times New Roman" w:hAnsi="Consolas" w:cs="Times New Roman"/>
+          <w:color w:val="BBBBBB"/>
+          <w:sz w:val="27"/>
+          <w:szCs w:val="27"/>
+          <w:lang w:eastAsia="ro-RO"/>
+        </w:rPr>
+        <w:t xml:space="preserve">    </w:t>
+      </w:r>
+      <w:r>
+        <w:rPr>
+          <w:rFonts w:ascii="Consolas" w:eastAsia="Times New Roman" w:hAnsi="Consolas" w:cs="Times New Roman"/>
+          <w:color w:val="98C379"/>
+          <w:sz w:val="27"/>
+          <w:szCs w:val="27"/>
+          <w:lang w:eastAsia="ro-RO"/>
+        </w:rPr>
+        <w:t>expect</w:t>
+      </w:r>
+      <w:r>
+        <w:rPr>
+          <w:rFonts w:ascii="Consolas" w:eastAsia="Times New Roman" w:hAnsi="Consolas" w:cs="Times New Roman"/>
+          <w:color w:val="ABB2BF"/>
+          <w:sz w:val="27"/>
+          <w:szCs w:val="27"/>
+          <w:lang w:eastAsia="ro-RO"/>
+        </w:rPr>
+        <w:t>(</w:t>
+      </w:r>
+      <w:r>
+        <w:rPr>
+          <w:rFonts w:ascii="Consolas" w:eastAsia="Times New Roman" w:hAnsi="Consolas" w:cs="Times New Roman"/>
+          <w:color w:val="61AFEF"/>
+          <w:sz w:val="27"/>
+          <w:szCs w:val="27"/>
+          <w:lang w:eastAsia="ro-RO"/>
+        </w:rPr>
+        <w:t>responseBody</w:t>
+      </w:r>
+      <w:r>
+        <w:rPr>
+          <w:rFonts w:ascii="Consolas" w:eastAsia="Times New Roman" w:hAnsi="Consolas" w:cs="Times New Roman"/>
+          <w:color w:val="ABB2BF"/>
+          <w:sz w:val="27"/>
+          <w:szCs w:val="27"/>
+          <w:lang w:eastAsia="ro-RO"/>
+        </w:rPr>
+        <w:t>.body).</w:t>
+      </w:r>
+      <w:r>
+        <w:rPr>
+          <w:rFonts w:ascii="Consolas" w:eastAsia="Times New Roman" w:hAnsi="Consolas" w:cs="Times New Roman"/>
+          <w:color w:val="98C379"/>
+          <w:sz w:val="27"/>
+          <w:szCs w:val="27"/>
+          <w:lang w:eastAsia="ro-RO"/>
+        </w:rPr>
+        <w:t>toBeTruthy</w:t>
+      </w:r>
+      <w:r>
+        <w:rPr>
+          <w:rFonts w:ascii="Consolas" w:eastAsia="Times New Roman" w:hAnsi="Consolas" w:cs="Times New Roman"/>
+          <w:color w:val="ABB2BF"/>
+          <w:sz w:val="27"/>
+          <w:szCs w:val="27"/>
+          <w:lang w:eastAsia="ro-RO"/>
+        </w:rPr>
+        <w:t>()</w:t>
+      </w:r>
+    </w:p>
+    <w:p>
+      <w:pPr>
+        <w:shd w:val="clear" w:color="auto" w:fill="282C34"/>
+        <w:spacing w:after="0" w:line="360" w:lineRule="atLeast"/>
+        <w:rPr>
+          <w:rFonts w:ascii="Consolas" w:eastAsia="Times New Roman" w:hAnsi="Consolas" w:cs="Times New Roman"/>
+          <w:color w:val="BBBBBB"/>
+          <w:sz w:val="27"/>
+          <w:szCs w:val="27"/>
+          <w:lang w:eastAsia="ro-RO"/>
+        </w:rPr>
+      </w:pPr>
+      <w:r>
+        <w:rPr>
+          <w:rFonts w:ascii="Consolas" w:eastAsia="Times New Roman" w:hAnsi="Consolas" w:cs="Times New Roman"/>
+          <w:color w:val="BBBBBB"/>
+          <w:sz w:val="27"/>
+          <w:szCs w:val="27"/>
+          <w:lang w:eastAsia="ro-RO"/>
+        </w:rPr>
+        <w:t xml:space="preserve">    </w:t>
+      </w:r>
+      <w:r>
+        <w:rPr>
+          <w:rFonts w:ascii="Consolas" w:eastAsia="Times New Roman" w:hAnsi="Consolas" w:cs="Times New Roman"/>
+          <w:color w:val="676F7D"/>
+          <w:sz w:val="27"/>
+          <w:szCs w:val="27"/>
+          <w:lang w:eastAsia="ro-RO"/>
+        </w:rPr>
+        <w:t>//console.log(responseBody)</w:t>
+      </w:r>
+    </w:p>
+    <w:p>
+      <w:pPr>
+        <w:shd w:val="clear" w:color="auto" w:fill="282C34"/>
+        <w:spacing w:after="0" w:line="360" w:lineRule="atLeast"/>
+        <w:rPr>
+          <w:rFonts w:ascii="Consolas" w:eastAsia="Times New Roman" w:hAnsi="Consolas" w:cs="Times New Roman"/>
+          <w:color w:val="BBBBBB"/>
+          <w:sz w:val="27"/>
+          <w:szCs w:val="27"/>
+          <w:lang w:eastAsia="ro-RO"/>
+        </w:rPr>
+      </w:pPr>
+      <w:r>
+        <w:rPr>
+          <w:rFonts w:ascii="Consolas" w:eastAsia="Times New Roman" w:hAnsi="Consolas" w:cs="Times New Roman"/>
+          <w:color w:val="BBBBBB"/>
+          <w:sz w:val="27"/>
+          <w:szCs w:val="27"/>
+          <w:lang w:eastAsia="ro-RO"/>
+        </w:rPr>
+        <w:t>  }</w:t>
+      </w:r>
+      <w:r>
+        <w:rPr>
+          <w:rFonts w:ascii="Consolas" w:eastAsia="Times New Roman" w:hAnsi="Consolas" w:cs="Times New Roman"/>
+          <w:color w:val="ABB2BF"/>
+          <w:sz w:val="27"/>
+          <w:szCs w:val="27"/>
+          <w:lang w:eastAsia="ro-RO"/>
+        </w:rPr>
+        <w:t>)</w:t>
+      </w:r>
+    </w:p>
+    <w:p>
+      <w:pPr>
+        <w:rPr>
+          <w:sz w:val="24"/>
+          <w:szCs w:val="24"/>
+        </w:rPr>
+      </w:pPr>
+    </w:p>
+    <w:p>
+      <w:pPr>
+        <w:rPr>
+          <w:sz w:val="24"/>
+          <w:szCs w:val="24"/>
+        </w:rPr>
+      </w:pPr>
+    </w:p>
+    <w:p>
+      <w:pPr>
+        <w:jc w:val="center"/>
+        <w:rPr>
+          <w:b/>
+          <w:bCs/>
+          <w:sz w:val="48"/>
+          <w:szCs w:val="48"/>
+        </w:rPr>
+      </w:pPr>
+      <w:r>
+        <w:rPr>
+          <w:b/>
+          <w:bCs/>
+          <w:sz w:val="48"/>
+          <w:szCs w:val="48"/>
+        </w:rPr>
+        <w:t>POST</w:t>
+      </w:r>
+      <w:r>
+        <w:rPr>
+          <w:b/>
+          <w:bCs/>
+          <w:sz w:val="48"/>
+          <w:szCs w:val="48"/>
+        </w:rPr>
+        <w:t xml:space="preserve"> REQUEST TEST</w:t>
+      </w:r>
+    </w:p>
+    <w:p>
+      <w:pPr>
+        <w:rPr>
+          <w:rFonts w:ascii="Arial" w:hAnsi="Arial" w:cs="Arial"/>
+          <w:shd w:val="clear" w:color="auto" w:fill="1F1F1F"/>
+        </w:rPr>
+      </w:pPr>
+    </w:p>
+    <w:p>
+      <w:pPr>
+        <w:pStyle w:val="ListParagraph"/>
+        <w:numPr>
+          <w:ilvl w:val="0"/>
+          <w:numId w:val="25"/>
+        </w:numPr>
+        <w:rPr>
+          <w:sz w:val="24"/>
+          <w:szCs w:val="24"/>
+        </w:rPr>
+      </w:pPr>
+      <w:r>
+        <w:rPr>
+          <w:rFonts w:ascii="Arial" w:hAnsi="Arial" w:cs="Arial"/>
+        </w:rPr>
+        <w:t>used to send data to a server to create/update a resourc</w:t>
+      </w:r>
+      <w:r>
+        <w:rPr>
+          <w:rFonts w:ascii="Arial" w:hAnsi="Arial" w:cs="Arial"/>
+        </w:rPr>
+        <w:t>e.</w:t>
+      </w:r>
+    </w:p>
+    <w:p>
+      <w:pPr>
+        <w:rPr>
+          <w:sz w:val="24"/>
+          <w:szCs w:val="24"/>
+        </w:rPr>
+      </w:pPr>
+      <w:r>
+        <w:rPr>
+          <w:sz w:val="24"/>
+          <w:szCs w:val="24"/>
+        </w:rPr>
+        <w:t>In the post request we pass data with the request:</w:t>
+      </w:r>
+    </w:p>
+    <w:p>
+      <w:pPr>
+        <w:shd w:val="clear" w:color="auto" w:fill="282C34"/>
+        <w:spacing w:after="0" w:line="360" w:lineRule="atLeast"/>
+        <w:rPr>
+          <w:rFonts w:ascii="Consolas" w:eastAsia="Times New Roman" w:hAnsi="Consolas" w:cs="Times New Roman"/>
+          <w:color w:val="BBBBBB"/>
+          <w:sz w:val="27"/>
+          <w:szCs w:val="27"/>
+          <w:lang w:eastAsia="ro-RO"/>
+        </w:rPr>
+      </w:pPr>
+      <w:r>
+        <w:rPr>
+          <w:rFonts w:ascii="Consolas" w:eastAsia="Times New Roman" w:hAnsi="Consolas" w:cs="Times New Roman"/>
+          <w:color w:val="BBBBBB"/>
+          <w:sz w:val="27"/>
+          <w:szCs w:val="27"/>
+          <w:lang w:eastAsia="ro-RO"/>
+        </w:rPr>
+        <w:t> </w:t>
+      </w:r>
+      <w:r>
+        <w:rPr>
+          <w:rFonts w:ascii="Consolas" w:eastAsia="Times New Roman" w:hAnsi="Consolas" w:cs="Times New Roman"/>
+          <w:color w:val="56B6C2"/>
+          <w:sz w:val="27"/>
+          <w:szCs w:val="27"/>
+          <w:lang w:eastAsia="ro-RO"/>
+        </w:rPr>
+        <w:t>const</w:t>
+      </w:r>
+      <w:r>
+        <w:rPr>
+          <w:rFonts w:ascii="Consolas" w:eastAsia="Times New Roman" w:hAnsi="Consolas" w:cs="Times New Roman"/>
+          <w:color w:val="BBBBBB"/>
+          <w:sz w:val="27"/>
+          <w:szCs w:val="27"/>
+          <w:lang w:eastAsia="ro-RO"/>
+        </w:rPr>
+        <w:t xml:space="preserve"> </w:t>
+      </w:r>
+      <w:r>
+        <w:rPr>
+          <w:rFonts w:ascii="Consolas" w:eastAsia="Times New Roman" w:hAnsi="Consolas" w:cs="Times New Roman"/>
+          <w:color w:val="61AFEF"/>
+          <w:sz w:val="27"/>
+          <w:szCs w:val="27"/>
+          <w:lang w:eastAsia="ro-RO"/>
+        </w:rPr>
+        <w:t>response</w:t>
+      </w:r>
+      <w:r>
+        <w:rPr>
+          <w:rFonts w:ascii="Consolas" w:eastAsia="Times New Roman" w:hAnsi="Consolas" w:cs="Times New Roman"/>
+          <w:color w:val="BBBBBB"/>
+          <w:sz w:val="27"/>
+          <w:szCs w:val="27"/>
+          <w:lang w:eastAsia="ro-RO"/>
+        </w:rPr>
+        <w:t xml:space="preserve"> </w:t>
+      </w:r>
+      <w:r>
+        <w:rPr>
+          <w:rFonts w:ascii="Consolas" w:eastAsia="Times New Roman" w:hAnsi="Consolas" w:cs="Times New Roman"/>
+          <w:color w:val="E06C75"/>
+          <w:sz w:val="27"/>
+          <w:szCs w:val="27"/>
+          <w:lang w:eastAsia="ro-RO"/>
+        </w:rPr>
+        <w:t>=</w:t>
+      </w:r>
+      <w:r>
+        <w:rPr>
+          <w:rFonts w:ascii="Consolas" w:eastAsia="Times New Roman" w:hAnsi="Consolas" w:cs="Times New Roman"/>
+          <w:color w:val="BBBBBB"/>
+          <w:sz w:val="27"/>
+          <w:szCs w:val="27"/>
+          <w:lang w:eastAsia="ro-RO"/>
+        </w:rPr>
+        <w:t xml:space="preserve"> </w:t>
+      </w:r>
+      <w:r>
+        <w:rPr>
+          <w:rFonts w:ascii="Consolas" w:eastAsia="Times New Roman" w:hAnsi="Consolas" w:cs="Times New Roman"/>
+          <w:color w:val="E06C75"/>
+          <w:sz w:val="27"/>
+          <w:szCs w:val="27"/>
+          <w:lang w:eastAsia="ro-RO"/>
+        </w:rPr>
+        <w:t>await</w:t>
+      </w:r>
+      <w:r>
+        <w:rPr>
+          <w:rFonts w:ascii="Consolas" w:eastAsia="Times New Roman" w:hAnsi="Consolas" w:cs="Times New Roman"/>
+          <w:color w:val="BBBBBB"/>
+          <w:sz w:val="27"/>
+          <w:szCs w:val="27"/>
+          <w:lang w:eastAsia="ro-RO"/>
+        </w:rPr>
+        <w:t xml:space="preserve"> </w:t>
+      </w:r>
+      <w:r>
+        <w:rPr>
+          <w:rFonts w:ascii="Consolas" w:eastAsia="Times New Roman" w:hAnsi="Consolas" w:cs="Times New Roman"/>
+          <w:color w:val="61AFEF"/>
+          <w:sz w:val="27"/>
+          <w:szCs w:val="27"/>
+          <w:lang w:eastAsia="ro-RO"/>
+        </w:rPr>
+        <w:t>request</w:t>
+      </w:r>
+      <w:r>
+        <w:rPr>
+          <w:rFonts w:ascii="Consolas" w:eastAsia="Times New Roman" w:hAnsi="Consolas" w:cs="Times New Roman"/>
+          <w:color w:val="ABB2BF"/>
+          <w:sz w:val="27"/>
+          <w:szCs w:val="27"/>
+          <w:lang w:eastAsia="ro-RO"/>
+        </w:rPr>
+        <w:t>.</w:t>
+      </w:r>
+      <w:r>
+        <w:rPr>
+          <w:rFonts w:ascii="Consolas" w:eastAsia="Times New Roman" w:hAnsi="Consolas" w:cs="Times New Roman"/>
+          <w:color w:val="98C379"/>
+          <w:sz w:val="27"/>
+          <w:szCs w:val="27"/>
+          <w:lang w:eastAsia="ro-RO"/>
+        </w:rPr>
+        <w:t>post</w:t>
+      </w:r>
+      <w:r>
+        <w:rPr>
+          <w:rFonts w:ascii="Consolas" w:eastAsia="Times New Roman" w:hAnsi="Consolas" w:cs="Times New Roman"/>
+          <w:color w:val="ABB2BF"/>
+          <w:sz w:val="27"/>
+          <w:szCs w:val="27"/>
+          <w:lang w:eastAsia="ro-RO"/>
+        </w:rPr>
+        <w:t>(</w:t>
+      </w:r>
+      <w:r>
+        <w:rPr>
+          <w:rFonts w:ascii="Consolas" w:eastAsia="Times New Roman" w:hAnsi="Consolas" w:cs="Times New Roman"/>
+          <w:color w:val="E5C07B"/>
+          <w:sz w:val="27"/>
+          <w:szCs w:val="27"/>
+          <w:lang w:eastAsia="ro-RO"/>
+        </w:rPr>
+        <w:t>`</w:t>
+      </w:r>
+      <w:r>
+        <w:rPr>
+          <w:rFonts w:ascii="Consolas" w:eastAsia="Times New Roman" w:hAnsi="Consolas" w:cs="Times New Roman"/>
+          <w:color w:val="C678DD"/>
+          <w:sz w:val="27"/>
+          <w:szCs w:val="27"/>
+          <w:lang w:eastAsia="ro-RO"/>
+        </w:rPr>
+        <w:t>${</w:t>
+      </w:r>
+      <w:r>
+        <w:rPr>
+          <w:rFonts w:ascii="Consolas" w:eastAsia="Times New Roman" w:hAnsi="Consolas" w:cs="Times New Roman"/>
+          <w:color w:val="ABB2BF"/>
+          <w:sz w:val="27"/>
+          <w:szCs w:val="27"/>
+          <w:lang w:eastAsia="ro-RO"/>
+        </w:rPr>
+        <w:t>baseUrl</w:t>
+      </w:r>
+      <w:r>
+        <w:rPr>
+          <w:rFonts w:ascii="Consolas" w:eastAsia="Times New Roman" w:hAnsi="Consolas" w:cs="Times New Roman"/>
+          <w:color w:val="C678DD"/>
+          <w:sz w:val="27"/>
+          <w:szCs w:val="27"/>
+          <w:lang w:eastAsia="ro-RO"/>
+        </w:rPr>
+        <w:t>}</w:t>
+      </w:r>
+      <w:r>
+        <w:rPr>
+          <w:rFonts w:ascii="Consolas" w:eastAsia="Times New Roman" w:hAnsi="Consolas" w:cs="Times New Roman"/>
+          <w:color w:val="E5C07B"/>
+          <w:sz w:val="27"/>
+          <w:szCs w:val="27"/>
+          <w:lang w:eastAsia="ro-RO"/>
+        </w:rPr>
+        <w:t>/posts`</w:t>
+      </w:r>
+      <w:r>
+        <w:rPr>
+          <w:rFonts w:ascii="Consolas" w:eastAsia="Times New Roman" w:hAnsi="Consolas" w:cs="Times New Roman"/>
+          <w:color w:val="ABB2BF"/>
+          <w:sz w:val="27"/>
+          <w:szCs w:val="27"/>
+          <w:lang w:eastAsia="ro-RO"/>
+        </w:rPr>
+        <w:t>,</w:t>
+      </w:r>
+      <w:r>
+        <w:rPr>
+          <w:rFonts w:ascii="Consolas" w:eastAsia="Times New Roman" w:hAnsi="Consolas" w:cs="Times New Roman"/>
+          <w:color w:val="BBBBBB"/>
+          <w:sz w:val="27"/>
+          <w:szCs w:val="27"/>
+          <w:lang w:eastAsia="ro-RO"/>
+        </w:rPr>
+        <w:t xml:space="preserve"> {</w:t>
+      </w:r>
+    </w:p>
+    <w:p>
+      <w:pPr>
+        <w:shd w:val="clear" w:color="auto" w:fill="282C34"/>
+        <w:spacing w:after="0" w:line="360" w:lineRule="atLeast"/>
+        <w:rPr>
+          <w:rFonts w:ascii="Consolas" w:eastAsia="Times New Roman" w:hAnsi="Consolas" w:cs="Times New Roman"/>
+          <w:color w:val="BBBBBB"/>
+          <w:sz w:val="27"/>
+          <w:szCs w:val="27"/>
+          <w:lang w:eastAsia="ro-RO"/>
+        </w:rPr>
+      </w:pPr>
+      <w:r>
+        <w:rPr>
+          <w:rFonts w:ascii="Consolas" w:eastAsia="Times New Roman" w:hAnsi="Consolas" w:cs="Times New Roman"/>
+          <w:color w:val="BBBBBB"/>
+          <w:sz w:val="27"/>
+          <w:szCs w:val="27"/>
+          <w:lang w:eastAsia="ro-RO"/>
+        </w:rPr>
+        <w:t>      data</w:t>
+      </w:r>
+      <w:r>
+        <w:rPr>
+          <w:rFonts w:ascii="Consolas" w:eastAsia="Times New Roman" w:hAnsi="Consolas" w:cs="Times New Roman"/>
+          <w:color w:val="ABB2BF"/>
+          <w:sz w:val="27"/>
+          <w:szCs w:val="27"/>
+          <w:lang w:eastAsia="ro-RO"/>
+        </w:rPr>
+        <w:t>:</w:t>
+      </w:r>
+      <w:r>
+        <w:rPr>
+          <w:rFonts w:ascii="Consolas" w:eastAsia="Times New Roman" w:hAnsi="Consolas" w:cs="Times New Roman"/>
+          <w:color w:val="BBBBBB"/>
+          <w:sz w:val="27"/>
+          <w:szCs w:val="27"/>
+          <w:lang w:eastAsia="ro-RO"/>
+        </w:rPr>
+        <w:t xml:space="preserve"> </w:t>
+      </w:r>
+      <w:r>
+        <w:rPr>
+          <w:rFonts w:ascii="Consolas" w:eastAsia="Times New Roman" w:hAnsi="Consolas" w:cs="Times New Roman"/>
+          <w:color w:val="ABB2BF"/>
+          <w:sz w:val="27"/>
+          <w:szCs w:val="27"/>
+          <w:lang w:eastAsia="ro-RO"/>
+        </w:rPr>
+        <w:t>newPost,</w:t>
+      </w:r>
+    </w:p>
+    <w:p>
+      <w:pPr>
+        <w:shd w:val="clear" w:color="auto" w:fill="282C34"/>
+        <w:spacing w:after="0" w:line="360" w:lineRule="atLeast"/>
+        <w:rPr>
+          <w:rFonts w:ascii="Consolas" w:eastAsia="Times New Roman" w:hAnsi="Consolas" w:cs="Times New Roman"/>
+          <w:color w:val="BBBBBB"/>
+          <w:sz w:val="27"/>
+          <w:szCs w:val="27"/>
+          <w:lang w:eastAsia="ro-RO"/>
+        </w:rPr>
+      </w:pPr>
+      <w:r>
+        <w:rPr>
+          <w:rFonts w:ascii="Consolas" w:eastAsia="Times New Roman" w:hAnsi="Consolas" w:cs="Times New Roman"/>
+          <w:color w:val="BBBBBB"/>
+          <w:sz w:val="27"/>
+          <w:szCs w:val="27"/>
+          <w:lang w:eastAsia="ro-RO"/>
+        </w:rPr>
+        <w:t>    }</w:t>
+      </w:r>
+      <w:r>
+        <w:rPr>
+          <w:rFonts w:ascii="Consolas" w:eastAsia="Times New Roman" w:hAnsi="Consolas" w:cs="Times New Roman"/>
+          <w:color w:val="ABB2BF"/>
+          <w:sz w:val="27"/>
+          <w:szCs w:val="27"/>
+          <w:lang w:eastAsia="ro-RO"/>
+        </w:rPr>
+        <w:t>)</w:t>
+      </w:r>
+      <w:r>
+        <w:rPr>
+          <w:rFonts w:ascii="Consolas" w:eastAsia="Times New Roman" w:hAnsi="Consolas" w:cs="Times New Roman"/>
+          <w:color w:val="ABB2BF"/>
+          <w:sz w:val="27"/>
+          <w:szCs w:val="27"/>
+          <w:lang w:eastAsia="ro-RO"/>
+        </w:rPr>
+        <w:t xml:space="preserve"> //a variable response was declared request post method, added baseUrl choosed /posts endpoint and the we passed the data we want to create ’data:newPost’</w:t>
+      </w:r>
+    </w:p>
+    <w:p>
+      <w:pPr>
+        <w:rPr>
+          <w:sz w:val="24"/>
+          <w:szCs w:val="24"/>
+        </w:rPr>
+      </w:pPr>
+    </w:p>
+    <w:p>
+      <w:pPr>
+        <w:shd w:val="clear" w:color="auto" w:fill="282C34"/>
+        <w:spacing w:after="0" w:line="360" w:lineRule="atLeast"/>
+        <w:rPr>
+          <w:rFonts w:ascii="Consolas" w:eastAsia="Times New Roman" w:hAnsi="Consolas" w:cs="Times New Roman"/>
+          <w:color w:val="BBBBBB"/>
+          <w:sz w:val="27"/>
+          <w:szCs w:val="27"/>
+          <w:lang w:eastAsia="ro-RO"/>
+        </w:rPr>
+      </w:pPr>
+      <w:r>
+        <w:rPr>
+          <w:rFonts w:ascii="Consolas" w:eastAsia="Times New Roman" w:hAnsi="Consolas" w:cs="Times New Roman"/>
+          <w:color w:val="98C379"/>
+          <w:sz w:val="27"/>
+          <w:szCs w:val="27"/>
+          <w:lang w:eastAsia="ro-RO"/>
+        </w:rPr>
+        <w:t>expect</w:t>
+      </w:r>
+      <w:r>
+        <w:rPr>
+          <w:rFonts w:ascii="Consolas" w:eastAsia="Times New Roman" w:hAnsi="Consolas" w:cs="Times New Roman"/>
+          <w:color w:val="ABB2BF"/>
+          <w:sz w:val="27"/>
+          <w:szCs w:val="27"/>
+          <w:lang w:eastAsia="ro-RO"/>
+        </w:rPr>
+        <w:t>(</w:t>
+      </w:r>
+      <w:r>
+        <w:rPr>
+          <w:rFonts w:ascii="Consolas" w:eastAsia="Times New Roman" w:hAnsi="Consolas" w:cs="Times New Roman"/>
+          <w:color w:val="61AFEF"/>
+          <w:sz w:val="27"/>
+          <w:szCs w:val="27"/>
+          <w:lang w:eastAsia="ro-RO"/>
+        </w:rPr>
+        <w:t>response</w:t>
+      </w:r>
+      <w:r>
+        <w:rPr>
+          <w:rFonts w:ascii="Consolas" w:eastAsia="Times New Roman" w:hAnsi="Consolas" w:cs="Times New Roman"/>
+          <w:color w:val="ABB2BF"/>
+          <w:sz w:val="27"/>
+          <w:szCs w:val="27"/>
+          <w:lang w:eastAsia="ro-RO"/>
+        </w:rPr>
+        <w:t>.</w:t>
+      </w:r>
+      <w:r>
+        <w:rPr>
+          <w:rFonts w:ascii="Consolas" w:eastAsia="Times New Roman" w:hAnsi="Consolas" w:cs="Times New Roman"/>
+          <w:color w:val="98C379"/>
+          <w:sz w:val="27"/>
+          <w:szCs w:val="27"/>
+          <w:lang w:eastAsia="ro-RO"/>
+        </w:rPr>
+        <w:t>status</w:t>
+      </w:r>
+      <w:r>
+        <w:rPr>
+          <w:rFonts w:ascii="Consolas" w:eastAsia="Times New Roman" w:hAnsi="Consolas" w:cs="Times New Roman"/>
+          <w:color w:val="ABB2BF"/>
+          <w:sz w:val="27"/>
+          <w:szCs w:val="27"/>
+          <w:lang w:eastAsia="ro-RO"/>
+        </w:rPr>
+        <w:t>()).</w:t>
+      </w:r>
+      <w:r>
+        <w:rPr>
+          <w:rFonts w:ascii="Consolas" w:eastAsia="Times New Roman" w:hAnsi="Consolas" w:cs="Times New Roman"/>
+          <w:color w:val="98C379"/>
+          <w:sz w:val="27"/>
+          <w:szCs w:val="27"/>
+          <w:lang w:eastAsia="ro-RO"/>
+        </w:rPr>
+        <w:t>toBe</w:t>
+      </w:r>
+      <w:r>
+        <w:rPr>
+          <w:rFonts w:ascii="Consolas" w:eastAsia="Times New Roman" w:hAnsi="Consolas" w:cs="Times New Roman"/>
+          <w:color w:val="ABB2BF"/>
+          <w:sz w:val="27"/>
+          <w:szCs w:val="27"/>
+          <w:lang w:eastAsia="ro-RO"/>
+        </w:rPr>
+        <w:t>(</w:t>
+      </w:r>
+      <w:r>
+        <w:rPr>
+          <w:rFonts w:ascii="Consolas" w:eastAsia="Times New Roman" w:hAnsi="Consolas" w:cs="Times New Roman"/>
+          <w:color w:val="C678DD"/>
+          <w:sz w:val="27"/>
+          <w:szCs w:val="27"/>
+          <w:lang w:eastAsia="ro-RO"/>
+        </w:rPr>
+        <w:t>201</w:t>
+      </w:r>
+      <w:r>
+        <w:rPr>
+          <w:rFonts w:ascii="Consolas" w:eastAsia="Times New Roman" w:hAnsi="Consolas" w:cs="Times New Roman"/>
+          <w:color w:val="ABB2BF"/>
+          <w:sz w:val="27"/>
+          <w:szCs w:val="27"/>
+          <w:lang w:eastAsia="ro-RO"/>
+        </w:rPr>
+        <w:t>)</w:t>
+      </w:r>
+    </w:p>
+    <w:p>
+      <w:pPr>
+        <w:rPr>
+          <w:sz w:val="24"/>
+          <w:szCs w:val="24"/>
+        </w:rPr>
+      </w:pPr>
+    </w:p>
+    <w:p>
+      <w:pPr>
+        <w:rPr>
+          <w:b/>
+          <w:bCs/>
+          <w:sz w:val="24"/>
+          <w:szCs w:val="24"/>
+        </w:rPr>
+      </w:pPr>
+      <w:r>
+        <w:rPr>
+          <w:sz w:val="24"/>
+          <w:szCs w:val="24"/>
+        </w:rPr>
+        <w:t xml:space="preserve">we assert to have </w:t>
+      </w:r>
+      <w:r>
+        <w:rPr>
+          <w:b/>
+          <w:bCs/>
+          <w:sz w:val="24"/>
+          <w:szCs w:val="24"/>
+        </w:rPr>
+        <w:t>201</w:t>
+      </w:r>
+      <w:r>
+        <w:rPr>
+          <w:sz w:val="24"/>
+          <w:szCs w:val="24"/>
+        </w:rPr>
+        <w:t xml:space="preserve"> response which is for </w:t>
+      </w:r>
+      <w:r>
+        <w:rPr>
+          <w:b/>
+          <w:bCs/>
+          <w:sz w:val="24"/>
+          <w:szCs w:val="24"/>
+        </w:rPr>
+        <w:t>Created</w:t>
+      </w:r>
+    </w:p>
+    <w:p>
+      <w:pPr>
+        <w:rPr>
+          <w:sz w:val="24"/>
+          <w:szCs w:val="24"/>
+        </w:rPr>
+      </w:pPr>
+    </w:p>
+    <w:p>
+      <w:pPr>
+        <w:jc w:val="center"/>
+        <w:rPr>
+          <w:b/>
+          <w:bCs/>
+          <w:sz w:val="48"/>
+          <w:szCs w:val="48"/>
+        </w:rPr>
+      </w:pPr>
+      <w:r>
+        <w:rPr>
+          <w:b/>
+          <w:bCs/>
+          <w:sz w:val="48"/>
+          <w:szCs w:val="48"/>
+        </w:rPr>
+        <w:t>P</w:t>
+      </w:r>
+      <w:r>
+        <w:rPr>
+          <w:b/>
+          <w:bCs/>
+          <w:sz w:val="48"/>
+          <w:szCs w:val="48"/>
+        </w:rPr>
+        <w:t>U</w:t>
+      </w:r>
+      <w:r>
+        <w:rPr>
+          <w:b/>
+          <w:bCs/>
+          <w:sz w:val="48"/>
+          <w:szCs w:val="48"/>
+        </w:rPr>
+        <w:t>T REQUEST TEST</w:t>
+      </w:r>
+    </w:p>
+    <w:p>
+      <w:pPr>
+        <w:pStyle w:val="ListParagraph"/>
+        <w:numPr>
+          <w:ilvl w:val="0"/>
+          <w:numId w:val="25"/>
+        </w:numPr>
+        <w:rPr>
+          <w:sz w:val="24"/>
+          <w:szCs w:val="24"/>
+        </w:rPr>
+      </w:pPr>
+      <w:r>
+        <w:rPr>
+          <w:sz w:val="24"/>
+          <w:szCs w:val="24"/>
+        </w:rPr>
+        <w:t>used to update</w:t>
+      </w:r>
+    </w:p>
+    <w:p>
+      <w:pPr>
+        <w:ind w:left="360"/>
+        <w:rPr>
+          <w:sz w:val="24"/>
+          <w:szCs w:val="24"/>
+        </w:rPr>
+      </w:pPr>
+    </w:p>
+    <w:p>
+      <w:pPr>
+        <w:jc w:val="center"/>
+        <w:rPr>
+          <w:b/>
+          <w:bCs/>
+          <w:sz w:val="48"/>
+          <w:szCs w:val="48"/>
+        </w:rPr>
+      </w:pPr>
+      <w:r>
+        <w:rPr>
+          <w:b/>
+          <w:bCs/>
+          <w:sz w:val="48"/>
+          <w:szCs w:val="48"/>
+        </w:rPr>
+        <w:lastRenderedPageBreak/>
+        <w:t>DELETE</w:t>
+      </w:r>
+      <w:r>
+        <w:rPr>
+          <w:b/>
+          <w:bCs/>
+          <w:sz w:val="48"/>
+          <w:szCs w:val="48"/>
+        </w:rPr>
+        <w:t xml:space="preserve"> REQUEST TEST</w:t>
+      </w:r>
+    </w:p>
+    <w:p>
+      <w:pPr>
+        <w:rPr>
+          <w:b/>
+          <w:bCs/>
+          <w:sz w:val="24"/>
+          <w:szCs w:val="24"/>
+        </w:rPr>
+      </w:pPr>
+      <w:r>
+        <w:rPr>
+          <w:b/>
+          <w:bCs/>
+          <w:sz w:val="24"/>
+          <w:szCs w:val="24"/>
+        </w:rPr>
+        <w:t>Response is 204</w:t>
+      </w:r>
+    </w:p>
+    <w:p>
+      <w:pPr>
+        <w:rPr>
+          <w:sz w:val="24"/>
+          <w:szCs w:val="24"/>
+        </w:rPr>
+      </w:pPr>
+    </w:p>
+    <w:p>
+      <w:pPr>
+        <w:rPr>
+          <w:sz w:val="24"/>
+          <w:szCs w:val="24"/>
+        </w:rPr>
+      </w:pPr>
+      <w:r>
+        <w:rPr>
+          <w:sz w:val="24"/>
+          <w:szCs w:val="24"/>
+        </w:rPr>
+        <w:br w:type="page"/>
+      </w:r>
+    </w:p>
+    <w:p>
+      <w:pPr>
+        <w:jc w:val="center"/>
+        <w:rPr>
+          <w:b/>
+          <w:bCs/>
+          <w:sz w:val="72"/>
+          <w:szCs w:val="72"/>
+          <w:lang w:val="en-US"/>
+        </w:rPr>
+      </w:pPr>
+      <w:r>
+        <w:rPr>
+          <w:b/>
+          <w:bCs/>
+          <w:sz w:val="72"/>
+          <w:szCs w:val="72"/>
+          <w:lang w:val="en-US"/>
+        </w:rPr>
+        <w:lastRenderedPageBreak/>
+        <w:t>CI/CD</w:t>
+      </w:r>
+      <w:r>
+        <w:rPr>
+          <w:b/>
+          <w:bCs/>
+          <w:sz w:val="72"/>
+          <w:szCs w:val="72"/>
+          <w:lang w:val="en-US"/>
+        </w:rPr>
+        <w:t xml:space="preserve"> </w:t>
+      </w:r>
+      <w:r>
+        <w:rPr>
+          <w:b/>
+          <w:bCs/>
+          <w:sz w:val="72"/>
+          <w:szCs w:val="72"/>
+          <w:lang w:val="en-US"/>
+        </w:rPr>
+        <w:t>INTEGRATION</w:t>
+      </w:r>
+    </w:p>
+    <w:p>
+      <w:pPr>
+        <w:jc w:val="center"/>
+        <w:rPr>
+          <w:b/>
+          <w:bCs/>
+          <w:sz w:val="72"/>
+          <w:szCs w:val="72"/>
+          <w:lang w:val="en-US"/>
+        </w:rPr>
+      </w:pPr>
+      <w:r>
+        <w:rPr>
+          <w:b/>
+          <w:bCs/>
+          <w:sz w:val="72"/>
+          <w:szCs w:val="72"/>
+          <w:lang w:val="en-US"/>
+        </w:rPr>
+        <w:t>JENKINS</w:t>
+      </w:r>
+    </w:p>
+    <w:p>
+      <w:pPr>
+        <w:rPr>
+          <w:sz w:val="24"/>
+          <w:szCs w:val="24"/>
+        </w:rPr>
+      </w:pPr>
+    </w:p>
+    <w:p>
+      <w:pPr>
+        <w:ind w:left="360"/>
+        <w:rPr>
+          <w:b/>
+          <w:bCs/>
+          <w:sz w:val="48"/>
+          <w:szCs w:val="48"/>
+          <w:lang w:val="en-US"/>
+        </w:rPr>
+      </w:pPr>
+      <w:r>
+        <w:rPr>
+          <w:b/>
+          <w:bCs/>
+          <w:sz w:val="48"/>
+          <w:szCs w:val="48"/>
+          <w:lang w:val="en-US"/>
+        </w:rPr>
+        <w:t>DOWNLOAD JENKINS SERVER</w:t>
+      </w:r>
+    </w:p>
+    <w:p>
+      <w:pPr>
+        <w:pStyle w:val="ListParagraph"/>
+        <w:numPr>
+          <w:ilvl w:val="0"/>
+          <w:numId w:val="26"/>
+        </w:numPr>
+        <w:rPr>
+          <w:sz w:val="24"/>
+          <w:szCs w:val="24"/>
+          <w:lang w:val="en-US"/>
+        </w:rPr>
+      </w:pPr>
+      <w:r>
+        <w:rPr>
+          <w:sz w:val="24"/>
+          <w:szCs w:val="24"/>
+          <w:lang w:val="en-US"/>
+        </w:rPr>
+        <w:t xml:space="preserve">Download Jenkins from </w:t>
+      </w:r>
+      <w:hyperlink r:id="rId8" w:history="1">
+        <w:r>
+          <w:rPr>
+            <w:rStyle w:val="Hyperlink"/>
+            <w:sz w:val="24"/>
+            <w:szCs w:val="24"/>
+            <w:lang w:val="en-US"/>
+          </w:rPr>
+          <w:t>https://www.jenkins.io/</w:t>
+        </w:r>
+      </w:hyperlink>
+    </w:p>
+    <w:p>
+      <w:pPr>
+        <w:pStyle w:val="ListParagraph"/>
+        <w:numPr>
+          <w:ilvl w:val="0"/>
+          <w:numId w:val="26"/>
+        </w:numPr>
+        <w:rPr>
+          <w:sz w:val="24"/>
+          <w:szCs w:val="24"/>
+          <w:lang w:val="en-US"/>
+        </w:rPr>
+      </w:pPr>
+      <w:r>
+        <w:rPr>
+          <w:sz w:val="24"/>
+          <w:szCs w:val="24"/>
+          <w:lang w:val="en-US"/>
+        </w:rPr>
+        <w:t>Download Generic Java package (.war) LTS</w:t>
+      </w:r>
+    </w:p>
+    <w:p>
+      <w:pPr>
+        <w:pStyle w:val="ListParagraph"/>
+        <w:numPr>
+          <w:ilvl w:val="0"/>
+          <w:numId w:val="26"/>
+        </w:numPr>
+        <w:rPr>
+          <w:sz w:val="24"/>
+          <w:szCs w:val="24"/>
+          <w:lang w:val="en-US"/>
+        </w:rPr>
+      </w:pPr>
+      <w:r>
+        <w:rPr>
+          <w:sz w:val="24"/>
+          <w:szCs w:val="24"/>
+          <w:lang w:val="en-US"/>
+        </w:rPr>
+        <w:t>After the package is downloaded place it in the root folder of Playwright</w:t>
+      </w:r>
+    </w:p>
+    <w:p>
+      <w:pPr>
+        <w:ind w:left="360"/>
+        <w:rPr>
+          <w:sz w:val="24"/>
+          <w:szCs w:val="24"/>
+          <w:lang w:val="en-US"/>
+        </w:rPr>
+      </w:pPr>
+    </w:p>
+    <w:p>
+      <w:pPr>
+        <w:ind w:left="360"/>
+        <w:rPr>
+          <w:b/>
+          <w:bCs/>
+          <w:sz w:val="48"/>
+          <w:szCs w:val="48"/>
+          <w:lang w:val="en-US"/>
+        </w:rPr>
+      </w:pPr>
+      <w:r>
+        <w:rPr>
+          <w:b/>
+          <w:bCs/>
+          <w:sz w:val="48"/>
+          <w:szCs w:val="48"/>
+          <w:lang w:val="en-US"/>
+        </w:rPr>
+        <w:t>RUN</w:t>
+      </w:r>
+      <w:r>
+        <w:rPr>
+          <w:b/>
+          <w:bCs/>
+          <w:sz w:val="48"/>
+          <w:szCs w:val="48"/>
+          <w:lang w:val="en-US"/>
+        </w:rPr>
+        <w:t xml:space="preserve"> JENKINS SERVER</w:t>
+      </w:r>
+    </w:p>
+    <w:p>
+      <w:pPr>
+        <w:pStyle w:val="ListParagraph"/>
+        <w:numPr>
+          <w:ilvl w:val="0"/>
+          <w:numId w:val="27"/>
+        </w:numPr>
+        <w:rPr>
+          <w:sz w:val="24"/>
+          <w:szCs w:val="24"/>
+          <w:lang w:val="en-US"/>
+        </w:rPr>
+      </w:pPr>
+      <w:r>
+        <w:rPr>
+          <w:sz w:val="24"/>
+          <w:szCs w:val="24"/>
+          <w:lang w:val="en-US"/>
+        </w:rPr>
+        <w:t xml:space="preserve">Open terminal and type </w:t>
+      </w:r>
+      <w:r>
+        <w:rPr>
+          <w:sz w:val="24"/>
+          <w:szCs w:val="24"/>
+          <w:lang w:val="en-US"/>
+        </w:rPr>
+        <w:t xml:space="preserve">java </w:t>
+      </w:r>
+      <w:r>
+        <w:rPr>
+          <w:b/>
+          <w:bCs/>
+          <w:sz w:val="24"/>
+          <w:szCs w:val="24"/>
+          <w:lang w:val="en-US"/>
+        </w:rPr>
+        <w:t xml:space="preserve">-jar </w:t>
+      </w:r>
+      <w:r>
+        <w:rPr>
+          <w:b/>
+          <w:bCs/>
+          <w:sz w:val="24"/>
+          <w:szCs w:val="24"/>
+          <w:lang w:val="en-US"/>
+        </w:rPr>
+        <w:t>j</w:t>
+      </w:r>
+      <w:r>
+        <w:rPr>
+          <w:b/>
+          <w:bCs/>
+          <w:sz w:val="24"/>
+          <w:szCs w:val="24"/>
+          <w:lang w:val="en-US"/>
+        </w:rPr>
+        <w:t xml:space="preserve">enkins.war </w:t>
+      </w:r>
+      <w:r>
+        <w:rPr>
+          <w:b/>
+          <w:bCs/>
+          <w:sz w:val="24"/>
+          <w:szCs w:val="24"/>
+          <w:lang w:val="en-US"/>
+        </w:rPr>
+        <w:t>--</w:t>
+      </w:r>
+      <w:r>
+        <w:rPr>
+          <w:b/>
+          <w:bCs/>
+          <w:sz w:val="24"/>
+          <w:szCs w:val="24"/>
+          <w:lang w:val="en-US"/>
+        </w:rPr>
+        <w:t>httpPort=8080 --enable-future-java</w:t>
+      </w:r>
+    </w:p>
+    <w:p>
+      <w:pPr>
+        <w:pStyle w:val="ListParagraph"/>
+        <w:numPr>
+          <w:ilvl w:val="0"/>
+          <w:numId w:val="27"/>
+        </w:numPr>
+        <w:rPr>
+          <w:sz w:val="24"/>
+          <w:szCs w:val="24"/>
+          <w:lang w:val="en-US"/>
+        </w:rPr>
+      </w:pPr>
+      <w:r>
+        <w:rPr>
+          <w:sz w:val="24"/>
+          <w:szCs w:val="24"/>
+          <w:lang w:val="en-US"/>
+        </w:rPr>
+        <w:t>Go to browser and type localhost:8080</w:t>
+      </w:r>
+      <w:r>
+        <w:rPr>
+          <w:sz w:val="24"/>
+          <w:szCs w:val="24"/>
+          <w:lang w:val="en-US"/>
+        </w:rPr>
+        <w:t xml:space="preserve"> </w:t>
+      </w:r>
+    </w:p>
+    <w:p>
+      <w:pPr>
+        <w:pStyle w:val="ListParagraph"/>
+        <w:numPr>
+          <w:ilvl w:val="0"/>
+          <w:numId w:val="27"/>
+        </w:numPr>
+        <w:rPr>
+          <w:sz w:val="24"/>
+          <w:szCs w:val="24"/>
+          <w:lang w:val="en-US"/>
+        </w:rPr>
+      </w:pPr>
+      <w:r>
+        <w:rPr>
+          <w:sz w:val="24"/>
+          <w:szCs w:val="24"/>
+          <w:lang w:val="en-US"/>
+        </w:rPr>
+        <w:t xml:space="preserve">Take the password from the terminal which might look like </w:t>
+      </w:r>
+      <w:r>
+        <w:rPr>
+          <w:sz w:val="24"/>
+          <w:szCs w:val="24"/>
+          <w:lang w:val="en-US"/>
+        </w:rPr>
+        <w:t>49632611b621401a861505b681f5f080</w:t>
+      </w:r>
+    </w:p>
+    <w:p>
+      <w:pPr>
+        <w:pStyle w:val="ListParagraph"/>
+        <w:numPr>
+          <w:ilvl w:val="0"/>
+          <w:numId w:val="27"/>
+        </w:numPr>
+        <w:rPr>
+          <w:sz w:val="24"/>
+          <w:szCs w:val="24"/>
+          <w:lang w:val="en-US"/>
+        </w:rPr>
+      </w:pPr>
+      <w:r>
+        <w:rPr>
+          <w:sz w:val="24"/>
+          <w:szCs w:val="24"/>
+          <w:lang w:val="en-US"/>
+        </w:rPr>
+        <w:t>Paste it in the browser localhost</w:t>
+      </w:r>
+    </w:p>
+    <w:p>
+      <w:pPr>
+        <w:pStyle w:val="ListParagraph"/>
+        <w:numPr>
+          <w:ilvl w:val="0"/>
+          <w:numId w:val="27"/>
+        </w:numPr>
+        <w:rPr>
+          <w:sz w:val="24"/>
+          <w:szCs w:val="24"/>
+          <w:lang w:val="en-US"/>
+        </w:rPr>
+      </w:pPr>
+      <w:r>
+        <w:rPr>
+          <w:sz w:val="24"/>
+          <w:szCs w:val="24"/>
+          <w:lang w:val="en-US"/>
+        </w:rPr>
+        <w:t>Install suggested plugins</w:t>
+      </w:r>
+    </w:p>
+    <w:p>
+      <w:pPr>
+        <w:pStyle w:val="ListParagraph"/>
+        <w:numPr>
+          <w:ilvl w:val="0"/>
+          <w:numId w:val="27"/>
+        </w:numPr>
+        <w:rPr>
+          <w:sz w:val="24"/>
+          <w:szCs w:val="24"/>
+          <w:lang w:val="en-US"/>
+        </w:rPr>
+      </w:pPr>
+      <w:r>
+        <w:rPr>
+          <w:sz w:val="24"/>
+          <w:szCs w:val="24"/>
+          <w:lang w:val="en-US"/>
+        </w:rPr>
+        <w:t>After the plugins are installed, Create First Admin User</w:t>
+      </w:r>
+    </w:p>
+    <w:p>
+      <w:pPr>
+        <w:pStyle w:val="ListParagraph"/>
+        <w:numPr>
+          <w:ilvl w:val="0"/>
+          <w:numId w:val="27"/>
+        </w:numPr>
+        <w:rPr>
+          <w:sz w:val="24"/>
+          <w:szCs w:val="24"/>
+          <w:lang w:val="en-US"/>
+        </w:rPr>
+      </w:pPr>
+      <w:r>
+        <w:rPr>
+          <w:sz w:val="24"/>
+          <w:szCs w:val="24"/>
+          <w:lang w:val="en-US"/>
+        </w:rPr>
+        <w:t>Start using jenkins</w:t>
+      </w:r>
+    </w:p>
+    <w:p>
+      <w:pPr>
+        <w:ind w:left="360"/>
+        <w:rPr>
+          <w:sz w:val="24"/>
+          <w:szCs w:val="24"/>
+          <w:lang w:val="en-US"/>
+        </w:rPr>
+      </w:pPr>
+    </w:p>
+    <w:p>
+      <w:pPr>
+        <w:ind w:left="360"/>
+        <w:rPr>
+          <w:b/>
+          <w:bCs/>
+          <w:sz w:val="48"/>
+          <w:szCs w:val="48"/>
+          <w:lang w:val="en-US"/>
+        </w:rPr>
+      </w:pPr>
+      <w:r>
+        <w:rPr>
+          <w:b/>
+          <w:bCs/>
+          <w:sz w:val="48"/>
+          <w:szCs w:val="48"/>
+          <w:lang w:val="en-US"/>
+        </w:rPr>
+        <w:t>CREATE JENKINS BUILD</w:t>
+      </w:r>
+    </w:p>
+    <w:p>
+      <w:pPr>
+        <w:pStyle w:val="ListParagraph"/>
+        <w:numPr>
+          <w:ilvl w:val="0"/>
+          <w:numId w:val="28"/>
+        </w:numPr>
+        <w:rPr>
+          <w:sz w:val="24"/>
+          <w:szCs w:val="24"/>
+          <w:lang w:val="en-US"/>
+        </w:rPr>
+      </w:pPr>
+      <w:r>
+        <w:rPr>
+          <w:sz w:val="24"/>
+          <w:szCs w:val="24"/>
+          <w:lang w:val="en-US"/>
+        </w:rPr>
+        <w:t>New item give the name Playwright and select Freestyle Project</w:t>
+      </w:r>
+    </w:p>
+    <w:p>
+      <w:pPr>
+        <w:pStyle w:val="ListParagraph"/>
+        <w:numPr>
+          <w:ilvl w:val="0"/>
+          <w:numId w:val="28"/>
+        </w:numPr>
+        <w:rPr>
+          <w:sz w:val="24"/>
+          <w:szCs w:val="24"/>
+          <w:lang w:val="en-US"/>
+        </w:rPr>
+      </w:pPr>
+      <w:r>
+        <w:rPr>
+          <w:sz w:val="24"/>
+          <w:szCs w:val="24"/>
+          <w:lang w:val="en-US"/>
+        </w:rPr>
+        <w:t>Add a description (optional)</w:t>
+      </w:r>
+    </w:p>
+    <w:p>
+      <w:pPr>
+        <w:pStyle w:val="ListParagraph"/>
+        <w:numPr>
+          <w:ilvl w:val="0"/>
+          <w:numId w:val="28"/>
+        </w:numPr>
+        <w:rPr>
+          <w:sz w:val="24"/>
+          <w:szCs w:val="24"/>
+          <w:lang w:val="en-US"/>
+        </w:rPr>
+      </w:pPr>
+      <w:r>
+        <w:rPr>
+          <w:sz w:val="24"/>
+          <w:szCs w:val="24"/>
+          <w:lang w:val="en-US"/>
+        </w:rPr>
+        <w:t>Click on advanced and add the path of our playwright project folder</w:t>
+      </w:r>
+    </w:p>
+    <w:p>
+      <w:pPr>
+        <w:pStyle w:val="ListParagraph"/>
+        <w:numPr>
+          <w:ilvl w:val="0"/>
+          <w:numId w:val="28"/>
+        </w:numPr>
+        <w:rPr>
+          <w:sz w:val="24"/>
+          <w:szCs w:val="24"/>
+          <w:lang w:val="en-US"/>
+        </w:rPr>
+      </w:pPr>
+      <w:r>
+        <w:rPr>
+          <w:sz w:val="24"/>
+          <w:szCs w:val="24"/>
+          <w:lang w:val="en-US"/>
+        </w:rPr>
+        <w:t>In the Build section click on +Add Build</w:t>
+      </w:r>
+    </w:p>
+    <w:p>
+      <w:pPr>
+        <w:pStyle w:val="ListParagraph"/>
+        <w:numPr>
+          <w:ilvl w:val="0"/>
+          <w:numId w:val="28"/>
+        </w:numPr>
+        <w:rPr>
+          <w:sz w:val="24"/>
+          <w:szCs w:val="24"/>
+          <w:lang w:val="en-US"/>
+        </w:rPr>
+      </w:pPr>
+      <w:r>
+        <w:rPr>
+          <w:sz w:val="24"/>
+          <w:szCs w:val="24"/>
+          <w:lang w:val="en-US"/>
+        </w:rPr>
+        <w:t>Click on execute shell</w:t>
+      </w:r>
+    </w:p>
+    <w:p>
+      <w:pPr>
+        <w:pStyle w:val="ListParagraph"/>
+        <w:numPr>
+          <w:ilvl w:val="0"/>
+          <w:numId w:val="28"/>
+        </w:numPr>
+        <w:rPr>
+          <w:sz w:val="24"/>
+          <w:szCs w:val="24"/>
+          <w:lang w:val="en-US"/>
+        </w:rPr>
+      </w:pPr>
+      <w:r>
+        <w:rPr>
+          <w:sz w:val="24"/>
+          <w:szCs w:val="24"/>
+          <w:lang w:val="en-US"/>
+        </w:rPr>
+        <w:t>Save</w:t>
+      </w:r>
+    </w:p>
+    <w:p>
+      <w:pPr>
+        <w:pStyle w:val="ListParagraph"/>
+        <w:numPr>
+          <w:ilvl w:val="0"/>
+          <w:numId w:val="28"/>
+        </w:numPr>
+        <w:rPr>
+          <w:sz w:val="24"/>
+          <w:szCs w:val="24"/>
+          <w:lang w:val="en-US"/>
+        </w:rPr>
+      </w:pPr>
+      <w:r>
+        <w:rPr>
+          <w:sz w:val="24"/>
+          <w:szCs w:val="24"/>
+          <w:lang w:val="en-US"/>
+        </w:rPr>
+        <w:t>To run our Playwright project click on build now</w:t>
+      </w:r>
+    </w:p>
+    <w:p>
+      <w:pPr>
+        <w:rPr>
+          <w:sz w:val="24"/>
+          <w:szCs w:val="24"/>
+          <w:lang w:val="en-US"/>
+        </w:rPr>
+      </w:pPr>
+    </w:p>
+    <w:p>
+      <w:pPr>
+        <w:ind w:left="360"/>
+        <w:rPr>
+          <w:b/>
+          <w:bCs/>
+          <w:sz w:val="48"/>
+          <w:szCs w:val="48"/>
+          <w:lang w:val="en-US"/>
+        </w:rPr>
+      </w:pPr>
+      <w:r>
+        <w:rPr>
+          <w:b/>
+          <w:bCs/>
+          <w:sz w:val="48"/>
+          <w:szCs w:val="48"/>
+          <w:lang w:val="en-US"/>
+        </w:rPr>
+        <w:t>PARAMETERIZED</w:t>
+      </w:r>
+      <w:r>
+        <w:rPr>
+          <w:b/>
+          <w:bCs/>
+          <w:sz w:val="48"/>
+          <w:szCs w:val="48"/>
+          <w:lang w:val="en-US"/>
+        </w:rPr>
+        <w:t xml:space="preserve"> JENKINS BUILD</w:t>
+      </w:r>
+    </w:p>
+    <w:p>
+      <w:pPr>
+        <w:pStyle w:val="ListParagraph"/>
+        <w:numPr>
+          <w:ilvl w:val="0"/>
+          <w:numId w:val="29"/>
+        </w:numPr>
+        <w:rPr>
+          <w:b/>
+          <w:bCs/>
+          <w:sz w:val="24"/>
+          <w:szCs w:val="24"/>
+          <w:lang w:val="en-US"/>
+        </w:rPr>
+      </w:pPr>
+      <w:r>
+        <w:rPr>
+          <w:b/>
+          <w:bCs/>
+          <w:sz w:val="24"/>
+          <w:szCs w:val="24"/>
+          <w:lang w:val="en-US"/>
+        </w:rPr>
+        <w:t>Go to project configuration</w:t>
+      </w:r>
+    </w:p>
+    <w:p>
+      <w:pPr>
+        <w:pStyle w:val="ListParagraph"/>
+        <w:numPr>
+          <w:ilvl w:val="0"/>
+          <w:numId w:val="29"/>
+        </w:numPr>
+        <w:rPr>
+          <w:b/>
+          <w:bCs/>
+          <w:sz w:val="24"/>
+          <w:szCs w:val="24"/>
+          <w:lang w:val="en-US"/>
+        </w:rPr>
+      </w:pPr>
+      <w:r>
+        <w:rPr>
+          <w:b/>
+          <w:bCs/>
+          <w:sz w:val="24"/>
+          <w:szCs w:val="24"/>
+          <w:lang w:val="en-US"/>
+        </w:rPr>
+        <w:lastRenderedPageBreak/>
+        <w:t>Select Parameter</w:t>
+      </w:r>
+      <w:r>
+        <w:rPr>
+          <w:b/>
+          <w:bCs/>
+          <w:sz w:val="24"/>
+          <w:szCs w:val="24"/>
+          <w:lang w:val="en-US"/>
+        </w:rPr>
+        <w:t>ized Build and add scripts from package json</w:t>
+      </w:r>
+    </w:p>
+    <w:p>
+      <w:pPr>
+        <w:pStyle w:val="ListParagraph"/>
+        <w:numPr>
+          <w:ilvl w:val="0"/>
+          <w:numId w:val="29"/>
+        </w:numPr>
+        <w:rPr>
+          <w:b/>
+          <w:bCs/>
+          <w:sz w:val="24"/>
+          <w:szCs w:val="24"/>
+          <w:lang w:val="en-US"/>
+        </w:rPr>
+      </w:pPr>
+      <w:r>
+        <w:rPr>
+          <w:b/>
+          <w:bCs/>
+          <w:sz w:val="24"/>
+          <w:szCs w:val="24"/>
+          <w:lang w:val="en-US"/>
+        </w:rPr>
+        <w:t>Execute build with desired parameters</w:t>
+      </w:r>
+    </w:p>
+    <w:p>
+      <w:pPr>
+        <w:rPr>
+          <w:sz w:val="24"/>
+          <w:szCs w:val="24"/>
+          <w:lang w:val="en-US"/>
         </w:rPr>
       </w:pPr>
     </w:p>
@@ -28699,9 +35150,9 @@
     </w:lvl>
   </w:abstractNum>
   <w:abstractNum w:abstractNumId="4" w15:restartNumberingAfterBreak="0">
-    <w:nsid w:val="2011549A"/>
+    <w:nsid w:val="1449796C"/>
     <w:multiLevelType w:val="hybridMultilevel"/>
-    <w:tmpl w:val="70722FDC"/>
+    <w:tmpl w:val="DDC6A712"/>
     <w:lvl w:ilvl="0" w:tplc="0418000F">
       <w:start w:val="1"/>
       <w:numFmt w:val="decimal"/>
@@ -28788,6 +35239,422 @@
     </w:lvl>
   </w:abstractNum>
   <w:abstractNum w:abstractNumId="5" w15:restartNumberingAfterBreak="0">
+    <w:nsid w:val="18E35FCC"/>
+    <w:multiLevelType w:val="hybridMultilevel"/>
+    <w:tmpl w:val="03E0F6D6"/>
+    <w:lvl w:ilvl="0" w:tplc="0418000F">
+      <w:start w:val="1"/>
+      <w:numFmt w:val="decimal"/>
+      <w:lvlText w:val="%1."/>
+      <w:lvlJc w:val="left"/>
+      <w:pPr>
+        <w:ind w:left="720" w:hanging="360"/>
+      </w:pPr>
+      <w:rPr>
+        <w:rFonts w:hint="default"/>
+      </w:rPr>
+    </w:lvl>
+    <w:lvl w:ilvl="1" w:tplc="04180019" w:tentative="1">
+      <w:start w:val="1"/>
+      <w:numFmt w:val="lowerLetter"/>
+      <w:lvlText w:val="%2."/>
+      <w:lvlJc w:val="left"/>
+      <w:pPr>
+        <w:ind w:left="1440" w:hanging="360"/>
+      </w:pPr>
+    </w:lvl>
+    <w:lvl w:ilvl="2" w:tplc="0418001B" w:tentative="1">
+      <w:start w:val="1"/>
+      <w:numFmt w:val="lowerRoman"/>
+      <w:lvlText w:val="%3."/>
+      <w:lvlJc w:val="right"/>
+      <w:pPr>
+        <w:ind w:left="2160" w:hanging="180"/>
+      </w:pPr>
+    </w:lvl>
+    <w:lvl w:ilvl="3" w:tplc="0418000F" w:tentative="1">
+      <w:start w:val="1"/>
+      <w:numFmt w:val="decimal"/>
+      <w:lvlText w:val="%4."/>
+      <w:lvlJc w:val="left"/>
+      <w:pPr>
+        <w:ind w:left="2880" w:hanging="360"/>
+      </w:pPr>
+    </w:lvl>
+    <w:lvl w:ilvl="4" w:tplc="04180019" w:tentative="1">
+      <w:start w:val="1"/>
+      <w:numFmt w:val="lowerLetter"/>
+      <w:lvlText w:val="%5."/>
+      <w:lvlJc w:val="left"/>
+      <w:pPr>
+        <w:ind w:left="3600" w:hanging="360"/>
+      </w:pPr>
+    </w:lvl>
+    <w:lvl w:ilvl="5" w:tplc="0418001B" w:tentative="1">
+      <w:start w:val="1"/>
+      <w:numFmt w:val="lowerRoman"/>
+      <w:lvlText w:val="%6."/>
+      <w:lvlJc w:val="right"/>
+      <w:pPr>
+        <w:ind w:left="4320" w:hanging="180"/>
+      </w:pPr>
+    </w:lvl>
+    <w:lvl w:ilvl="6" w:tplc="0418000F" w:tentative="1">
+      <w:start w:val="1"/>
+      <w:numFmt w:val="decimal"/>
+      <w:lvlText w:val="%7."/>
+      <w:lvlJc w:val="left"/>
+      <w:pPr>
+        <w:ind w:left="5040" w:hanging="360"/>
+      </w:pPr>
+    </w:lvl>
+    <w:lvl w:ilvl="7" w:tplc="04180019" w:tentative="1">
+      <w:start w:val="1"/>
+      <w:numFmt w:val="lowerLetter"/>
+      <w:lvlText w:val="%8."/>
+      <w:lvlJc w:val="left"/>
+      <w:pPr>
+        <w:ind w:left="5760" w:hanging="360"/>
+      </w:pPr>
+    </w:lvl>
+    <w:lvl w:ilvl="8" w:tplc="0418001B" w:tentative="1">
+      <w:start w:val="1"/>
+      <w:numFmt w:val="lowerRoman"/>
+      <w:lvlText w:val="%9."/>
+      <w:lvlJc w:val="right"/>
+      <w:pPr>
+        <w:ind w:left="6480" w:hanging="180"/>
+      </w:pPr>
+    </w:lvl>
+  </w:abstractNum>
+  <w:abstractNum w:abstractNumId="6" w15:restartNumberingAfterBreak="0">
+    <w:nsid w:val="1D561519"/>
+    <w:multiLevelType w:val="multilevel"/>
+    <w:tmpl w:val="4CE0AFF6"/>
+    <w:lvl w:ilvl="0">
+      <w:start w:val="1"/>
+      <w:numFmt w:val="bullet"/>
+      <w:lvlText w:val=""/>
+      <w:lvlJc w:val="left"/>
+      <w:pPr>
+        <w:tabs>
+          <w:tab w:val="num" w:pos="720"/>
+        </w:tabs>
+        <w:ind w:left="720" w:hanging="360"/>
+      </w:pPr>
+      <w:rPr>
+        <w:rFonts w:ascii="Symbol" w:hAnsi="Symbol" w:hint="default"/>
+        <w:sz w:val="20"/>
+      </w:rPr>
+    </w:lvl>
+    <w:lvl w:ilvl="1" w:tentative="1">
+      <w:start w:val="1"/>
+      <w:numFmt w:val="bullet"/>
+      <w:lvlText w:val="o"/>
+      <w:lvlJc w:val="left"/>
+      <w:pPr>
+        <w:tabs>
+          <w:tab w:val="num" w:pos="1440"/>
+        </w:tabs>
+        <w:ind w:left="1440" w:hanging="360"/>
+      </w:pPr>
+      <w:rPr>
+        <w:rFonts w:ascii="Courier New" w:hAnsi="Courier New" w:hint="default"/>
+        <w:sz w:val="20"/>
+      </w:rPr>
+    </w:lvl>
+    <w:lvl w:ilvl="2" w:tentative="1">
+      <w:start w:val="1"/>
+      <w:numFmt w:val="bullet"/>
+      <w:lvlText w:val=""/>
+      <w:lvlJc w:val="left"/>
+      <w:pPr>
+        <w:tabs>
+          <w:tab w:val="num" w:pos="2160"/>
+        </w:tabs>
+        <w:ind w:left="2160" w:hanging="360"/>
+      </w:pPr>
+      <w:rPr>
+        <w:rFonts w:ascii="Wingdings" w:hAnsi="Wingdings" w:hint="default"/>
+        <w:sz w:val="20"/>
+      </w:rPr>
+    </w:lvl>
+    <w:lvl w:ilvl="3" w:tentative="1">
+      <w:start w:val="1"/>
+      <w:numFmt w:val="bullet"/>
+      <w:lvlText w:val=""/>
+      <w:lvlJc w:val="left"/>
+      <w:pPr>
+        <w:tabs>
+          <w:tab w:val="num" w:pos="2880"/>
+        </w:tabs>
+        <w:ind w:left="2880" w:hanging="360"/>
+      </w:pPr>
+      <w:rPr>
+        <w:rFonts w:ascii="Wingdings" w:hAnsi="Wingdings" w:hint="default"/>
+        <w:sz w:val="20"/>
+      </w:rPr>
+    </w:lvl>
+    <w:lvl w:ilvl="4" w:tentative="1">
+      <w:start w:val="1"/>
+      <w:numFmt w:val="bullet"/>
+      <w:lvlText w:val=""/>
+      <w:lvlJc w:val="left"/>
+      <w:pPr>
+        <w:tabs>
+          <w:tab w:val="num" w:pos="3600"/>
+        </w:tabs>
+        <w:ind w:left="3600" w:hanging="360"/>
+      </w:pPr>
+      <w:rPr>
+        <w:rFonts w:ascii="Wingdings" w:hAnsi="Wingdings" w:hint="default"/>
+        <w:sz w:val="20"/>
+      </w:rPr>
+    </w:lvl>
+    <w:lvl w:ilvl="5" w:tentative="1">
+      <w:start w:val="1"/>
+      <w:numFmt w:val="bullet"/>
+      <w:lvlText w:val=""/>
+      <w:lvlJc w:val="left"/>
+      <w:pPr>
+        <w:tabs>
+          <w:tab w:val="num" w:pos="4320"/>
+        </w:tabs>
+        <w:ind w:left="4320" w:hanging="360"/>
+      </w:pPr>
+      <w:rPr>
+        <w:rFonts w:ascii="Wingdings" w:hAnsi="Wingdings" w:hint="default"/>
+        <w:sz w:val="20"/>
+      </w:rPr>
+    </w:lvl>
+    <w:lvl w:ilvl="6" w:tentative="1">
+      <w:start w:val="1"/>
+      <w:numFmt w:val="bullet"/>
+      <w:lvlText w:val=""/>
+      <w:lvlJc w:val="left"/>
+      <w:pPr>
+        <w:tabs>
+          <w:tab w:val="num" w:pos="5040"/>
+        </w:tabs>
+        <w:ind w:left="5040" w:hanging="360"/>
+      </w:pPr>
+      <w:rPr>
+        <w:rFonts w:ascii="Wingdings" w:hAnsi="Wingdings" w:hint="default"/>
+        <w:sz w:val="20"/>
+      </w:rPr>
+    </w:lvl>
+    <w:lvl w:ilvl="7" w:tentative="1">
+      <w:start w:val="1"/>
+      <w:numFmt w:val="bullet"/>
+      <w:lvlText w:val=""/>
+      <w:lvlJc w:val="left"/>
+      <w:pPr>
+        <w:tabs>
+          <w:tab w:val="num" w:pos="5760"/>
+        </w:tabs>
+        <w:ind w:left="5760" w:hanging="360"/>
+      </w:pPr>
+      <w:rPr>
+        <w:rFonts w:ascii="Wingdings" w:hAnsi="Wingdings" w:hint="default"/>
+        <w:sz w:val="20"/>
+      </w:rPr>
+    </w:lvl>
+    <w:lvl w:ilvl="8" w:tentative="1">
+      <w:start w:val="1"/>
+      <w:numFmt w:val="bullet"/>
+      <w:lvlText w:val=""/>
+      <w:lvlJc w:val="left"/>
+      <w:pPr>
+        <w:tabs>
+          <w:tab w:val="num" w:pos="6480"/>
+        </w:tabs>
+        <w:ind w:left="6480" w:hanging="360"/>
+      </w:pPr>
+      <w:rPr>
+        <w:rFonts w:ascii="Wingdings" w:hAnsi="Wingdings" w:hint="default"/>
+        <w:sz w:val="20"/>
+      </w:rPr>
+    </w:lvl>
+  </w:abstractNum>
+  <w:abstractNum w:abstractNumId="7" w15:restartNumberingAfterBreak="0">
+    <w:nsid w:val="1DC8402A"/>
+    <w:multiLevelType w:val="hybridMultilevel"/>
+    <w:tmpl w:val="66206882"/>
+    <w:lvl w:ilvl="0" w:tplc="0418000F">
+      <w:start w:val="1"/>
+      <w:numFmt w:val="decimal"/>
+      <w:lvlText w:val="%1."/>
+      <w:lvlJc w:val="left"/>
+      <w:pPr>
+        <w:ind w:left="720" w:hanging="360"/>
+      </w:pPr>
+      <w:rPr>
+        <w:rFonts w:hint="default"/>
+      </w:rPr>
+    </w:lvl>
+    <w:lvl w:ilvl="1" w:tplc="04180019" w:tentative="1">
+      <w:start w:val="1"/>
+      <w:numFmt w:val="lowerLetter"/>
+      <w:lvlText w:val="%2."/>
+      <w:lvlJc w:val="left"/>
+      <w:pPr>
+        <w:ind w:left="1440" w:hanging="360"/>
+      </w:pPr>
+    </w:lvl>
+    <w:lvl w:ilvl="2" w:tplc="0418001B" w:tentative="1">
+      <w:start w:val="1"/>
+      <w:numFmt w:val="lowerRoman"/>
+      <w:lvlText w:val="%3."/>
+      <w:lvlJc w:val="right"/>
+      <w:pPr>
+        <w:ind w:left="2160" w:hanging="180"/>
+      </w:pPr>
+    </w:lvl>
+    <w:lvl w:ilvl="3" w:tplc="0418000F" w:tentative="1">
+      <w:start w:val="1"/>
+      <w:numFmt w:val="decimal"/>
+      <w:lvlText w:val="%4."/>
+      <w:lvlJc w:val="left"/>
+      <w:pPr>
+        <w:ind w:left="2880" w:hanging="360"/>
+      </w:pPr>
+    </w:lvl>
+    <w:lvl w:ilvl="4" w:tplc="04180019" w:tentative="1">
+      <w:start w:val="1"/>
+      <w:numFmt w:val="lowerLetter"/>
+      <w:lvlText w:val="%5."/>
+      <w:lvlJc w:val="left"/>
+      <w:pPr>
+        <w:ind w:left="3600" w:hanging="360"/>
+      </w:pPr>
+    </w:lvl>
+    <w:lvl w:ilvl="5" w:tplc="0418001B" w:tentative="1">
+      <w:start w:val="1"/>
+      <w:numFmt w:val="lowerRoman"/>
+      <w:lvlText w:val="%6."/>
+      <w:lvlJc w:val="right"/>
+      <w:pPr>
+        <w:ind w:left="4320" w:hanging="180"/>
+      </w:pPr>
+    </w:lvl>
+    <w:lvl w:ilvl="6" w:tplc="0418000F" w:tentative="1">
+      <w:start w:val="1"/>
+      <w:numFmt w:val="decimal"/>
+      <w:lvlText w:val="%7."/>
+      <w:lvlJc w:val="left"/>
+      <w:pPr>
+        <w:ind w:left="5040" w:hanging="360"/>
+      </w:pPr>
+    </w:lvl>
+    <w:lvl w:ilvl="7" w:tplc="04180019" w:tentative="1">
+      <w:start w:val="1"/>
+      <w:numFmt w:val="lowerLetter"/>
+      <w:lvlText w:val="%8."/>
+      <w:lvlJc w:val="left"/>
+      <w:pPr>
+        <w:ind w:left="5760" w:hanging="360"/>
+      </w:pPr>
+    </w:lvl>
+    <w:lvl w:ilvl="8" w:tplc="0418001B" w:tentative="1">
+      <w:start w:val="1"/>
+      <w:numFmt w:val="lowerRoman"/>
+      <w:lvlText w:val="%9."/>
+      <w:lvlJc w:val="right"/>
+      <w:pPr>
+        <w:ind w:left="6480" w:hanging="180"/>
+      </w:pPr>
+    </w:lvl>
+  </w:abstractNum>
+  <w:abstractNum w:abstractNumId="8" w15:restartNumberingAfterBreak="0">
+    <w:nsid w:val="2011549A"/>
+    <w:multiLevelType w:val="hybridMultilevel"/>
+    <w:tmpl w:val="70722FDC"/>
+    <w:lvl w:ilvl="0" w:tplc="0418000F">
+      <w:start w:val="1"/>
+      <w:numFmt w:val="decimal"/>
+      <w:lvlText w:val="%1."/>
+      <w:lvlJc w:val="left"/>
+      <w:pPr>
+        <w:ind w:left="720" w:hanging="360"/>
+      </w:pPr>
+      <w:rPr>
+        <w:rFonts w:hint="default"/>
+      </w:rPr>
+    </w:lvl>
+    <w:lvl w:ilvl="1" w:tplc="04180019" w:tentative="1">
+      <w:start w:val="1"/>
+      <w:numFmt w:val="lowerLetter"/>
+      <w:lvlText w:val="%2."/>
+      <w:lvlJc w:val="left"/>
+      <w:pPr>
+        <w:ind w:left="1440" w:hanging="360"/>
+      </w:pPr>
+    </w:lvl>
+    <w:lvl w:ilvl="2" w:tplc="0418001B" w:tentative="1">
+      <w:start w:val="1"/>
+      <w:numFmt w:val="lowerRoman"/>
+      <w:lvlText w:val="%3."/>
+      <w:lvlJc w:val="right"/>
+      <w:pPr>
+        <w:ind w:left="2160" w:hanging="180"/>
+      </w:pPr>
+    </w:lvl>
+    <w:lvl w:ilvl="3" w:tplc="0418000F" w:tentative="1">
+      <w:start w:val="1"/>
+      <w:numFmt w:val="decimal"/>
+      <w:lvlText w:val="%4."/>
+      <w:lvlJc w:val="left"/>
+      <w:pPr>
+        <w:ind w:left="2880" w:hanging="360"/>
+      </w:pPr>
+    </w:lvl>
+    <w:lvl w:ilvl="4" w:tplc="04180019" w:tentative="1">
+      <w:start w:val="1"/>
+      <w:numFmt w:val="lowerLetter"/>
+      <w:lvlText w:val="%5."/>
+      <w:lvlJc w:val="left"/>
+      <w:pPr>
+        <w:ind w:left="3600" w:hanging="360"/>
+      </w:pPr>
+    </w:lvl>
+    <w:lvl w:ilvl="5" w:tplc="0418001B" w:tentative="1">
+      <w:start w:val="1"/>
+      <w:numFmt w:val="lowerRoman"/>
+      <w:lvlText w:val="%6."/>
+      <w:lvlJc w:val="right"/>
+      <w:pPr>
+        <w:ind w:left="4320" w:hanging="180"/>
+      </w:pPr>
+    </w:lvl>
+    <w:lvl w:ilvl="6" w:tplc="0418000F" w:tentative="1">
+      <w:start w:val="1"/>
+      <w:numFmt w:val="decimal"/>
+      <w:lvlText w:val="%7."/>
+      <w:lvlJc w:val="left"/>
+      <w:pPr>
+        <w:ind w:left="5040" w:hanging="360"/>
+      </w:pPr>
+    </w:lvl>
+    <w:lvl w:ilvl="7" w:tplc="04180019" w:tentative="1">
+      <w:start w:val="1"/>
+      <w:numFmt w:val="lowerLetter"/>
+      <w:lvlText w:val="%8."/>
+      <w:lvlJc w:val="left"/>
+      <w:pPr>
+        <w:ind w:left="5760" w:hanging="360"/>
+      </w:pPr>
+    </w:lvl>
+    <w:lvl w:ilvl="8" w:tplc="0418001B" w:tentative="1">
+      <w:start w:val="1"/>
+      <w:numFmt w:val="lowerRoman"/>
+      <w:lvlText w:val="%9."/>
+      <w:lvlJc w:val="right"/>
+      <w:pPr>
+        <w:ind w:left="6480" w:hanging="180"/>
+      </w:pPr>
+    </w:lvl>
+  </w:abstractNum>
+  <w:abstractNum w:abstractNumId="9" w15:restartNumberingAfterBreak="0">
     <w:nsid w:val="21D34BA9"/>
     <w:multiLevelType w:val="hybridMultilevel"/>
     <w:tmpl w:val="A9F82E38"/>
@@ -28900,7 +35767,7 @@
       </w:rPr>
     </w:lvl>
   </w:abstractNum>
-  <w:abstractNum w:abstractNumId="6" w15:restartNumberingAfterBreak="0">
+  <w:abstractNum w:abstractNumId="10" w15:restartNumberingAfterBreak="0">
     <w:nsid w:val="221669F3"/>
     <w:multiLevelType w:val="hybridMultilevel"/>
     <w:tmpl w:val="3F7CDA6C"/>
@@ -28990,7 +35857,7 @@
       </w:pPr>
     </w:lvl>
   </w:abstractNum>
-  <w:abstractNum w:abstractNumId="7" w15:restartNumberingAfterBreak="0">
+  <w:abstractNum w:abstractNumId="11" w15:restartNumberingAfterBreak="0">
     <w:nsid w:val="2E1934AA"/>
     <w:multiLevelType w:val="hybridMultilevel"/>
     <w:tmpl w:val="8064F32C"/>
@@ -29103,7 +35970,96 @@
       </w:rPr>
     </w:lvl>
   </w:abstractNum>
-  <w:abstractNum w:abstractNumId="8" w15:restartNumberingAfterBreak="0">
+  <w:abstractNum w:abstractNumId="12" w15:restartNumberingAfterBreak="0">
+    <w:nsid w:val="2EAC27A9"/>
+    <w:multiLevelType w:val="hybridMultilevel"/>
+    <w:tmpl w:val="D2BC2F18"/>
+    <w:lvl w:ilvl="0" w:tplc="0418000F">
+      <w:start w:val="1"/>
+      <w:numFmt w:val="decimal"/>
+      <w:lvlText w:val="%1."/>
+      <w:lvlJc w:val="left"/>
+      <w:pPr>
+        <w:ind w:left="720" w:hanging="360"/>
+      </w:pPr>
+      <w:rPr>
+        <w:rFonts w:hint="default"/>
+      </w:rPr>
+    </w:lvl>
+    <w:lvl w:ilvl="1" w:tplc="04180019" w:tentative="1">
+      <w:start w:val="1"/>
+      <w:numFmt w:val="lowerLetter"/>
+      <w:lvlText w:val="%2."/>
+      <w:lvlJc w:val="left"/>
+      <w:pPr>
+        <w:ind w:left="1440" w:hanging="360"/>
+      </w:pPr>
+    </w:lvl>
+    <w:lvl w:ilvl="2" w:tplc="0418001B" w:tentative="1">
+      <w:start w:val="1"/>
+      <w:numFmt w:val="lowerRoman"/>
+      <w:lvlText w:val="%3."/>
+      <w:lvlJc w:val="right"/>
+      <w:pPr>
+        <w:ind w:left="2160" w:hanging="180"/>
+      </w:pPr>
+    </w:lvl>
+    <w:lvl w:ilvl="3" w:tplc="0418000F" w:tentative="1">
+      <w:start w:val="1"/>
+      <w:numFmt w:val="decimal"/>
+      <w:lvlText w:val="%4."/>
+      <w:lvlJc w:val="left"/>
+      <w:pPr>
+        <w:ind w:left="2880" w:hanging="360"/>
+      </w:pPr>
+    </w:lvl>
+    <w:lvl w:ilvl="4" w:tplc="04180019" w:tentative="1">
+      <w:start w:val="1"/>
+      <w:numFmt w:val="lowerLetter"/>
+      <w:lvlText w:val="%5."/>
+      <w:lvlJc w:val="left"/>
+      <w:pPr>
+        <w:ind w:left="3600" w:hanging="360"/>
+      </w:pPr>
+    </w:lvl>
+    <w:lvl w:ilvl="5" w:tplc="0418001B" w:tentative="1">
+      <w:start w:val="1"/>
+      <w:numFmt w:val="lowerRoman"/>
+      <w:lvlText w:val="%6."/>
+      <w:lvlJc w:val="right"/>
+      <w:pPr>
+        <w:ind w:left="4320" w:hanging="180"/>
+      </w:pPr>
+    </w:lvl>
+    <w:lvl w:ilvl="6" w:tplc="0418000F" w:tentative="1">
+      <w:start w:val="1"/>
+      <w:numFmt w:val="decimal"/>
+      <w:lvlText w:val="%7."/>
+      <w:lvlJc w:val="left"/>
+      <w:pPr>
+        <w:ind w:left="5040" w:hanging="360"/>
+      </w:pPr>
+    </w:lvl>
+    <w:lvl w:ilvl="7" w:tplc="04180019" w:tentative="1">
+      <w:start w:val="1"/>
+      <w:numFmt w:val="lowerLetter"/>
+      <w:lvlText w:val="%8."/>
+      <w:lvlJc w:val="left"/>
+      <w:pPr>
+        <w:ind w:left="5760" w:hanging="360"/>
+      </w:pPr>
+    </w:lvl>
+    <w:lvl w:ilvl="8" w:tplc="0418001B" w:tentative="1">
+      <w:start w:val="1"/>
+      <w:numFmt w:val="lowerRoman"/>
+      <w:lvlText w:val="%9."/>
+      <w:lvlJc w:val="right"/>
+      <w:pPr>
+        <w:ind w:left="6480" w:hanging="180"/>
+      </w:pPr>
+    </w:lvl>
+  </w:abstractNum>
+  <w:abstractNum w:abstractNumId="13" w15:restartNumberingAfterBreak="0">
     <w:nsid w:val="3A853724"/>
     <w:multiLevelType w:val="hybridMultilevel"/>
     <w:tmpl w:val="1AD60D54"/>
@@ -29216,7 +36172,7 @@
       </w:rPr>
     </w:lvl>
   </w:abstractNum>
-  <w:abstractNum w:abstractNumId="9" w15:restartNumberingAfterBreak="0">
+  <w:abstractNum w:abstractNumId="14" w15:restartNumberingAfterBreak="0">
     <w:nsid w:val="3D0C2EFC"/>
     <w:multiLevelType w:val="hybridMultilevel"/>
     <w:tmpl w:val="3F7CDA6C"/>
@@ -29306,7 +36262,7 @@
       </w:pPr>
     </w:lvl>
   </w:abstractNum>
-  <w:abstractNum w:abstractNumId="10" w15:restartNumberingAfterBreak="0">
+  <w:abstractNum w:abstractNumId="15" w15:restartNumberingAfterBreak="0">
     <w:nsid w:val="496F7B5E"/>
     <w:multiLevelType w:val="hybridMultilevel"/>
     <w:tmpl w:val="D99A98D8"/>
@@ -29397,7 +36353,7 @@
       </w:pPr>
     </w:lvl>
   </w:abstractNum>
-  <w:abstractNum w:abstractNumId="11" w15:restartNumberingAfterBreak="0">
+  <w:abstractNum w:abstractNumId="16" w15:restartNumberingAfterBreak="0">
     <w:nsid w:val="4F43789A"/>
     <w:multiLevelType w:val="hybridMultilevel"/>
     <w:tmpl w:val="FDA4466E"/>
@@ -29486,99 +36442,13 @@
       </w:pPr>
     </w:lvl>
   </w:abstractNum>
-  <w:abstractNum w:abstractNumId="12" w15:restartNumberingAfterBreak="0">
-    <w:nsid w:val="55B004AC"/>
+  <w:abstractNum w:abstractNumId="17" w15:restartNumberingAfterBreak="0">
+    <w:nsid w:val="550F651B"/>
     <w:multiLevelType w:val="hybridMultilevel"/>
-    <w:tmpl w:val="E264DC6E"/>
+    <w:tmpl w:val="A33CBAC6"/>
     <w:lvl w:ilvl="0" w:tplc="0418000F">
       <w:start w:val="1"/>
       <w:numFmt w:val="decimal"/>
-      <w:lvlText w:val="%1."/>
-      <w:lvlJc w:val="left"/>
-      <w:pPr>
-        <w:ind w:left="720" w:hanging="360"/>
-      </w:pPr>
-    </w:lvl>
-    <w:lvl w:ilvl="1" w:tplc="04180019" w:tentative="1">
-      <w:start w:val="1"/>
-      <w:numFmt w:val="lowerLetter"/>
-      <w:lvlText w:val="%2."/>
-      <w:lvlJc w:val="left"/>
-      <w:pPr>
-        <w:ind w:left="1440" w:hanging="360"/>
-      </w:pPr>
-    </w:lvl>
-    <w:lvl w:ilvl="2" w:tplc="0418001B" w:tentative="1">
-      <w:start w:val="1"/>
-      <w:numFmt w:val="lowerRoman"/>
-      <w:lvlText w:val="%3."/>
-      <w:lvlJc w:val="right"/>
-      <w:pPr>
-        <w:ind w:left="2160" w:hanging="180"/>
-      </w:pPr>
-    </w:lvl>
-    <w:lvl w:ilvl="3" w:tplc="0418000F" w:tentative="1">
-      <w:start w:val="1"/>
-      <w:numFmt w:val="decimal"/>
-      <w:lvlText w:val="%4."/>
-      <w:lvlJc w:val="left"/>
-      <w:pPr>
-        <w:ind w:left="2880" w:hanging="360"/>
-      </w:pPr>
-    </w:lvl>
-    <w:lvl w:ilvl="4" w:tplc="04180019" w:tentative="1">
-      <w:start w:val="1"/>
-      <w:numFmt w:val="lowerLetter"/>
-      <w:lvlText w:val="%5."/>
-      <w:lvlJc w:val="left"/>
-      <w:pPr>
-        <w:ind w:left="3600" w:hanging="360"/>
-      </w:pPr>
-    </w:lvl>
-    <w:lvl w:ilvl="5" w:tplc="0418001B" w:tentative="1">
-      <w:start w:val="1"/>
-      <w:numFmt w:val="lowerRoman"/>
-      <w:lvlText w:val="%6."/>
-      <w:lvlJc w:val="right"/>
-      <w:pPr>
-        <w:ind w:left="4320" w:hanging="180"/>
-      </w:pPr>
-    </w:lvl>
-    <w:lvl w:ilvl="6" w:tplc="0418000F" w:tentative="1">
-      <w:start w:val="1"/>
-      <w:numFmt w:val="decimal"/>
-      <w:lvlText w:val="%7."/>
-      <w:lvlJc w:val="left"/>
-      <w:pPr>
-        <w:ind w:left="5040" w:hanging="360"/>
-      </w:pPr>
-    </w:lvl>
-    <w:lvl w:ilvl="7" w:tplc="04180019" w:tentative="1">
-      <w:start w:val="1"/>
-      <w:numFmt w:val="lowerLetter"/>
-      <w:lvlText w:val="%8."/>
-      <w:lvlJc w:val="left"/>
-      <w:pPr>
-        <w:ind w:left="5760" w:hanging="360"/>
-      </w:pPr>
-    </w:lvl>
-    <w:lvl w:ilvl="8" w:tplc="0418001B" w:tentative="1">
-      <w:start w:val="1"/>
-      <w:numFmt w:val="lowerRoman"/>
-      <w:lvlText w:val="%9."/>
-      <w:lvlJc w:val="right"/>
-      <w:pPr>
-        <w:ind w:left="6480" w:hanging="180"/>
-      </w:pPr>
-    </w:lvl>
-  </w:abstractNum>
-  <w:abstractNum w:abstractNumId="13" w15:restartNumberingAfterBreak="0">
-    <w:nsid w:val="55EA3C3B"/>
-    <w:multiLevelType w:val="hybridMultilevel"/>
-    <w:tmpl w:val="F4FABE18"/>
-    <w:lvl w:ilvl="0" w:tplc="04180015">
-      <w:start w:val="1"/>
-      <w:numFmt w:val="upperLetter"/>
       <w:lvlText w:val="%1."/>
       <w:lvlJc w:val="left"/>
       <w:pPr>
@@ -29661,7 +36531,295 @@
       </w:pPr>
     </w:lvl>
   </w:abstractNum>
-  <w:abstractNum w:abstractNumId="14" w15:restartNumberingAfterBreak="0">
+  <w:abstractNum w:abstractNumId="18" w15:restartNumberingAfterBreak="0">
+    <w:nsid w:val="55B004AC"/>
+    <w:multiLevelType w:val="hybridMultilevel"/>
+    <w:tmpl w:val="E264DC6E"/>
+    <w:lvl w:ilvl="0" w:tplc="0418000F">
+      <w:start w:val="1"/>
+      <w:numFmt w:val="decimal"/>
+      <w:lvlText w:val="%1."/>
+      <w:lvlJc w:val="left"/>
+      <w:pPr>
+        <w:ind w:left="720" w:hanging="360"/>
+      </w:pPr>
+    </w:lvl>
+    <w:lvl w:ilvl="1" w:tplc="04180019" w:tentative="1">
+      <w:start w:val="1"/>
+      <w:numFmt w:val="lowerLetter"/>
+      <w:lvlText w:val="%2."/>
+      <w:lvlJc w:val="left"/>
+      <w:pPr>
+        <w:ind w:left="1440" w:hanging="360"/>
+      </w:pPr>
+    </w:lvl>
+    <w:lvl w:ilvl="2" w:tplc="0418001B" w:tentative="1">
+      <w:start w:val="1"/>
+      <w:numFmt w:val="lowerRoman"/>
+      <w:lvlText w:val="%3."/>
+      <w:lvlJc w:val="right"/>
+      <w:pPr>
+        <w:ind w:left="2160" w:hanging="180"/>
+      </w:pPr>
+    </w:lvl>
+    <w:lvl w:ilvl="3" w:tplc="0418000F" w:tentative="1">
+      <w:start w:val="1"/>
+      <w:numFmt w:val="decimal"/>
+      <w:lvlText w:val="%4."/>
+      <w:lvlJc w:val="left"/>
+      <w:pPr>
+        <w:ind w:left="2880" w:hanging="360"/>
+      </w:pPr>
+    </w:lvl>
+    <w:lvl w:ilvl="4" w:tplc="04180019" w:tentative="1">
+      <w:start w:val="1"/>
+      <w:numFmt w:val="lowerLetter"/>
+      <w:lvlText w:val="%5."/>
+      <w:lvlJc w:val="left"/>
+      <w:pPr>
+        <w:ind w:left="3600" w:hanging="360"/>
+      </w:pPr>
+    </w:lvl>
+    <w:lvl w:ilvl="5" w:tplc="0418001B" w:tentative="1">
+      <w:start w:val="1"/>
+      <w:numFmt w:val="lowerRoman"/>
+      <w:lvlText w:val="%6."/>
+      <w:lvlJc w:val="right"/>
+      <w:pPr>
+        <w:ind w:left="4320" w:hanging="180"/>
+      </w:pPr>
+    </w:lvl>
+    <w:lvl w:ilvl="6" w:tplc="0418000F" w:tentative="1">
+      <w:start w:val="1"/>
+      <w:numFmt w:val="decimal"/>
+      <w:lvlText w:val="%7."/>
+      <w:lvlJc w:val="left"/>
+      <w:pPr>
+        <w:ind w:left="5040" w:hanging="360"/>
+      </w:pPr>
+    </w:lvl>
+    <w:lvl w:ilvl="7" w:tplc="04180019" w:tentative="1">
+      <w:start w:val="1"/>
+      <w:numFmt w:val="lowerLetter"/>
+      <w:lvlText w:val="%8."/>
+      <w:lvlJc w:val="left"/>
+      <w:pPr>
+        <w:ind w:left="5760" w:hanging="360"/>
+      </w:pPr>
+    </w:lvl>
+    <w:lvl w:ilvl="8" w:tplc="0418001B" w:tentative="1">
+      <w:start w:val="1"/>
+      <w:numFmt w:val="lowerRoman"/>
+      <w:lvlText w:val="%9."/>
+      <w:lvlJc w:val="right"/>
+      <w:pPr>
+        <w:ind w:left="6480" w:hanging="180"/>
+      </w:pPr>
+    </w:lvl>
+  </w:abstractNum>
+  <w:abstractNum w:abstractNumId="19" w15:restartNumberingAfterBreak="0">
+    <w:nsid w:val="55EA3C3B"/>
+    <w:multiLevelType w:val="hybridMultilevel"/>
+    <w:tmpl w:val="F4FABE18"/>
+    <w:lvl w:ilvl="0" w:tplc="04180015">
+      <w:start w:val="1"/>
+      <w:numFmt w:val="upperLetter"/>
+      <w:lvlText w:val="%1."/>
+      <w:lvlJc w:val="left"/>
+      <w:pPr>
+        <w:ind w:left="720" w:hanging="360"/>
+      </w:pPr>
+      <w:rPr>
+        <w:rFonts w:hint="default"/>
+      </w:rPr>
+    </w:lvl>
+    <w:lvl w:ilvl="1" w:tplc="04180019" w:tentative="1">
+      <w:start w:val="1"/>
+      <w:numFmt w:val="lowerLetter"/>
+      <w:lvlText w:val="%2."/>
+      <w:lvlJc w:val="left"/>
+      <w:pPr>
+        <w:ind w:left="1440" w:hanging="360"/>
+      </w:pPr>
+    </w:lvl>
+    <w:lvl w:ilvl="2" w:tplc="0418001B" w:tentative="1">
+      <w:start w:val="1"/>
+      <w:numFmt w:val="lowerRoman"/>
+      <w:lvlText w:val="%3."/>
+      <w:lvlJc w:val="right"/>
+      <w:pPr>
+        <w:ind w:left="2160" w:hanging="180"/>
+      </w:pPr>
+    </w:lvl>
+    <w:lvl w:ilvl="3" w:tplc="0418000F" w:tentative="1">
+      <w:start w:val="1"/>
+      <w:numFmt w:val="decimal"/>
+      <w:lvlText w:val="%4."/>
+      <w:lvlJc w:val="left"/>
+      <w:pPr>
+        <w:ind w:left="2880" w:hanging="360"/>
+      </w:pPr>
+    </w:lvl>
+    <w:lvl w:ilvl="4" w:tplc="04180019" w:tentative="1">
+      <w:start w:val="1"/>
+      <w:numFmt w:val="lowerLetter"/>
+      <w:lvlText w:val="%5."/>
+      <w:lvlJc w:val="left"/>
+      <w:pPr>
+        <w:ind w:left="3600" w:hanging="360"/>
+      </w:pPr>
+    </w:lvl>
+    <w:lvl w:ilvl="5" w:tplc="0418001B" w:tentative="1">
+      <w:start w:val="1"/>
+      <w:numFmt w:val="lowerRoman"/>
+      <w:lvlText w:val="%6."/>
+      <w:lvlJc w:val="right"/>
+      <w:pPr>
+        <w:ind w:left="4320" w:hanging="180"/>
+      </w:pPr>
+    </w:lvl>
+    <w:lvl w:ilvl="6" w:tplc="0418000F" w:tentative="1">
+      <w:start w:val="1"/>
+      <w:numFmt w:val="decimal"/>
+      <w:lvlText w:val="%7."/>
+      <w:lvlJc w:val="left"/>
+      <w:pPr>
+        <w:ind w:left="5040" w:hanging="360"/>
+      </w:pPr>
+    </w:lvl>
+    <w:lvl w:ilvl="7" w:tplc="04180019" w:tentative="1">
+      <w:start w:val="1"/>
+      <w:numFmt w:val="lowerLetter"/>
+      <w:lvlText w:val="%8."/>
+      <w:lvlJc w:val="left"/>
+      <w:pPr>
+        <w:ind w:left="5760" w:hanging="360"/>
+      </w:pPr>
+    </w:lvl>
+    <w:lvl w:ilvl="8" w:tplc="0418001B" w:tentative="1">
+      <w:start w:val="1"/>
+      <w:numFmt w:val="lowerRoman"/>
+      <w:lvlText w:val="%9."/>
+      <w:lvlJc w:val="right"/>
+      <w:pPr>
+        <w:ind w:left="6480" w:hanging="180"/>
+      </w:pPr>
+    </w:lvl>
+  </w:abstractNum>
+  <w:abstractNum w:abstractNumId="20" w15:restartNumberingAfterBreak="0">
+    <w:nsid w:val="5AC91A62"/>
+    <w:multiLevelType w:val="hybridMultilevel"/>
+    <w:tmpl w:val="C31CA328"/>
+    <w:lvl w:ilvl="0" w:tplc="04180001">
+      <w:start w:val="1"/>
+      <w:numFmt w:val="bullet"/>
+      <w:lvlText w:val=""/>
+      <w:lvlJc w:val="left"/>
+      <w:pPr>
+        <w:ind w:left="720" w:hanging="360"/>
+      </w:pPr>
+      <w:rPr>
+        <w:rFonts w:ascii="Symbol" w:hAnsi="Symbol" w:hint="default"/>
+      </w:rPr>
+    </w:lvl>
+    <w:lvl w:ilvl="1" w:tplc="04180003" w:tentative="1">
+      <w:start w:val="1"/>
+      <w:numFmt w:val="bullet"/>
+      <w:lvlText w:val="o"/>
+      <w:lvlJc w:val="left"/>
+      <w:pPr>
+        <w:ind w:left="1440" w:hanging="360"/>
+      </w:pPr>
+      <w:rPr>
+        <w:rFonts w:ascii="Courier New" w:hAnsi="Courier New" w:cs="Courier New" w:hint="default"/>
+      </w:rPr>
+    </w:lvl>
+    <w:lvl w:ilvl="2" w:tplc="04180005" w:tentative="1">
+      <w:start w:val="1"/>
+      <w:numFmt w:val="bullet"/>
+      <w:lvlText w:val=""/>
+      <w:lvlJc w:val="left"/>
+      <w:pPr>
+        <w:ind w:left="2160" w:hanging="360"/>
+      </w:pPr>
+      <w:rPr>
+        <w:rFonts w:ascii="Wingdings" w:hAnsi="Wingdings" w:hint="default"/>
+      </w:rPr>
+    </w:lvl>
+    <w:lvl w:ilvl="3" w:tplc="04180001" w:tentative="1">
+      <w:start w:val="1"/>
+      <w:numFmt w:val="bullet"/>
+      <w:lvlText w:val=""/>
+      <w:lvlJc w:val="left"/>
+      <w:pPr>
+        <w:ind w:left="2880" w:hanging="360"/>
+      </w:pPr>
+      <w:rPr>
+        <w:rFonts w:ascii="Symbol" w:hAnsi="Symbol" w:hint="default"/>
+      </w:rPr>
+    </w:lvl>
+    <w:lvl w:ilvl="4" w:tplc="04180003" w:tentative="1">
+      <w:start w:val="1"/>
+      <w:numFmt w:val="bullet"/>
+      <w:lvlText w:val="o"/>
+      <w:lvlJc w:val="left"/>
+      <w:pPr>
+        <w:ind w:left="3600" w:hanging="360"/>
+      </w:pPr>
+      <w:rPr>
+        <w:rFonts w:ascii="Courier New" w:hAnsi="Courier New" w:cs="Courier New" w:hint="default"/>
+      </w:rPr>
+    </w:lvl>
+    <w:lvl w:ilvl="5" w:tplc="04180005" w:tentative="1">
+      <w:start w:val="1"/>
+      <w:numFmt w:val="bullet"/>
+      <w:lvlText w:val=""/>
+      <w:lvlJc w:val="left"/>
+      <w:pPr>
+        <w:ind w:left="4320" w:hanging="360"/>
+      </w:pPr>
+      <w:rPr>
+        <w:rFonts w:ascii="Wingdings" w:hAnsi="Wingdings" w:hint="default"/>
+      </w:rPr>
+    </w:lvl>
+    <w:lvl w:ilvl="6" w:tplc="04180001" w:tentative="1">
+      <w:start w:val="1"/>
+      <w:numFmt w:val="bullet"/>
+      <w:lvlText w:val=""/>
+      <w:lvlJc w:val="left"/>
+      <w:pPr>
+        <w:ind w:left="5040" w:hanging="360"/>
+      </w:pPr>
+      <w:rPr>
+        <w:rFonts w:ascii="Symbol" w:hAnsi="Symbol" w:hint="default"/>
+      </w:rPr>
+    </w:lvl>
+    <w:lvl w:ilvl="7" w:tplc="04180003" w:tentative="1">
+      <w:start w:val="1"/>
+      <w:numFmt w:val="bullet"/>
+      <w:lvlText w:val="o"/>
+      <w:lvlJc w:val="left"/>
+      <w:pPr>
+        <w:ind w:left="5760" w:hanging="360"/>
+      </w:pPr>
+      <w:rPr>
+        <w:rFonts w:ascii="Courier New" w:hAnsi="Courier New" w:cs="Courier New" w:hint="default"/>
+      </w:rPr>
+    </w:lvl>
+    <w:lvl w:ilvl="8" w:tplc="04180005" w:tentative="1">
+      <w:start w:val="1"/>
+      <w:numFmt w:val="bullet"/>
+      <w:lvlText w:val=""/>
+      <w:lvlJc w:val="left"/>
+      <w:pPr>
+        <w:ind w:left="6480" w:hanging="360"/>
+      </w:pPr>
+      <w:rPr>
+        <w:rFonts w:ascii="Wingdings" w:hAnsi="Wingdings" w:hint="default"/>
+      </w:rPr>
+    </w:lvl>
+  </w:abstractNum>
+  <w:abstractNum w:abstractNumId="21" w15:restartNumberingAfterBreak="0">
     <w:nsid w:val="5CEE65E0"/>
     <w:multiLevelType w:val="hybridMultilevel"/>
     <w:tmpl w:val="DBBEA3EA"/>
@@ -29774,7 +36932,7 @@
       </w:rPr>
     </w:lvl>
   </w:abstractNum>
-  <w:abstractNum w:abstractNumId="15" w15:restartNumberingAfterBreak="0">
+  <w:abstractNum w:abstractNumId="22" w15:restartNumberingAfterBreak="0">
     <w:nsid w:val="5DB11CDA"/>
     <w:multiLevelType w:val="hybridMultilevel"/>
     <w:tmpl w:val="8042FDEA"/>
@@ -29887,7 +37045,7 @@
       </w:rPr>
     </w:lvl>
   </w:abstractNum>
-  <w:abstractNum w:abstractNumId="16" w15:restartNumberingAfterBreak="0">
+  <w:abstractNum w:abstractNumId="23" w15:restartNumberingAfterBreak="0">
     <w:nsid w:val="5E645EDC"/>
     <w:multiLevelType w:val="hybridMultilevel"/>
     <w:tmpl w:val="CC94D87E"/>
@@ -29976,7 +37134,7 @@
       </w:pPr>
     </w:lvl>
   </w:abstractNum>
-  <w:abstractNum w:abstractNumId="17" w15:restartNumberingAfterBreak="0">
+  <w:abstractNum w:abstractNumId="24" w15:restartNumberingAfterBreak="0">
     <w:nsid w:val="666F75B6"/>
     <w:multiLevelType w:val="hybridMultilevel"/>
     <w:tmpl w:val="F104EFD8"/>
@@ -30065,7 +37223,7 @@
       </w:pPr>
     </w:lvl>
   </w:abstractNum>
-  <w:abstractNum w:abstractNumId="18" w15:restartNumberingAfterBreak="0">
+  <w:abstractNum w:abstractNumId="25" w15:restartNumberingAfterBreak="0">
     <w:nsid w:val="6D120E99"/>
     <w:multiLevelType w:val="hybridMultilevel"/>
     <w:tmpl w:val="232A4C6A"/>
@@ -30154,14 +37312,128 @@
       </w:pPr>
     </w:lvl>
   </w:abstractNum>
-  <w:abstractNum w:abstractNumId="19" w15:restartNumberingAfterBreak="0">
-    <w:nsid w:val="7CCA155E"/>
+  <w:abstractNum w:abstractNumId="26" w15:restartNumberingAfterBreak="0">
+    <w:nsid w:val="716C0200"/>
     <w:multiLevelType w:val="hybridMultilevel"/>
-    <w:tmpl w:val="3E5CD22C"/>
-    <w:lvl w:ilvl="0" w:tplc="43D22894">
-      <w:start w:val="2"/>
+    <w:tmpl w:val="B74C8202"/>
+    <w:lvl w:ilvl="0" w:tplc="94FABA4E">
+      <w:start w:val="1"/>
+      <w:numFmt w:val="bullet"/>
+      <w:lvlText w:val="-"/>
+      <w:lvlJc w:val="left"/>
+      <w:pPr>
+        <w:ind w:left="720" w:hanging="360"/>
+      </w:pPr>
+      <w:rPr>
+        <w:rFonts w:ascii="Arial" w:eastAsiaTheme="minorHAnsi" w:hAnsi="Arial" w:cs="Arial" w:hint="default"/>
+        <w:sz w:val="22"/>
+      </w:rPr>
+    </w:lvl>
+    <w:lvl w:ilvl="1" w:tplc="04180003" w:tentative="1">
+      <w:start w:val="1"/>
+      <w:numFmt w:val="bullet"/>
+      <w:lvlText w:val="o"/>
+      <w:lvlJc w:val="left"/>
+      <w:pPr>
+        <w:ind w:left="1440" w:hanging="360"/>
+      </w:pPr>
+      <w:rPr>
+        <w:rFonts w:ascii="Courier New" w:hAnsi="Courier New" w:cs="Courier New" w:hint="default"/>
+      </w:rPr>
+    </w:lvl>
+    <w:lvl w:ilvl="2" w:tplc="04180005" w:tentative="1">
+      <w:start w:val="1"/>
+      <w:numFmt w:val="bullet"/>
+      <w:lvlText w:val=""/>
+      <w:lvlJc w:val="left"/>
+      <w:pPr>
+        <w:ind w:left="2160" w:hanging="360"/>
+      </w:pPr>
+      <w:rPr>
+        <w:rFonts w:ascii="Wingdings" w:hAnsi="Wingdings" w:hint="default"/>
+      </w:rPr>
+    </w:lvl>
+    <w:lvl w:ilvl="3" w:tplc="04180001" w:tentative="1">
+      <w:start w:val="1"/>
+      <w:numFmt w:val="bullet"/>
+      <w:lvlText w:val=""/>
+      <w:lvlJc w:val="left"/>
+      <w:pPr>
+        <w:ind w:left="2880" w:hanging="360"/>
+      </w:pPr>
+      <w:rPr>
+        <w:rFonts w:ascii="Symbol" w:hAnsi="Symbol" w:hint="default"/>
+      </w:rPr>
+    </w:lvl>
+    <w:lvl w:ilvl="4" w:tplc="04180003" w:tentative="1">
+      <w:start w:val="1"/>
+      <w:numFmt w:val="bullet"/>
+      <w:lvlText w:val="o"/>
+      <w:lvlJc w:val="left"/>
+      <w:pPr>
+        <w:ind w:left="3600" w:hanging="360"/>
+      </w:pPr>
+      <w:rPr>
+        <w:rFonts w:ascii="Courier New" w:hAnsi="Courier New" w:cs="Courier New" w:hint="default"/>
+      </w:rPr>
+    </w:lvl>
+    <w:lvl w:ilvl="5" w:tplc="04180005" w:tentative="1">
+      <w:start w:val="1"/>
+      <w:numFmt w:val="bullet"/>
+      <w:lvlText w:val=""/>
+      <w:lvlJc w:val="left"/>
+      <w:pPr>
+        <w:ind w:left="4320" w:hanging="360"/>
+      </w:pPr>
+      <w:rPr>
+        <w:rFonts w:ascii="Wingdings" w:hAnsi="Wingdings" w:hint="default"/>
+      </w:rPr>
+    </w:lvl>
+    <w:lvl w:ilvl="6" w:tplc="04180001" w:tentative="1">
+      <w:start w:val="1"/>
+      <w:numFmt w:val="bullet"/>
+      <w:lvlText w:val=""/>
+      <w:lvlJc w:val="left"/>
+      <w:pPr>
+        <w:ind w:left="5040" w:hanging="360"/>
+      </w:pPr>
+      <w:rPr>
+        <w:rFonts w:ascii="Symbol" w:hAnsi="Symbol" w:hint="default"/>
+      </w:rPr>
+    </w:lvl>
+    <w:lvl w:ilvl="7" w:tplc="04180003" w:tentative="1">
+      <w:start w:val="1"/>
+      <w:numFmt w:val="bullet"/>
+      <w:lvlText w:val="o"/>
+      <w:lvlJc w:val="left"/>
+      <w:pPr>
+        <w:ind w:left="5760" w:hanging="360"/>
+      </w:pPr>
+      <w:rPr>
+        <w:rFonts w:ascii="Courier New" w:hAnsi="Courier New" w:cs="Courier New" w:hint="default"/>
+      </w:rPr>
+    </w:lvl>
+    <w:lvl w:ilvl="8" w:tplc="04180005" w:tentative="1">
+      <w:start w:val="1"/>
+      <w:numFmt w:val="bullet"/>
+      <w:lvlText w:val=""/>
+      <w:lvlJc w:val="left"/>
+      <w:pPr>
+        <w:ind w:left="6480" w:hanging="360"/>
+      </w:pPr>
+      <w:rPr>
+        <w:rFonts w:ascii="Wingdings" w:hAnsi="Wingdings" w:hint="default"/>
+      </w:rPr>
+    </w:lvl>
+  </w:abstractNum>
+  <w:abstractNum w:abstractNumId="27" w15:restartNumberingAfterBreak="0">
+    <w:nsid w:val="754D566A"/>
+    <w:multiLevelType w:val="hybridMultilevel"/>
+    <w:tmpl w:val="67488A5A"/>
+    <w:lvl w:ilvl="0" w:tplc="0418000F">
+      <w:start w:val="1"/>
       <w:numFmt w:val="decimal"/>
-      <w:lvlText w:val="%1"/>
+      <w:lvlText w:val="%1."/>
       <w:lvlJc w:val="left"/>
       <w:pPr>
         <w:ind w:left="720" w:hanging="360"/>
@@ -30243,65 +37515,181 @@
       </w:pPr>
     </w:lvl>
   </w:abstractNum>
+  <w:abstractNum w:abstractNumId="28" w15:restartNumberingAfterBreak="0">
+    <w:nsid w:val="7CCA155E"/>
+    <w:multiLevelType w:val="hybridMultilevel"/>
+    <w:tmpl w:val="3E5CD22C"/>
+    <w:lvl w:ilvl="0" w:tplc="43D22894">
+      <w:start w:val="2"/>
+      <w:numFmt w:val="decimal"/>
+      <w:lvlText w:val="%1"/>
+      <w:lvlJc w:val="left"/>
+      <w:pPr>
+        <w:ind w:left="720" w:hanging="360"/>
+      </w:pPr>
+      <w:rPr>
+        <w:rFonts w:hint="default"/>
+      </w:rPr>
+    </w:lvl>
+    <w:lvl w:ilvl="1" w:tplc="04180019" w:tentative="1">
+      <w:start w:val="1"/>
+      <w:numFmt w:val="lowerLetter"/>
+      <w:lvlText w:val="%2."/>
+      <w:lvlJc w:val="left"/>
+      <w:pPr>
+        <w:ind w:left="1440" w:hanging="360"/>
+      </w:pPr>
+    </w:lvl>
+    <w:lvl w:ilvl="2" w:tplc="0418001B" w:tentative="1">
+      <w:start w:val="1"/>
+      <w:numFmt w:val="lowerRoman"/>
+      <w:lvlText w:val="%3."/>
+      <w:lvlJc w:val="right"/>
+      <w:pPr>
+        <w:ind w:left="2160" w:hanging="180"/>
+      </w:pPr>
+    </w:lvl>
+    <w:lvl w:ilvl="3" w:tplc="0418000F" w:tentative="1">
+      <w:start w:val="1"/>
+      <w:numFmt w:val="decimal"/>
+      <w:lvlText w:val="%4."/>
+      <w:lvlJc w:val="left"/>
+      <w:pPr>
+        <w:ind w:left="2880" w:hanging="360"/>
+      </w:pPr>
+    </w:lvl>
+    <w:lvl w:ilvl="4" w:tplc="04180019" w:tentative="1">
+      <w:start w:val="1"/>
+      <w:numFmt w:val="lowerLetter"/>
+      <w:lvlText w:val="%5."/>
+      <w:lvlJc w:val="left"/>
+      <w:pPr>
+        <w:ind w:left="3600" w:hanging="360"/>
+      </w:pPr>
+    </w:lvl>
+    <w:lvl w:ilvl="5" w:tplc="0418001B" w:tentative="1">
+      <w:start w:val="1"/>
+      <w:numFmt w:val="lowerRoman"/>
+      <w:lvlText w:val="%6."/>
+      <w:lvlJc w:val="right"/>
+      <w:pPr>
+        <w:ind w:left="4320" w:hanging="180"/>
+      </w:pPr>
+    </w:lvl>
+    <w:lvl w:ilvl="6" w:tplc="0418000F" w:tentative="1">
+      <w:start w:val="1"/>
+      <w:numFmt w:val="decimal"/>
+      <w:lvlText w:val="%7."/>
+      <w:lvlJc w:val="left"/>
+      <w:pPr>
+        <w:ind w:left="5040" w:hanging="360"/>
+      </w:pPr>
+    </w:lvl>
+    <w:lvl w:ilvl="7" w:tplc="04180019" w:tentative="1">
+      <w:start w:val="1"/>
+      <w:numFmt w:val="lowerLetter"/>
+      <w:lvlText w:val="%8."/>
+      <w:lvlJc w:val="left"/>
+      <w:pPr>
+        <w:ind w:left="5760" w:hanging="360"/>
+      </w:pPr>
+    </w:lvl>
+    <w:lvl w:ilvl="8" w:tplc="0418001B" w:tentative="1">
+      <w:start w:val="1"/>
+      <w:numFmt w:val="lowerRoman"/>
+      <w:lvlText w:val="%9."/>
+      <w:lvlJc w:val="right"/>
+      <w:pPr>
+        <w:ind w:left="6480" w:hanging="180"/>
+      </w:pPr>
+    </w:lvl>
+  </w:abstractNum>
   <w:num w:numId="1">
-    <w:abstractNumId w:val="5"/>
+    <w:abstractNumId w:val="9"/>
   </w:num>
   <w:num w:numId="2">
+    <w:abstractNumId w:val="15"/>
+  </w:num>
+  <w:num w:numId="3">
+    <w:abstractNumId w:val="25"/>
+  </w:num>
+  <w:num w:numId="4">
+    <w:abstractNumId w:val="14"/>
+  </w:num>
+  <w:num w:numId="5">
     <w:abstractNumId w:val="10"/>
   </w:num>
-  <w:num w:numId="3">
-    <w:abstractNumId w:val="18"/>
-  </w:num>
-  <w:num w:numId="4">
-    <w:abstractNumId w:val="9"/>
-  </w:num>
-  <w:num w:numId="5">
-    <w:abstractNumId w:val="6"/>
-  </w:num>
   <w:num w:numId="6">
-    <w:abstractNumId w:val="13"/>
+    <w:abstractNumId w:val="19"/>
   </w:num>
   <w:num w:numId="7">
-    <w:abstractNumId w:val="11"/>
+    <w:abstractNumId w:val="16"/>
   </w:num>
   <w:num w:numId="8">
     <w:abstractNumId w:val="1"/>
   </w:num>
   <w:num w:numId="9">
-    <w:abstractNumId w:val="15"/>
+    <w:abstractNumId w:val="22"/>
   </w:num>
   <w:num w:numId="10">
+    <w:abstractNumId w:val="13"/>
+  </w:num>
+  <w:num w:numId="11">
     <w:abstractNumId w:val="8"/>
   </w:num>
-  <w:num w:numId="11">
-    <w:abstractNumId w:val="4"/>
-  </w:num>
   <w:num w:numId="12">
-    <w:abstractNumId w:val="17"/>
+    <w:abstractNumId w:val="24"/>
   </w:num>
   <w:num w:numId="13">
-    <w:abstractNumId w:val="14"/>
+    <w:abstractNumId w:val="21"/>
   </w:num>
   <w:num w:numId="14">
-    <w:abstractNumId w:val="19"/>
+    <w:abstractNumId w:val="28"/>
   </w:num>
   <w:num w:numId="15">
-    <w:abstractNumId w:val="7"/>
+    <w:abstractNumId w:val="11"/>
   </w:num>
   <w:num w:numId="16">
-    <w:abstractNumId w:val="16"/>
+    <w:abstractNumId w:val="23"/>
   </w:num>
   <w:num w:numId="17">
     <w:abstractNumId w:val="0"/>
   </w:num>
   <w:num w:numId="18">
-    <w:abstractNumId w:val="12"/>
+    <w:abstractNumId w:val="18"/>
   </w:num>
   <w:num w:numId="19">
     <w:abstractNumId w:val="2"/>
   </w:num>
   <w:num w:numId="20">
     <w:abstractNumId w:val="3"/>
+  </w:num>
+  <w:num w:numId="21">
+    <w:abstractNumId w:val="5"/>
+  </w:num>
+  <w:num w:numId="22">
+    <w:abstractNumId w:val="6"/>
+  </w:num>
+  <w:num w:numId="23">
+    <w:abstractNumId w:val="20"/>
+  </w:num>
+  <w:num w:numId="24">
+    <w:abstractNumId w:val="7"/>
+  </w:num>
+  <w:num w:numId="25">
+    <w:abstractNumId w:val="26"/>
+  </w:num>
+  <w:num w:numId="26">
+    <w:abstractNumId w:val="4"/>
+  </w:num>
+  <w:num w:numId="27">
+    <w:abstractNumId w:val="12"/>
+  </w:num>
+  <w:num w:numId="28">
+    <w:abstractNumId w:val="27"/>
+  </w:num>
+  <w:num w:numId="29">
+    <w:abstractNumId w:val="17"/>
   </w:num>
 </w:numbering>
 </file>
@@ -30839,6 +38227,40 @@
       <w:lang w:eastAsia="ro-RO"/>
     </w:rPr>
   </w:style>
+  <w:style w:type="character" w:styleId="Hyperlink">
+    <w:name w:val="Hyperlink"/>
+    <w:basedOn w:val="DefaultParagraphFont"/>
+    <w:uiPriority w:val="99"/>
+    <w:unhideWhenUsed/>
+    <w:rsid w:val="00814F52"/>
+    <w:rPr>
+      <w:color w:val="0000FF"/>
+      <w:u w:val="single"/>
+    </w:rPr>
+  </w:style>
+  <w:style w:type="character" w:styleId="Strong">
+    <w:name w:val="Strong"/>
+    <w:basedOn w:val="DefaultParagraphFont"/>
+    <w:uiPriority w:val="22"/>
+    <w:qFormat/>
+    <w:rsid w:val="003712CF"/>
+    <w:rPr>
+      <w:b/>
+      <w:bCs/>
+    </w:rPr>
+  </w:style>
+  <w:style w:type="character" w:styleId="UnresolvedMention">
+    <w:name w:val="Unresolved Mention"/>
+    <w:basedOn w:val="DefaultParagraphFont"/>
+    <w:uiPriority w:val="99"/>
+    <w:semiHidden/>
+    <w:unhideWhenUsed/>
+    <w:rsid w:val="00E54844"/>
+    <w:rPr>
+      <w:color w:val="605E5C"/>
+      <w:shd w:val="clear" w:color="auto" w:fill="E1DFDD"/>
+    </w:rPr>
+  </w:style>
 </w:styles>
 </file>
 
